--- a/eng/docx/50.content.docx
+++ b/eng/docx/50.content.docx
@@ -7,6 +7,15 @@
       <w:r/>
     </w:p>
     <w:p>
+      <w:pPr>
+        <w:pStyle w:val="Heading2"/>
+      </w:pPr>
+      <w:r>
+        <w:t>Resource: Study Notes (Tyndale)</w:t>
+      </w:r>
+      <w:r/>
+    </w:p>
+    <w:p>
       <w:r/>
       <w:r>
         <w:rPr>
@@ -46,7 +55,7 @@
         <w:pStyle w:val="Heading1"/>
       </w:pPr>
       <w:r>
-        <w:t>Aquifer Open Study Notes</w:t>
+        <w:t>Study Notes (Tyndale)</w:t>
       </w:r>
     </w:p>
     <w:p>
@@ -55,6 +64,51 @@
           <w:headerReference w:type="even" r:id="rId8"/>
           <w:headerReference w:type="default" r:id="rId9"/>
           <w:footerReference w:type="default" r:id="rId10"/>
+          <w:footnotePr>
+            <w:numRestart w:val="eachSect"/>
+          </w:footnotePr>
+          <w:type w:val="continuous"/>
+          <w:pgSz w:w="12240" w:h="15840" w:code="1"/>
+          <w:pgMar w:top="1440" w:right="1440" w:bottom="1440" w:left="1440" w:header="504" w:footer="504" w:gutter="0"/>
+          <w:cols w:space="708"/>
+          <w:titlePg/>
+          <w:docGrid w:linePitch="360"/>
+        </w:sectPr>
+      </w:pPr>
+    </w:p>
+    <w:p>
+      <w:r/>
+    </w:p>
+    <w:p>
+      <w:pPr>
+        <w:pStyle w:val="Heading2"/>
+      </w:pPr>
+      <w:r>
+        <w:t>PHP</w:t>
+      </w:r>
+      <w:r/>
+    </w:p>
+    <w:p>
+      <w:r/>
+      <w:r>
+        <w:rPr>
+          <w:i/>
+        </w:rPr>
+        <w:t>Philippians 1:1, Philippians 1:1–2, Philippians 1:2, Philippians 1:3–11, Philippians 1:4–6, Philippians 1:5, Philippians 1:6, Philippians 1:7, Philippians 1:9–10, Philippians 1:11, Philippians 1:12, Philippians 1:12–19, Philippians 1:13, Philippians 1:14, Philippians 1:15–18, Philippians 1:19, Philippians 1:21, Philippians 1:23, Philippians 1:25, Philippians 1:27, Philippians 1:27–30, Philippians 1:28, Philippians 1:29, Philippians 1:30, Philippians 2:1–2, Philippians 2:1–11, Philippians 2:3–4, Philippians 2:6, Philippians 2:6–11, Philippians 2:7, Philippians 2:8, Philippians 2:9, Philippians 2:10–11, Philippians 2:12, Philippians 2:12–18, Philippians 2:13, Philippians 2:14, Philippians 2:15, Philippians 2:16, Philippians 2:17–18, Philippians 2:19–24, Philippians 2:23, Philippians 2:24, Philippians 2:25–30, Philippians 2:27, Philippians 2:29–30, Philippians 3:1, Philippians 3:2, Philippians 3:2–11, Philippians 3:3, Philippians 3:4, Philippians 3:5, Philippians 3:5–6, Philippians 3:6, Philippians 3:7–8, Philippians 3:9, Philippians 3:10, Philippians 3:11, Philippians 3:12–4.1, Philippians 3:13–14, Philippians 3:15, Philippians 3:16, Philippians 3:17, Philippians 3:18, Philippians 3:19, Philippians 3:20, Philippians 3:21, Philippians 4:1, Philippians 4:2, Philippians 4:2–9, Philippians 4:3, Philippians 4:4, Philippians 4:4–6, Philippians 4:5, Philippians 4:6, Philippians 4:7, Philippians 4:8, Philippians 4:9, Philippians 4:10, Philippians 4:10–20, Philippians 4:11–12, Philippians 4:13, Philippians 4:14, Philippians 4:15, Philippians 4:16, Philippians 4:17, Philippians 4:18, Philippians 4:20, Philippians 4:22, Philippians 4:23</w:t>
+      </w:r>
+      <w:r/>
+    </w:p>
+    <w:p>
+      <w:r/>
+      <w:r>
+        <w:t xml:space="preserve"> </w:t>
+      </w:r>
+      <w:r/>
+      <w:r/>
+    </w:p>
+    <w:p>
+      <w:pPr>
+        <w:sectPr>
           <w:footnotePr>
             <w:numRestart w:val="eachSect"/>
           </w:footnotePr>

--- a/eng/docx/50.content.docx
+++ b/eng/docx/50.content.docx
@@ -163,13 +163,6 @@
         <w:rPr>
           <w:lang w:val="en_US" w:bidi="en_US"/>
         </w:rPr>
-      </w:r>
-      <w:r>
-        <w:rPr>
-          <w:i/>
-          <w:lang w:val="en_US" w:bidi="en_US"/>
-        </w:rPr>
-        <w:t>Philippians 1:1, Philippians 1:1–2, Philippians 1:2, Philippians 1:3–11, Philippians 1:4–6, Philippians 1:5, Philippians 1:6, Philippians 1:7, Philippians 1:9–10, Philippians 1:11, Philippians 1:12, Philippians 1:12–19, Philippians 1:13, Philippians 1:14, Philippians 1:15–18, Philippians 1:19, Philippians 1:21, Philippians 1:23, Philippians 1:25, Philippians 1:27, Philippians 1:27–30, Philippians 1:28, Philippians 1:29, Philippians 1:30, Philippians 2:1–2, Philippians 2:1–11, Philippians 2:3–4, Philippians 2:6, Philippians 2:6–11, Philippians 2:7, Philippians 2:8, Philippians 2:9, Philippians 2:10–11, Philippians 2:12, Philippians 2:12–18, Philippians 2:13, Philippians 2:14, Philippians 2:15, Philippians 2:16, Philippians 2:17–18, Philippians 2:19–24, Philippians 2:23, Philippians 2:24, Philippians 2:25–30, Philippians 2:27, Philippians 2:29–30, Philippians 3:1, Philippians 3:2, Philippians 3:2–11, Philippians 3:3, Philippians 3:4, Philippians 3:5, Philippians 3:5–6, Philippians 3:6, Philippians 3:7–8, Philippians 3:9, Philippians 3:10, Philippians 3:11, Philippians 3:12–4.1, Philippians 3:13–14, Philippians 3:15, Philippians 3:16, Philippians 3:17, Philippians 3:18, Philippians 3:19, Philippians 3:20, Philippians 3:21, Philippians 4:1, Philippians 4:2, Philippians 4:2–9, Philippians 4:3, Philippians 4:4, Philippians 4:4–6, Philippians 4:5, Philippians 4:6, Philippians 4:7, Philippians 4:8, Philippians 4:9, Philippians 4:10, Philippians 4:10–20, Philippians 4:11–12, Philippians 4:13, Philippians 4:14, Philippians 4:15, Philippians 4:16, Philippians 4:17, Philippians 4:18, Philippians 4:20, Philippians 4:22, Philippians 4:23</w:t>
       </w:r>
       <w:r>
         <w:rPr>

--- a/eng/docx/50.content.docx
+++ b/eng/docx/50.content.docx
@@ -150,19 +150,6 @@
           <w:lang w:val="en_US" w:bidi="en_US"/>
         </w:rPr>
         <w:t>PHP</w:t>
-      </w:r>
-      <w:r>
-        <w:rPr>
-          <w:lang w:val="en_US" w:bidi="en_US"/>
-        </w:rPr>
-      </w:r>
-    </w:p>
-    <w:p>
-      <w:pPr/>
-      <w:r>
-        <w:rPr>
-          <w:lang w:val="en_US" w:bidi="en_US"/>
-        </w:rPr>
       </w:r>
       <w:r>
         <w:rPr>

--- a/eng/docx/50.content.docx
+++ b/eng/docx/50.content.docx
@@ -19,7 +19,7 @@
         <w:rPr>
           <w:lang w:val="en_US" w:bidi="en_US"/>
         </w:rPr>
-        <w:t>Resource: Study Notes (Tyndale)</w:t>
+        <w:t>Resource: Tyndale Open Study Notes</w:t>
       </w:r>
       <w:r>
         <w:rPr>
@@ -112,7 +112,7 @@
         <w:rPr>
           <w:lang w:val="en_US" w:bidi="en_US"/>
         </w:rPr>
-        <w:t>Study Notes (Tyndale)</w:t>
+        <w:t>Tyndale Open Study Notes</w:t>
       </w:r>
     </w:p>
     <w:p>

--- a/eng/docx/50.content.docx
+++ b/eng/docx/50.content.docx
@@ -19,7 +19,7 @@
         <w:rPr>
           <w:lang w:val="en_US" w:bidi="en_US"/>
         </w:rPr>
-        <w:t>Resource: Tyndale Open Study Notes</w:t>
+        <w:t>Resource: Aquifer Open Study Notes</w:t>
       </w:r>
       <w:r>
         <w:rPr>
@@ -112,7 +112,7 @@
         <w:rPr>
           <w:lang w:val="en_US" w:bidi="en_US"/>
         </w:rPr>
-        <w:t>Tyndale Open Study Notes</w:t>
+        <w:t>Aquifer Open Study Notes</w:t>
       </w:r>
     </w:p>
     <w:p>

--- a/eng/docx/50.content.docx
+++ b/eng/docx/50.content.docx
@@ -352,18 +352,12 @@
         </w:rPr>
         <w:t xml:space="preserve">: Paul and Timothy belonged entirely to Christ and were fully devoted to his service (see </w:t>
       </w:r>
-      <w:hyperlink r:id="rId13">
-        <w:r>
-          <w:rPr>
-            <w:lang w:val="en_US" w:bidi="en_US"/>
-          </w:rPr>
-          <w:rPr>
-            <w:color w:val="0000EE"/>
-            <w:u w:val="single"/>
-          </w:rPr>
-          <w:t>Philippians 2:20–21</w:t>
-        </w:r>
-      </w:hyperlink>
+      <w:r>
+        <w:rPr>
+          <w:lang w:val="en_US" w:bidi="en_US"/>
+        </w:rPr>
+        <w:t>Philippians 2:20–21</w:t>
+      </w:r>
       <w:r>
         <w:rPr>
           <w:lang w:val="en_US" w:bidi="en_US"/>
@@ -388,90 +382,60 @@
         </w:rPr>
         <w:t xml:space="preserve">God's holy people are made holy in God's sight by Christ's redeeming work (see </w:t>
       </w:r>
-      <w:hyperlink r:id="rId14">
-        <w:r>
-          <w:rPr>
-            <w:lang w:val="en_US" w:bidi="en_US"/>
-          </w:rPr>
-          <w:rPr>
-            <w:color w:val="0000EE"/>
-            <w:u w:val="single"/>
-          </w:rPr>
-          <w:t>Ephesians 1:4</w:t>
-        </w:r>
-      </w:hyperlink>
+      <w:r>
+        <w:rPr>
+          <w:lang w:val="en_US" w:bidi="en_US"/>
+        </w:rPr>
+        <w:t>Ephesians 1:4</w:t>
+      </w:r>
       <w:r>
         <w:rPr>
           <w:lang w:val="en_US" w:bidi="en_US"/>
         </w:rPr>
         <w:t xml:space="preserve">, </w:t>
       </w:r>
-      <w:hyperlink r:id="rId15">
-        <w:r>
-          <w:rPr>
-            <w:lang w:val="en_US" w:bidi="en_US"/>
-          </w:rPr>
-          <w:rPr>
-            <w:color w:val="0000EE"/>
-            <w:u w:val="single"/>
-          </w:rPr>
-          <w:t>7</w:t>
-        </w:r>
-      </w:hyperlink>
+      <w:r>
+        <w:rPr>
+          <w:lang w:val="en_US" w:bidi="en_US"/>
+        </w:rPr>
+        <w:t>7</w:t>
+      </w:r>
       <w:r>
         <w:rPr>
           <w:lang w:val="en_US" w:bidi="en_US"/>
         </w:rPr>
         <w:t xml:space="preserve">; </w:t>
       </w:r>
-      <w:hyperlink r:id="rId16">
-        <w:r>
-          <w:rPr>
-            <w:lang w:val="en_US" w:bidi="en_US"/>
-          </w:rPr>
-          <w:rPr>
-            <w:color w:val="0000EE"/>
-            <w:u w:val="single"/>
-          </w:rPr>
-          <w:t>5:25–27</w:t>
-        </w:r>
-      </w:hyperlink>
+      <w:r>
+        <w:rPr>
+          <w:lang w:val="en_US" w:bidi="en_US"/>
+        </w:rPr>
+        <w:t>5:25–27</w:t>
+      </w:r>
       <w:r>
         <w:rPr>
           <w:lang w:val="en_US" w:bidi="en_US"/>
         </w:rPr>
         <w:t xml:space="preserve">; </w:t>
       </w:r>
-      <w:hyperlink r:id="rId17">
-        <w:r>
-          <w:rPr>
-            <w:lang w:val="en_US" w:bidi="en_US"/>
-          </w:rPr>
-          <w:rPr>
-            <w:color w:val="0000EE"/>
-            <w:u w:val="single"/>
-          </w:rPr>
-          <w:t>Colossians 1:22</w:t>
-        </w:r>
-      </w:hyperlink>
+      <w:r>
+        <w:rPr>
+          <w:lang w:val="en_US" w:bidi="en_US"/>
+        </w:rPr>
+        <w:t>Colossians 1:22</w:t>
+      </w:r>
       <w:r>
         <w:rPr>
           <w:lang w:val="en_US" w:bidi="en_US"/>
         </w:rPr>
         <w:t xml:space="preserve">). They are being made holy by the transforming work of the Holy Spirit in their lives (compare </w:t>
       </w:r>
-      <w:hyperlink r:id="rId18">
-        <w:r>
-          <w:rPr>
-            <w:lang w:val="en_US" w:bidi="en_US"/>
-          </w:rPr>
-          <w:rPr>
-            <w:color w:val="0000EE"/>
-            <w:u w:val="single"/>
-          </w:rPr>
-          <w:t>Philippians 4:21</w:t>
-        </w:r>
-      </w:hyperlink>
+      <w:r>
+        <w:rPr>
+          <w:lang w:val="en_US" w:bidi="en_US"/>
+        </w:rPr>
+        <w:t>Philippians 4:21</w:t>
+      </w:r>
       <w:r>
         <w:rPr>
           <w:lang w:val="en_US" w:bidi="en_US"/>
@@ -496,18 +460,12 @@
         </w:rPr>
         <w:t xml:space="preserve">Philippi was a Roman colony in the province of Macedonia. The church in Philippi was the first Christian community in Greece (see </w:t>
       </w:r>
-      <w:hyperlink r:id="rId19">
-        <w:r>
-          <w:rPr>
-            <w:lang w:val="en_US" w:bidi="en_US"/>
-          </w:rPr>
-          <w:rPr>
-            <w:color w:val="0000EE"/>
-            <w:u w:val="single"/>
-          </w:rPr>
-          <w:t>Acts 16:11–40</w:t>
-        </w:r>
-      </w:hyperlink>
+      <w:r>
+        <w:rPr>
+          <w:lang w:val="en_US" w:bidi="en_US"/>
+        </w:rPr>
+        <w:t>Acts 16:11–40</w:t>
+      </w:r>
       <w:r>
         <w:rPr>
           <w:lang w:val="en_US" w:bidi="en_US"/>
@@ -532,36 +490,24 @@
         </w:rPr>
         <w:t xml:space="preserve">In the early church, church leaders provided spiritual guidance, while deacons attended to practical matters (see </w:t>
       </w:r>
-      <w:hyperlink r:id="rId20">
-        <w:r>
-          <w:rPr>
-            <w:lang w:val="en_US" w:bidi="en_US"/>
-          </w:rPr>
-          <w:rPr>
-            <w:color w:val="0000EE"/>
-            <w:u w:val="single"/>
-          </w:rPr>
-          <w:t>1 Timothy 3:1–13</w:t>
-        </w:r>
-      </w:hyperlink>
+      <w:r>
+        <w:rPr>
+          <w:lang w:val="en_US" w:bidi="en_US"/>
+        </w:rPr>
+        <w:t>1 Timothy 3:1–13</w:t>
+      </w:r>
       <w:r>
         <w:rPr>
           <w:lang w:val="en_US" w:bidi="en_US"/>
         </w:rPr>
         <w:t xml:space="preserve">). There were no professional pastors or priests like there are today (compare </w:t>
       </w:r>
-      <w:hyperlink r:id="rId21">
-        <w:r>
-          <w:rPr>
-            <w:lang w:val="en_US" w:bidi="en_US"/>
-          </w:rPr>
-          <w:rPr>
-            <w:color w:val="0000EE"/>
-            <w:u w:val="single"/>
-          </w:rPr>
-          <w:t>1 Corinthians 14:26–31</w:t>
-        </w:r>
-      </w:hyperlink>
+      <w:r>
+        <w:rPr>
+          <w:lang w:val="en_US" w:bidi="en_US"/>
+        </w:rPr>
+        <w:t>1 Corinthians 14:26–31</w:t>
+      </w:r>
       <w:r>
         <w:rPr>
           <w:lang w:val="en_US" w:bidi="en_US"/>
@@ -664,36 +610,24 @@
         </w:rPr>
         <w:t xml:space="preserve">Grace is the kindness and blessing God gives, even though people do not deserve it. Peace means deep well-being and calmness that come from the good news about Jesus and are produced by the Holy Spirit (see </w:t>
       </w:r>
-      <w:hyperlink r:id="rId22">
-        <w:r>
-          <w:rPr>
-            <w:lang w:val="en_US" w:bidi="en_US"/>
-          </w:rPr>
-          <w:rPr>
-            <w:color w:val="0000EE"/>
-            <w:u w:val="single"/>
-          </w:rPr>
-          <w:t>Galatians 5:22</w:t>
-        </w:r>
-      </w:hyperlink>
+      <w:r>
+        <w:rPr>
+          <w:lang w:val="en_US" w:bidi="en_US"/>
+        </w:rPr>
+        <w:t>Galatians 5:22</w:t>
+      </w:r>
       <w:r>
         <w:rPr>
           <w:lang w:val="en_US" w:bidi="en_US"/>
         </w:rPr>
         <w:t xml:space="preserve">). Both grace and peace are gifts from God our Father and the Lord Jesus Christ (see </w:t>
       </w:r>
-      <w:hyperlink r:id="rId23">
-        <w:r>
-          <w:rPr>
-            <w:lang w:val="en_US" w:bidi="en_US"/>
-          </w:rPr>
-          <w:rPr>
-            <w:color w:val="0000EE"/>
-            <w:u w:val="single"/>
-          </w:rPr>
-          <w:t>Romans 5:1–2</w:t>
-        </w:r>
-      </w:hyperlink>
+      <w:r>
+        <w:rPr>
+          <w:lang w:val="en_US" w:bidi="en_US"/>
+        </w:rPr>
+        <w:t>Romans 5:1–2</w:t>
+      </w:r>
       <w:r>
         <w:rPr>
           <w:lang w:val="en_US" w:bidi="en_US"/>
@@ -844,18 +778,12 @@
         </w:rPr>
         <w:t xml:space="preserve">Their partnership also included giving money to help Paul in his work (refer to </w:t>
       </w:r>
-      <w:hyperlink r:id="rId24">
-        <w:r>
-          <w:rPr>
-            <w:lang w:val="en_US" w:bidi="en_US"/>
-          </w:rPr>
-          <w:rPr>
-            <w:color w:val="0000EE"/>
-            <w:u w:val="single"/>
-          </w:rPr>
-          <w:t>4:10–20</w:t>
-        </w:r>
-      </w:hyperlink>
+      <w:r>
+        <w:rPr>
+          <w:lang w:val="en_US" w:bidi="en_US"/>
+        </w:rPr>
+        <w:t>4:10–20</w:t>
+      </w:r>
       <w:r>
         <w:rPr>
           <w:lang w:val="en_US" w:bidi="en_US"/>
@@ -917,126 +845,84 @@
         </w:rPr>
         <w:t xml:space="preserve">: It is God who starts his saving work in people (see </w:t>
       </w:r>
-      <w:hyperlink r:id="rId25">
-        <w:r>
-          <w:rPr>
-            <w:lang w:val="en_US" w:bidi="en_US"/>
-          </w:rPr>
-          <w:rPr>
-            <w:color w:val="0000EE"/>
-            <w:u w:val="single"/>
-          </w:rPr>
-          <w:t>Romans 9:16</w:t>
-        </w:r>
-      </w:hyperlink>
+      <w:r>
+        <w:rPr>
+          <w:lang w:val="en_US" w:bidi="en_US"/>
+        </w:rPr>
+        <w:t>Romans 9:16</w:t>
+      </w:r>
       <w:r>
         <w:rPr>
           <w:lang w:val="en_US" w:bidi="en_US"/>
         </w:rPr>
         <w:t xml:space="preserve">; </w:t>
       </w:r>
-      <w:hyperlink r:id="rId26">
-        <w:r>
-          <w:rPr>
-            <w:lang w:val="en_US" w:bidi="en_US"/>
-          </w:rPr>
-          <w:rPr>
-            <w:color w:val="0000EE"/>
-            <w:u w:val="single"/>
-          </w:rPr>
-          <w:t>Ephesians 1:3–8</w:t>
-        </w:r>
-      </w:hyperlink>
+      <w:r>
+        <w:rPr>
+          <w:lang w:val="en_US" w:bidi="en_US"/>
+        </w:rPr>
+        <w:t>Ephesians 1:3–8</w:t>
+      </w:r>
       <w:r>
         <w:rPr>
           <w:lang w:val="en_US" w:bidi="en_US"/>
         </w:rPr>
         <w:t xml:space="preserve">, </w:t>
       </w:r>
-      <w:hyperlink r:id="rId27">
-        <w:r>
-          <w:rPr>
-            <w:lang w:val="en_US" w:bidi="en_US"/>
-          </w:rPr>
-          <w:rPr>
-            <w:color w:val="0000EE"/>
-            <w:u w:val="single"/>
-          </w:rPr>
-          <w:t>11</w:t>
-        </w:r>
-      </w:hyperlink>
+      <w:r>
+        <w:rPr>
+          <w:lang w:val="en_US" w:bidi="en_US"/>
+        </w:rPr>
+        <w:t>11</w:t>
+      </w:r>
       <w:r>
         <w:rPr>
           <w:lang w:val="en_US" w:bidi="en_US"/>
         </w:rPr>
         <w:t xml:space="preserve">; </w:t>
       </w:r>
-      <w:hyperlink r:id="rId28">
-        <w:r>
-          <w:rPr>
-            <w:lang w:val="en_US" w:bidi="en_US"/>
-          </w:rPr>
-          <w:rPr>
-            <w:color w:val="0000EE"/>
-            <w:u w:val="single"/>
-          </w:rPr>
-          <w:t>2:4–10</w:t>
-        </w:r>
-      </w:hyperlink>
+      <w:r>
+        <w:rPr>
+          <w:lang w:val="en_US" w:bidi="en_US"/>
+        </w:rPr>
+        <w:t>2:4–10</w:t>
+      </w:r>
       <w:r>
         <w:rPr>
           <w:lang w:val="en_US" w:bidi="en_US"/>
         </w:rPr>
         <w:t xml:space="preserve">). Because God is the one who began it, we can trust that God will continue changing believers to become more like his Son (see </w:t>
       </w:r>
-      <w:hyperlink r:id="rId29">
-        <w:r>
-          <w:rPr>
-            <w:lang w:val="en_US" w:bidi="en_US"/>
-          </w:rPr>
-          <w:rPr>
-            <w:color w:val="0000EE"/>
-            <w:u w:val="single"/>
-          </w:rPr>
-          <w:t>Romans 8:29</w:t>
-        </w:r>
-      </w:hyperlink>
+      <w:r>
+        <w:rPr>
+          <w:lang w:val="en_US" w:bidi="en_US"/>
+        </w:rPr>
+        <w:t>Romans 8:29</w:t>
+      </w:r>
       <w:r>
         <w:rPr>
           <w:lang w:val="en_US" w:bidi="en_US"/>
         </w:rPr>
         <w:t xml:space="preserve">; </w:t>
       </w:r>
-      <w:hyperlink r:id="rId30">
-        <w:r>
-          <w:rPr>
-            <w:lang w:val="en_US" w:bidi="en_US"/>
-          </w:rPr>
-          <w:rPr>
-            <w:color w:val="0000EE"/>
-            <w:u w:val="single"/>
-          </w:rPr>
-          <w:t>Ephesians 4:13</w:t>
-        </w:r>
-      </w:hyperlink>
+      <w:r>
+        <w:rPr>
+          <w:lang w:val="en_US" w:bidi="en_US"/>
+        </w:rPr>
+        <w:t>Ephesians 4:13</w:t>
+      </w:r>
       <w:r>
         <w:rPr>
           <w:lang w:val="en_US" w:bidi="en_US"/>
         </w:rPr>
         <w:t xml:space="preserve">, </w:t>
       </w:r>
-      <w:hyperlink r:id="rId31">
-        <w:r>
-          <w:rPr>
-            <w:lang w:val="en_US" w:bidi="en_US"/>
-          </w:rPr>
-          <w:rPr>
-            <w:color w:val="0000EE"/>
-            <w:u w:val="single"/>
-          </w:rPr>
-          <w:t>15</w:t>
-        </w:r>
-      </w:hyperlink>
+      <w:r>
+        <w:rPr>
+          <w:lang w:val="en_US" w:bidi="en_US"/>
+        </w:rPr>
+        <w:t>15</w:t>
+      </w:r>
       <w:r>
         <w:rPr>
           <w:lang w:val="en_US" w:bidi="en_US"/>
@@ -1104,18 +990,12 @@
         </w:rPr>
         <w:t xml:space="preserve"> Perhaps their lives were blessed because of Paul’s suffering and witness. Perhaps they had suffered together with him (see </w:t>
       </w:r>
-      <w:hyperlink r:id="rId32">
-        <w:r>
-          <w:rPr>
-            <w:lang w:val="en_US" w:bidi="en_US"/>
-          </w:rPr>
-          <w:rPr>
-            <w:color w:val="0000EE"/>
-            <w:u w:val="single"/>
-          </w:rPr>
-          <w:t>1:29</w:t>
-        </w:r>
-      </w:hyperlink>
+      <w:r>
+        <w:rPr>
+          <w:lang w:val="en_US" w:bidi="en_US"/>
+        </w:rPr>
+        <w:t>1:29</w:t>
+      </w:r>
       <w:r>
         <w:rPr>
           <w:lang w:val="en_US" w:bidi="en_US"/>
@@ -1174,36 +1054,24 @@
         </w:rPr>
         <w:t>Love is the result of Christ’s Spirit within believers (</w:t>
       </w:r>
-      <w:hyperlink r:id="rId33">
-        <w:r>
-          <w:rPr>
-            <w:lang w:val="en_US" w:bidi="en_US"/>
-          </w:rPr>
-          <w:rPr>
-            <w:color w:val="0000EE"/>
-            <w:u w:val="single"/>
-          </w:rPr>
-          <w:t>Romans 5:5</w:t>
-        </w:r>
-      </w:hyperlink>
+      <w:r>
+        <w:rPr>
+          <w:lang w:val="en_US" w:bidi="en_US"/>
+        </w:rPr>
+        <w:t>Romans 5:5</w:t>
+      </w:r>
       <w:r>
         <w:rPr>
           <w:lang w:val="en_US" w:bidi="en_US"/>
         </w:rPr>
         <w:t xml:space="preserve">; </w:t>
       </w:r>
-      <w:hyperlink r:id="rId22">
-        <w:r>
-          <w:rPr>
-            <w:lang w:val="en_US" w:bidi="en_US"/>
-          </w:rPr>
-          <w:rPr>
-            <w:color w:val="0000EE"/>
-            <w:u w:val="single"/>
-          </w:rPr>
-          <w:t>Galatians 5:22</w:t>
-        </w:r>
-      </w:hyperlink>
+      <w:r>
+        <w:rPr>
+          <w:lang w:val="en_US" w:bidi="en_US"/>
+        </w:rPr>
+        <w:t>Galatians 5:22</w:t>
+      </w:r>
       <w:r>
         <w:rPr>
           <w:lang w:val="en_US" w:bidi="en_US"/>
@@ -1241,54 +1109,36 @@
         </w:rPr>
         <w:t xml:space="preserve"> helps believers know what truly matters (see </w:t>
       </w:r>
-      <w:hyperlink r:id="rId34">
-        <w:r>
-          <w:rPr>
-            <w:lang w:val="en_US" w:bidi="en_US"/>
-          </w:rPr>
-          <w:rPr>
-            <w:color w:val="0000EE"/>
-            <w:u w:val="single"/>
-          </w:rPr>
-          <w:t>Romans 12:2</w:t>
-        </w:r>
-      </w:hyperlink>
+      <w:r>
+        <w:rPr>
+          <w:lang w:val="en_US" w:bidi="en_US"/>
+        </w:rPr>
+        <w:t>Romans 12:2</w:t>
+      </w:r>
       <w:r>
         <w:rPr>
           <w:lang w:val="en_US" w:bidi="en_US"/>
         </w:rPr>
         <w:t xml:space="preserve">). It helps them live pure and blameless lives until Christ returns (compare </w:t>
       </w:r>
-      <w:hyperlink r:id="rId35">
-        <w:r>
-          <w:rPr>
-            <w:lang w:val="en_US" w:bidi="en_US"/>
-          </w:rPr>
-          <w:rPr>
-            <w:color w:val="0000EE"/>
-            <w:u w:val="single"/>
-          </w:rPr>
-          <w:t>1 Thessalonians 3:12–13</w:t>
-        </w:r>
-      </w:hyperlink>
+      <w:r>
+        <w:rPr>
+          <w:lang w:val="en_US" w:bidi="en_US"/>
+        </w:rPr>
+        <w:t>1 Thessalonians 3:12–13</w:t>
+      </w:r>
       <w:r>
         <w:rPr>
           <w:lang w:val="en_US" w:bidi="en_US"/>
         </w:rPr>
         <w:t xml:space="preserve">; </w:t>
       </w:r>
-      <w:hyperlink r:id="rId36">
-        <w:r>
-          <w:rPr>
-            <w:lang w:val="en_US" w:bidi="en_US"/>
-          </w:rPr>
-          <w:rPr>
-            <w:color w:val="0000EE"/>
-            <w:u w:val="single"/>
-          </w:rPr>
-          <w:t>5:23</w:t>
-        </w:r>
-      </w:hyperlink>
+      <w:r>
+        <w:rPr>
+          <w:lang w:val="en_US" w:bidi="en_US"/>
+        </w:rPr>
+        <w:t>5:23</w:t>
+      </w:r>
       <w:r>
         <w:rPr>
           <w:lang w:val="en_US" w:bidi="en_US"/>
@@ -1365,54 +1215,36 @@
         </w:rPr>
         <w:t xml:space="preserve">The ultimate purpose for God's people is to give glory and praise to God (see </w:t>
       </w:r>
-      <w:hyperlink r:id="rId37">
-        <w:r>
-          <w:rPr>
-            <w:lang w:val="en_US" w:bidi="en_US"/>
-          </w:rPr>
-          <w:rPr>
-            <w:color w:val="0000EE"/>
-            <w:u w:val="single"/>
-          </w:rPr>
-          <w:t>Ephesians 1:6</w:t>
-        </w:r>
-      </w:hyperlink>
+      <w:r>
+        <w:rPr>
+          <w:lang w:val="en_US" w:bidi="en_US"/>
+        </w:rPr>
+        <w:t>Ephesians 1:6</w:t>
+      </w:r>
       <w:r>
         <w:rPr>
           <w:lang w:val="en_US" w:bidi="en_US"/>
         </w:rPr>
         <w:t xml:space="preserve">, </w:t>
       </w:r>
-      <w:hyperlink r:id="rId38">
-        <w:r>
-          <w:rPr>
-            <w:lang w:val="en_US" w:bidi="en_US"/>
-          </w:rPr>
-          <w:rPr>
-            <w:color w:val="0000EE"/>
-            <w:u w:val="single"/>
-          </w:rPr>
-          <w:t>12</w:t>
-        </w:r>
-      </w:hyperlink>
+      <w:r>
+        <w:rPr>
+          <w:lang w:val="en_US" w:bidi="en_US"/>
+        </w:rPr>
+        <w:t>12</w:t>
+      </w:r>
       <w:r>
         <w:rPr>
           <w:lang w:val="en_US" w:bidi="en_US"/>
         </w:rPr>
         <w:t xml:space="preserve">, </w:t>
       </w:r>
-      <w:hyperlink r:id="rId39">
-        <w:r>
-          <w:rPr>
-            <w:lang w:val="en_US" w:bidi="en_US"/>
-          </w:rPr>
-          <w:rPr>
-            <w:color w:val="0000EE"/>
-            <w:u w:val="single"/>
-          </w:rPr>
-          <w:t>14</w:t>
-        </w:r>
-      </w:hyperlink>
+      <w:r>
+        <w:rPr>
+          <w:lang w:val="en_US" w:bidi="en_US"/>
+        </w:rPr>
+        <w:t>14</w:t>
+      </w:r>
       <w:r>
         <w:rPr>
           <w:lang w:val="en_US" w:bidi="en_US"/>
@@ -1553,18 +1385,12 @@
         </w:rPr>
         <w:t xml:space="preserve"> See </w:t>
       </w:r>
-      <w:hyperlink r:id="rId40">
-        <w:r>
-          <w:rPr>
-            <w:lang w:val="en_US" w:bidi="en_US"/>
-          </w:rPr>
-          <w:rPr>
-            <w:color w:val="0000EE"/>
-            <w:u w:val="single"/>
-          </w:rPr>
-          <w:t>Acts 28:17–31</w:t>
-        </w:r>
-      </w:hyperlink>
+      <w:r>
+        <w:rPr>
+          <w:lang w:val="en_US" w:bidi="en_US"/>
+        </w:rPr>
+        <w:t>Acts 28:17–31</w:t>
+      </w:r>
       <w:r>
         <w:rPr>
           <w:lang w:val="en_US" w:bidi="en_US"/>
@@ -1678,18 +1504,12 @@
         </w:rPr>
         <w:t xml:space="preserve">: These were soldiers who worked in the official residence of the emperor or a Roman governor (see </w:t>
       </w:r>
-      <w:hyperlink r:id="rId41">
-        <w:r>
-          <w:rPr>
-            <w:lang w:val="en_US" w:bidi="en_US"/>
-          </w:rPr>
-          <w:rPr>
-            <w:color w:val="0000EE"/>
-            <w:u w:val="single"/>
-          </w:rPr>
-          <w:t>4:22</w:t>
-        </w:r>
-      </w:hyperlink>
+      <w:r>
+        <w:rPr>
+          <w:lang w:val="en_US" w:bidi="en_US"/>
+        </w:rPr>
+        <w:t>4:22</w:t>
+      </w:r>
       <w:r>
         <w:rPr>
           <w:lang w:val="en_US" w:bidi="en_US"/>
@@ -1714,18 +1534,12 @@
         </w:rPr>
         <w:t xml:space="preserve">Paul was in prison for preaching the good news of Christ (compare </w:t>
       </w:r>
-      <w:hyperlink r:id="rId42">
-        <w:r>
-          <w:rPr>
-            <w:lang w:val="en_US" w:bidi="en_US"/>
-          </w:rPr>
-          <w:rPr>
-            <w:color w:val="0000EE"/>
-            <w:u w:val="single"/>
-          </w:rPr>
-          <w:t>Acts 21:26–28:31</w:t>
-        </w:r>
-      </w:hyperlink>
+      <w:r>
+        <w:rPr>
+          <w:lang w:val="en_US" w:bidi="en_US"/>
+        </w:rPr>
+        <w:t>Acts 21:26–28:31</w:t>
+      </w:r>
       <w:r>
         <w:rPr>
           <w:lang w:val="en_US" w:bidi="en_US"/>
@@ -1860,54 +1674,36 @@
         </w:rPr>
         <w:t xml:space="preserve">: These people were likely other believers who did not like Paul and criticized him (see </w:t>
       </w:r>
-      <w:hyperlink r:id="rId43">
-        <w:r>
-          <w:rPr>
-            <w:lang w:val="en_US" w:bidi="en_US"/>
-          </w:rPr>
-          <w:rPr>
-            <w:color w:val="0000EE"/>
-            <w:u w:val="single"/>
-          </w:rPr>
-          <w:t>2 Corinthians 10–13</w:t>
-        </w:r>
-      </w:hyperlink>
+      <w:r>
+        <w:rPr>
+          <w:lang w:val="en_US" w:bidi="en_US"/>
+        </w:rPr>
+        <w:t>2 Corinthians 10–13</w:t>
+      </w:r>
       <w:r>
         <w:rPr>
           <w:lang w:val="en_US" w:bidi="en_US"/>
         </w:rPr>
         <w:t xml:space="preserve">; </w:t>
       </w:r>
-      <w:hyperlink r:id="rId44">
-        <w:r>
-          <w:rPr>
-            <w:lang w:val="en_US" w:bidi="en_US"/>
-          </w:rPr>
-          <w:rPr>
-            <w:color w:val="0000EE"/>
-            <w:u w:val="single"/>
-          </w:rPr>
-          <w:t>Galatians 4:12–20</w:t>
-        </w:r>
-      </w:hyperlink>
+      <w:r>
+        <w:rPr>
+          <w:lang w:val="en_US" w:bidi="en_US"/>
+        </w:rPr>
+        <w:t>Galatians 4:12–20</w:t>
+      </w:r>
       <w:r>
         <w:rPr>
           <w:lang w:val="en_US" w:bidi="en_US"/>
         </w:rPr>
         <w:t xml:space="preserve">; </w:t>
       </w:r>
-      <w:hyperlink r:id="rId45">
-        <w:r>
-          <w:rPr>
-            <w:lang w:val="en_US" w:bidi="en_US"/>
-          </w:rPr>
-          <w:rPr>
-            <w:color w:val="0000EE"/>
-            <w:u w:val="single"/>
-          </w:rPr>
-          <w:t>5:7–12</w:t>
-        </w:r>
-      </w:hyperlink>
+      <w:r>
+        <w:rPr>
+          <w:lang w:val="en_US" w:bidi="en_US"/>
+        </w:rPr>
+        <w:t>5:7–12</w:t>
+      </w:r>
       <w:r>
         <w:rPr>
           <w:lang w:val="en_US" w:bidi="en_US"/>
@@ -1969,54 +1765,36 @@
         </w:rPr>
         <w:t xml:space="preserve">: Paul expected to be released from prison soon (see </w:t>
       </w:r>
-      <w:hyperlink r:id="rId46">
-        <w:r>
-          <w:rPr>
-            <w:lang w:val="en_US" w:bidi="en_US"/>
-          </w:rPr>
-          <w:rPr>
-            <w:color w:val="0000EE"/>
-            <w:u w:val="single"/>
-          </w:rPr>
-          <w:t>1:25–26</w:t>
-        </w:r>
-      </w:hyperlink>
+      <w:r>
+        <w:rPr>
+          <w:lang w:val="en_US" w:bidi="en_US"/>
+        </w:rPr>
+        <w:t>1:25–26</w:t>
+      </w:r>
       <w:r>
         <w:rPr>
           <w:lang w:val="en_US" w:bidi="en_US"/>
         </w:rPr>
         <w:t xml:space="preserve">; </w:t>
       </w:r>
-      <w:hyperlink r:id="rId47">
-        <w:r>
-          <w:rPr>
-            <w:lang w:val="en_US" w:bidi="en_US"/>
-          </w:rPr>
-          <w:rPr>
-            <w:color w:val="0000EE"/>
-            <w:u w:val="single"/>
-          </w:rPr>
-          <w:t>2:24</w:t>
-        </w:r>
-      </w:hyperlink>
+      <w:r>
+        <w:rPr>
+          <w:lang w:val="en_US" w:bidi="en_US"/>
+        </w:rPr>
+        <w:t>2:24</w:t>
+      </w:r>
       <w:r>
         <w:rPr>
           <w:lang w:val="en_US" w:bidi="en_US"/>
         </w:rPr>
         <w:t xml:space="preserve">). This is different from what Paul wrote later in </w:t>
       </w:r>
-      <w:hyperlink r:id="rId48">
-        <w:r>
-          <w:rPr>
-            <w:lang w:val="en_US" w:bidi="en_US"/>
-          </w:rPr>
-          <w:rPr>
-            <w:color w:val="0000EE"/>
-            <w:u w:val="single"/>
-          </w:rPr>
-          <w:t>2 Timothy 4:6</w:t>
-        </w:r>
-      </w:hyperlink>
+      <w:r>
+        <w:rPr>
+          <w:lang w:val="en_US" w:bidi="en_US"/>
+        </w:rPr>
+        <w:t>2 Timothy 4:6</w:t>
+      </w:r>
       <w:r>
         <w:rPr>
           <w:lang w:val="en_US" w:bidi="en_US"/>
@@ -2078,72 +1856,48 @@
         </w:rPr>
         <w:t xml:space="preserve">: For believers, death is not something to fear. It means going to be with Christ (see </w:t>
       </w:r>
-      <w:hyperlink r:id="rId49">
-        <w:r>
-          <w:rPr>
-            <w:lang w:val="en_US" w:bidi="en_US"/>
-          </w:rPr>
-          <w:rPr>
-            <w:color w:val="0000EE"/>
-            <w:u w:val="single"/>
-          </w:rPr>
-          <w:t>1:23</w:t>
-        </w:r>
-      </w:hyperlink>
+      <w:r>
+        <w:rPr>
+          <w:lang w:val="en_US" w:bidi="en_US"/>
+        </w:rPr>
+        <w:t>1:23</w:t>
+      </w:r>
       <w:r>
         <w:rPr>
           <w:lang w:val="en_US" w:bidi="en_US"/>
         </w:rPr>
         <w:t xml:space="preserve">; compare </w:t>
       </w:r>
-      <w:hyperlink r:id="rId50">
-        <w:r>
-          <w:rPr>
-            <w:lang w:val="en_US" w:bidi="en_US"/>
-          </w:rPr>
-          <w:rPr>
-            <w:color w:val="0000EE"/>
-            <w:u w:val="single"/>
-          </w:rPr>
-          <w:t>John 5:24</w:t>
-        </w:r>
-      </w:hyperlink>
+      <w:r>
+        <w:rPr>
+          <w:lang w:val="en_US" w:bidi="en_US"/>
+        </w:rPr>
+        <w:t>John 5:24</w:t>
+      </w:r>
       <w:r>
         <w:rPr>
           <w:lang w:val="en_US" w:bidi="en_US"/>
         </w:rPr>
         <w:t xml:space="preserve">; </w:t>
       </w:r>
-      <w:hyperlink r:id="rId51">
-        <w:r>
-          <w:rPr>
-            <w:lang w:val="en_US" w:bidi="en_US"/>
-          </w:rPr>
-          <w:rPr>
-            <w:color w:val="0000EE"/>
-            <w:u w:val="single"/>
-          </w:rPr>
-          <w:t>11:25–26</w:t>
-        </w:r>
-      </w:hyperlink>
+      <w:r>
+        <w:rPr>
+          <w:lang w:val="en_US" w:bidi="en_US"/>
+        </w:rPr>
+        <w:t>11:25–26</w:t>
+      </w:r>
       <w:r>
         <w:rPr>
           <w:lang w:val="en_US" w:bidi="en_US"/>
         </w:rPr>
         <w:t xml:space="preserve">; </w:t>
       </w:r>
-      <w:hyperlink r:id="rId52">
-        <w:r>
-          <w:rPr>
-            <w:lang w:val="en_US" w:bidi="en_US"/>
-          </w:rPr>
-          <w:rPr>
-            <w:color w:val="0000EE"/>
-            <w:u w:val="single"/>
-          </w:rPr>
-          <w:t>Romans 8:38–39</w:t>
-        </w:r>
-      </w:hyperlink>
+      <w:r>
+        <w:rPr>
+          <w:lang w:val="en_US" w:bidi="en_US"/>
+        </w:rPr>
+        <w:t>Romans 8:38–39</w:t>
+      </w:r>
       <w:r>
         <w:rPr>
           <w:lang w:val="en_US" w:bidi="en_US"/>
@@ -2205,90 +1959,60 @@
         </w:rPr>
         <w:t xml:space="preserve"> Death leads believers immediately into the Lord’s presence (see </w:t>
       </w:r>
-      <w:hyperlink r:id="rId53">
-        <w:r>
-          <w:rPr>
-            <w:lang w:val="en_US" w:bidi="en_US"/>
-          </w:rPr>
-          <w:rPr>
-            <w:color w:val="0000EE"/>
-            <w:u w:val="single"/>
-          </w:rPr>
-          <w:t>3:20–21</w:t>
-        </w:r>
-      </w:hyperlink>
+      <w:r>
+        <w:rPr>
+          <w:lang w:val="en_US" w:bidi="en_US"/>
+        </w:rPr>
+        <w:t>3:20–21</w:t>
+      </w:r>
       <w:r>
         <w:rPr>
           <w:lang w:val="en_US" w:bidi="en_US"/>
         </w:rPr>
         <w:t xml:space="preserve">; </w:t>
       </w:r>
-      <w:hyperlink r:id="rId54">
-        <w:r>
-          <w:rPr>
-            <w:lang w:val="en_US" w:bidi="en_US"/>
-          </w:rPr>
-          <w:rPr>
-            <w:color w:val="0000EE"/>
-            <w:u w:val="single"/>
-          </w:rPr>
-          <w:t>1 Corinthians 15:20–23</w:t>
-        </w:r>
-      </w:hyperlink>
+      <w:r>
+        <w:rPr>
+          <w:lang w:val="en_US" w:bidi="en_US"/>
+        </w:rPr>
+        <w:t>1 Corinthians 15:20–23</w:t>
+      </w:r>
       <w:r>
         <w:rPr>
           <w:lang w:val="en_US" w:bidi="en_US"/>
         </w:rPr>
         <w:t xml:space="preserve">, </w:t>
       </w:r>
-      <w:hyperlink r:id="rId55">
-        <w:r>
-          <w:rPr>
-            <w:lang w:val="en_US" w:bidi="en_US"/>
-          </w:rPr>
-          <w:rPr>
-            <w:color w:val="0000EE"/>
-            <w:u w:val="single"/>
-          </w:rPr>
-          <w:t>51–52</w:t>
-        </w:r>
-      </w:hyperlink>
+      <w:r>
+        <w:rPr>
+          <w:lang w:val="en_US" w:bidi="en_US"/>
+        </w:rPr>
+        <w:t>51–52</w:t>
+      </w:r>
       <w:r>
         <w:rPr>
           <w:lang w:val="en_US" w:bidi="en_US"/>
         </w:rPr>
         <w:t xml:space="preserve">; </w:t>
       </w:r>
-      <w:hyperlink r:id="rId56">
-        <w:r>
-          <w:rPr>
-            <w:lang w:val="en_US" w:bidi="en_US"/>
-          </w:rPr>
-          <w:rPr>
-            <w:color w:val="0000EE"/>
-            <w:u w:val="single"/>
-          </w:rPr>
-          <w:t>2 Corinthians 5:1–8</w:t>
-        </w:r>
-      </w:hyperlink>
+      <w:r>
+        <w:rPr>
+          <w:lang w:val="en_US" w:bidi="en_US"/>
+        </w:rPr>
+        <w:t>2 Corinthians 5:1–8</w:t>
+      </w:r>
       <w:r>
         <w:rPr>
           <w:lang w:val="en_US" w:bidi="en_US"/>
         </w:rPr>
         <w:t xml:space="preserve">; </w:t>
       </w:r>
-      <w:hyperlink r:id="rId57">
-        <w:r>
-          <w:rPr>
-            <w:lang w:val="en_US" w:bidi="en_US"/>
-          </w:rPr>
-          <w:rPr>
-            <w:color w:val="0000EE"/>
-            <w:u w:val="single"/>
-          </w:rPr>
-          <w:t>1 Thessalonians 4:13–17</w:t>
-        </w:r>
-      </w:hyperlink>
+      <w:r>
+        <w:rPr>
+          <w:lang w:val="en_US" w:bidi="en_US"/>
+        </w:rPr>
+        <w:t>1 Thessalonians 4:13–17</w:t>
+      </w:r>
       <w:r>
         <w:rPr>
           <w:lang w:val="en_US" w:bidi="en_US"/>
@@ -2372,90 +2096,60 @@
         </w:rPr>
         <w:t xml:space="preserve">: Christians should find joy even during tough times (see </w:t>
       </w:r>
-      <w:hyperlink r:id="rId58">
-        <w:r>
-          <w:rPr>
-            <w:lang w:val="en_US" w:bidi="en_US"/>
-          </w:rPr>
-          <w:rPr>
-            <w:color w:val="0000EE"/>
-            <w:u w:val="single"/>
-          </w:rPr>
-          <w:t>4:4</w:t>
-        </w:r>
-      </w:hyperlink>
+      <w:r>
+        <w:rPr>
+          <w:lang w:val="en_US" w:bidi="en_US"/>
+        </w:rPr>
+        <w:t>4:4</w:t>
+      </w:r>
       <w:r>
         <w:rPr>
           <w:lang w:val="en_US" w:bidi="en_US"/>
         </w:rPr>
         <w:t xml:space="preserve">; </w:t>
       </w:r>
-      <w:hyperlink r:id="rId59">
-        <w:r>
-          <w:rPr>
-            <w:lang w:val="en_US" w:bidi="en_US"/>
-          </w:rPr>
-          <w:rPr>
-            <w:color w:val="0000EE"/>
-            <w:u w:val="single"/>
-          </w:rPr>
-          <w:t>John 15:11</w:t>
-        </w:r>
-      </w:hyperlink>
+      <w:r>
+        <w:rPr>
+          <w:lang w:val="en_US" w:bidi="en_US"/>
+        </w:rPr>
+        <w:t>John 15:11</w:t>
+      </w:r>
       <w:r>
         <w:rPr>
           <w:lang w:val="en_US" w:bidi="en_US"/>
         </w:rPr>
         <w:t xml:space="preserve">, </w:t>
       </w:r>
-      <w:hyperlink r:id="rId60">
-        <w:r>
-          <w:rPr>
-            <w:lang w:val="en_US" w:bidi="en_US"/>
-          </w:rPr>
-          <w:rPr>
-            <w:color w:val="0000EE"/>
-            <w:u w:val="single"/>
-          </w:rPr>
-          <w:t>20</w:t>
-        </w:r>
-      </w:hyperlink>
+      <w:r>
+        <w:rPr>
+          <w:lang w:val="en_US" w:bidi="en_US"/>
+        </w:rPr>
+        <w:t>20</w:t>
+      </w:r>
       <w:r>
         <w:rPr>
           <w:lang w:val="en_US" w:bidi="en_US"/>
         </w:rPr>
         <w:t xml:space="preserve">; </w:t>
       </w:r>
-      <w:hyperlink r:id="rId61">
-        <w:r>
-          <w:rPr>
-            <w:lang w:val="en_US" w:bidi="en_US"/>
-          </w:rPr>
-          <w:rPr>
-            <w:color w:val="0000EE"/>
-            <w:u w:val="single"/>
-          </w:rPr>
-          <w:t>16:20–24</w:t>
-        </w:r>
-      </w:hyperlink>
+      <w:r>
+        <w:rPr>
+          <w:lang w:val="en_US" w:bidi="en_US"/>
+        </w:rPr>
+        <w:t>16:20–24</w:t>
+      </w:r>
       <w:r>
         <w:rPr>
           <w:lang w:val="en_US" w:bidi="en_US"/>
         </w:rPr>
         <w:t xml:space="preserve">; </w:t>
       </w:r>
-      <w:hyperlink r:id="rId62">
-        <w:r>
-          <w:rPr>
-            <w:lang w:val="en_US" w:bidi="en_US"/>
-          </w:rPr>
-          <w:rPr>
-            <w:color w:val="0000EE"/>
-            <w:u w:val="single"/>
-          </w:rPr>
-          <w:t>1 Thessalonians 5:16</w:t>
-        </w:r>
-      </w:hyperlink>
+      <w:r>
+        <w:rPr>
+          <w:lang w:val="en_US" w:bidi="en_US"/>
+        </w:rPr>
+        <w:t>1 Thessalonians 5:16</w:t>
+      </w:r>
       <w:r>
         <w:rPr>
           <w:lang w:val="en_US" w:bidi="en_US"/>
@@ -2510,36 +2204,24 @@
         </w:rPr>
         <w:t xml:space="preserve">As foreigners in this world, the Philippian believers should live like citizens of heaven (compare </w:t>
       </w:r>
-      <w:hyperlink r:id="rId63">
-        <w:r>
-          <w:rPr>
-            <w:lang w:val="en_US" w:bidi="en_US"/>
-          </w:rPr>
-          <w:rPr>
-            <w:color w:val="0000EE"/>
-            <w:u w:val="single"/>
-          </w:rPr>
-          <w:t>3:20</w:t>
-        </w:r>
-      </w:hyperlink>
+      <w:r>
+        <w:rPr>
+          <w:lang w:val="en_US" w:bidi="en_US"/>
+        </w:rPr>
+        <w:t>3:20</w:t>
+      </w:r>
       <w:r>
         <w:rPr>
           <w:lang w:val="en_US" w:bidi="en_US"/>
         </w:rPr>
         <w:t xml:space="preserve">; </w:t>
       </w:r>
-      <w:hyperlink r:id="rId64">
-        <w:r>
-          <w:rPr>
-            <w:lang w:val="en_US" w:bidi="en_US"/>
-          </w:rPr>
-          <w:rPr>
-            <w:color w:val="0000EE"/>
-            <w:u w:val="single"/>
-          </w:rPr>
-          <w:t>1 Peter 2:9–11</w:t>
-        </w:r>
-      </w:hyperlink>
+      <w:r>
+        <w:rPr>
+          <w:lang w:val="en_US" w:bidi="en_US"/>
+        </w:rPr>
+        <w:t>1 Peter 2:9–11</w:t>
+      </w:r>
       <w:r>
         <w:rPr>
           <w:lang w:val="en_US" w:bidi="en_US"/>
@@ -2594,54 +2276,36 @@
         </w:rPr>
         <w:t xml:space="preserve">Paul encourages the Christians in Philippi to live in a way that honors the gospel (see </w:t>
       </w:r>
-      <w:hyperlink r:id="rId65">
-        <w:r>
-          <w:rPr>
-            <w:lang w:val="en_US" w:bidi="en_US"/>
-          </w:rPr>
-          <w:rPr>
-            <w:color w:val="0000EE"/>
-            <w:u w:val="single"/>
-          </w:rPr>
-          <w:t>Ephesians 4:1</w:t>
-        </w:r>
-      </w:hyperlink>
+      <w:r>
+        <w:rPr>
+          <w:lang w:val="en_US" w:bidi="en_US"/>
+        </w:rPr>
+        <w:t>Ephesians 4:1</w:t>
+      </w:r>
       <w:r>
         <w:rPr>
           <w:lang w:val="en_US" w:bidi="en_US"/>
         </w:rPr>
         <w:t xml:space="preserve">; </w:t>
       </w:r>
-      <w:hyperlink r:id="rId66">
-        <w:r>
-          <w:rPr>
-            <w:lang w:val="en_US" w:bidi="en_US"/>
-          </w:rPr>
-          <w:rPr>
-            <w:color w:val="0000EE"/>
-            <w:u w:val="single"/>
-          </w:rPr>
-          <w:t>Colossians 1:10</w:t>
-        </w:r>
-      </w:hyperlink>
+      <w:r>
+        <w:rPr>
+          <w:lang w:val="en_US" w:bidi="en_US"/>
+        </w:rPr>
+        <w:t>Colossians 1:10</w:t>
+      </w:r>
       <w:r>
         <w:rPr>
           <w:lang w:val="en_US" w:bidi="en_US"/>
         </w:rPr>
         <w:t xml:space="preserve">; </w:t>
       </w:r>
-      <w:hyperlink r:id="rId67">
-        <w:r>
-          <w:rPr>
-            <w:lang w:val="en_US" w:bidi="en_US"/>
-          </w:rPr>
-          <w:rPr>
-            <w:color w:val="0000EE"/>
-            <w:u w:val="single"/>
-          </w:rPr>
-          <w:t>1 Thessalonians 2:12</w:t>
-        </w:r>
-      </w:hyperlink>
+      <w:r>
+        <w:rPr>
+          <w:lang w:val="en_US" w:bidi="en_US"/>
+        </w:rPr>
+        <w:t>1 Thessalonians 2:12</w:t>
+      </w:r>
       <w:r>
         <w:rPr>
           <w:lang w:val="en_US" w:bidi="en_US"/>
@@ -2726,18 +2390,12 @@
         </w:rPr>
         <w:t xml:space="preserve"> By that interpretation, the persecutors would stay blind to the truth (compare </w:t>
       </w:r>
-      <w:hyperlink r:id="rId68">
-        <w:r>
-          <w:rPr>
-            <w:lang w:val="en_US" w:bidi="en_US"/>
-          </w:rPr>
-          <w:rPr>
-            <w:color w:val="0000EE"/>
-            <w:u w:val="single"/>
-          </w:rPr>
-          <w:t>2 Corinthians 2:15–16</w:t>
-        </w:r>
-      </w:hyperlink>
+      <w:r>
+        <w:rPr>
+          <w:lang w:val="en_US" w:bidi="en_US"/>
+        </w:rPr>
+        <w:t>2 Corinthians 2:15–16</w:t>
+      </w:r>
       <w:r>
         <w:rPr>
           <w:lang w:val="en_US" w:bidi="en_US"/>
@@ -2889,36 +2547,24 @@
         </w:rPr>
         <w:t xml:space="preserve"> See </w:t>
       </w:r>
-      <w:hyperlink r:id="rId19">
-        <w:r>
-          <w:rPr>
-            <w:lang w:val="en_US" w:bidi="en_US"/>
-          </w:rPr>
-          <w:rPr>
-            <w:color w:val="0000EE"/>
-            <w:u w:val="single"/>
-          </w:rPr>
-          <w:t>Acts 16:11–40</w:t>
-        </w:r>
-      </w:hyperlink>
+      <w:r>
+        <w:rPr>
+          <w:lang w:val="en_US" w:bidi="en_US"/>
+        </w:rPr>
+        <w:t>Acts 16:11–40</w:t>
+      </w:r>
       <w:r>
         <w:rPr>
           <w:lang w:val="en_US" w:bidi="en_US"/>
         </w:rPr>
         <w:t xml:space="preserve">; compare </w:t>
       </w:r>
-      <w:hyperlink r:id="rId69">
-        <w:r>
-          <w:rPr>
-            <w:lang w:val="en_US" w:bidi="en_US"/>
-          </w:rPr>
-          <w:rPr>
-            <w:color w:val="0000EE"/>
-            <w:u w:val="single"/>
-          </w:rPr>
-          <w:t>1 Thessalonians 2:2</w:t>
-        </w:r>
-      </w:hyperlink>
+      <w:r>
+        <w:rPr>
+          <w:lang w:val="en_US" w:bidi="en_US"/>
+        </w:rPr>
+        <w:t>1 Thessalonians 2:2</w:t>
+      </w:r>
       <w:r>
         <w:rPr>
           <w:lang w:val="en_US" w:bidi="en_US"/>
@@ -3083,54 +2729,36 @@
         </w:rPr>
         <w:t xml:space="preserve">: Thinking only about yourself is the opposite of truly caring for others (compare </w:t>
       </w:r>
-      <w:hyperlink r:id="rId13">
-        <w:r>
-          <w:rPr>
-            <w:lang w:val="en_US" w:bidi="en_US"/>
-          </w:rPr>
-          <w:rPr>
-            <w:color w:val="0000EE"/>
-            <w:u w:val="single"/>
-          </w:rPr>
-          <w:t>2:20–21</w:t>
-        </w:r>
-      </w:hyperlink>
+      <w:r>
+        <w:rPr>
+          <w:lang w:val="en_US" w:bidi="en_US"/>
+        </w:rPr>
+        <w:t>2:20–21</w:t>
+      </w:r>
       <w:r>
         <w:rPr>
           <w:lang w:val="en_US" w:bidi="en_US"/>
         </w:rPr>
         <w:t xml:space="preserve">; </w:t>
       </w:r>
-      <w:hyperlink r:id="rId70">
-        <w:r>
-          <w:rPr>
-            <w:lang w:val="en_US" w:bidi="en_US"/>
-          </w:rPr>
-          <w:rPr>
-            <w:color w:val="0000EE"/>
-            <w:u w:val="single"/>
-          </w:rPr>
-          <w:t>1 Corinthians 10:24</w:t>
-        </w:r>
-      </w:hyperlink>
+      <w:r>
+        <w:rPr>
+          <w:lang w:val="en_US" w:bidi="en_US"/>
+        </w:rPr>
+        <w:t>1 Corinthians 10:24</w:t>
+      </w:r>
       <w:r>
         <w:rPr>
           <w:lang w:val="en_US" w:bidi="en_US"/>
         </w:rPr>
         <w:t xml:space="preserve">; </w:t>
       </w:r>
-      <w:hyperlink r:id="rId71">
-        <w:r>
-          <w:rPr>
-            <w:lang w:val="en_US" w:bidi="en_US"/>
-          </w:rPr>
-          <w:rPr>
-            <w:color w:val="0000EE"/>
-            <w:u w:val="single"/>
-          </w:rPr>
-          <w:t>Galatians 5:26</w:t>
-        </w:r>
-      </w:hyperlink>
+      <w:r>
+        <w:rPr>
+          <w:lang w:val="en_US" w:bidi="en_US"/>
+        </w:rPr>
+        <w:t>Galatians 5:26</w:t>
+      </w:r>
       <w:r>
         <w:rPr>
           <w:lang w:val="en_US" w:bidi="en_US"/>
@@ -3192,54 +2820,36 @@
         </w:rPr>
         <w:t xml:space="preserve">: Jesus has the same nature as God and has existed with him from the beginning (see </w:t>
       </w:r>
-      <w:hyperlink r:id="rId72">
-        <w:r>
-          <w:rPr>
-            <w:lang w:val="en_US" w:bidi="en_US"/>
-          </w:rPr>
-          <w:rPr>
-            <w:color w:val="0000EE"/>
-            <w:u w:val="single"/>
-          </w:rPr>
-          <w:t>John 1:1–3</w:t>
-        </w:r>
-      </w:hyperlink>
+      <w:r>
+        <w:rPr>
+          <w:lang w:val="en_US" w:bidi="en_US"/>
+        </w:rPr>
+        <w:t>John 1:1–3</w:t>
+      </w:r>
       <w:r>
         <w:rPr>
           <w:lang w:val="en_US" w:bidi="en_US"/>
         </w:rPr>
         <w:t xml:space="preserve">; </w:t>
       </w:r>
-      <w:hyperlink r:id="rId73">
-        <w:r>
-          <w:rPr>
-            <w:lang w:val="en_US" w:bidi="en_US"/>
-          </w:rPr>
-          <w:rPr>
-            <w:color w:val="0000EE"/>
-            <w:u w:val="single"/>
-          </w:rPr>
-          <w:t>17:5</w:t>
-        </w:r>
-      </w:hyperlink>
+      <w:r>
+        <w:rPr>
+          <w:lang w:val="en_US" w:bidi="en_US"/>
+        </w:rPr>
+        <w:t>17:5</w:t>
+      </w:r>
       <w:r>
         <w:rPr>
           <w:lang w:val="en_US" w:bidi="en_US"/>
         </w:rPr>
         <w:t xml:space="preserve">; </w:t>
       </w:r>
-      <w:hyperlink r:id="rId74">
-        <w:r>
-          <w:rPr>
-            <w:lang w:val="en_US" w:bidi="en_US"/>
-          </w:rPr>
-          <w:rPr>
-            <w:color w:val="0000EE"/>
-            <w:u w:val="single"/>
-          </w:rPr>
-          <w:t>Colossians 1:15</w:t>
-        </w:r>
-      </w:hyperlink>
+      <w:r>
+        <w:rPr>
+          <w:lang w:val="en_US" w:bidi="en_US"/>
+        </w:rPr>
+        <w:t>Colossians 1:15</w:t>
+      </w:r>
       <w:r>
         <w:rPr>
           <w:lang w:val="en_US" w:bidi="en_US"/>
@@ -3407,36 +3017,24 @@
         </w:rPr>
         <w:t xml:space="preserve">: He gave up his divine privileges and chose to live as a human. The rest of verses </w:t>
       </w:r>
-      <w:hyperlink r:id="rId75">
-        <w:r>
-          <w:rPr>
-            <w:lang w:val="en_US" w:bidi="en_US"/>
-          </w:rPr>
-          <w:rPr>
-            <w:color w:val="0000EE"/>
-            <w:u w:val="single"/>
-          </w:rPr>
-          <w:t>7–8</w:t>
-        </w:r>
-      </w:hyperlink>
+      <w:r>
+        <w:rPr>
+          <w:lang w:val="en_US" w:bidi="en_US"/>
+        </w:rPr>
+        <w:t>7–8</w:t>
+      </w:r>
       <w:r>
         <w:rPr>
           <w:lang w:val="en_US" w:bidi="en_US"/>
         </w:rPr>
         <w:t xml:space="preserve"> explains this ultimate act of godly self-giving love (compare </w:t>
       </w:r>
-      <w:hyperlink r:id="rId76">
-        <w:r>
-          <w:rPr>
-            <w:lang w:val="en_US" w:bidi="en_US"/>
-          </w:rPr>
-          <w:rPr>
-            <w:color w:val="0000EE"/>
-            <w:u w:val="single"/>
-          </w:rPr>
-          <w:t>2 Corinthians 8:9</w:t>
-        </w:r>
-      </w:hyperlink>
+      <w:r>
+        <w:rPr>
+          <w:lang w:val="en_US" w:bidi="en_US"/>
+        </w:rPr>
+        <w:t>2 Corinthians 8:9</w:t>
+      </w:r>
       <w:r>
         <w:rPr>
           <w:lang w:val="en_US" w:bidi="en_US"/>
@@ -3468,18 +3066,12 @@
         </w:rPr>
         <w:t xml:space="preserve">: Paul might have been thinking of </w:t>
       </w:r>
-      <w:hyperlink r:id="rId77">
-        <w:r>
-          <w:rPr>
-            <w:lang w:val="en_US" w:bidi="en_US"/>
-          </w:rPr>
-          <w:rPr>
-            <w:color w:val="0000EE"/>
-            <w:u w:val="single"/>
-          </w:rPr>
-          <w:t>Isaiah 52:13–53:12</w:t>
-        </w:r>
-      </w:hyperlink>
+      <w:r>
+        <w:rPr>
+          <w:lang w:val="en_US" w:bidi="en_US"/>
+        </w:rPr>
+        <w:t>Isaiah 52:13–53:12</w:t>
+      </w:r>
       <w:r>
         <w:rPr>
           <w:lang w:val="en_US" w:bidi="en_US"/>
@@ -3511,36 +3103,24 @@
         </w:rPr>
         <w:t xml:space="preserve">: Jesus became truly human while still being God (see </w:t>
       </w:r>
-      <w:hyperlink r:id="rId78">
-        <w:r>
-          <w:rPr>
-            <w:lang w:val="en_US" w:bidi="en_US"/>
-          </w:rPr>
-          <w:rPr>
-            <w:color w:val="0000EE"/>
-            <w:u w:val="single"/>
-          </w:rPr>
-          <w:t>John 1:14</w:t>
-        </w:r>
-      </w:hyperlink>
+      <w:r>
+        <w:rPr>
+          <w:lang w:val="en_US" w:bidi="en_US"/>
+        </w:rPr>
+        <w:t>John 1:14</w:t>
+      </w:r>
       <w:r>
         <w:rPr>
           <w:lang w:val="en_US" w:bidi="en_US"/>
         </w:rPr>
         <w:t xml:space="preserve">; </w:t>
       </w:r>
-      <w:hyperlink r:id="rId79">
-        <w:r>
-          <w:rPr>
-            <w:lang w:val="en_US" w:bidi="en_US"/>
-          </w:rPr>
-          <w:rPr>
-            <w:color w:val="0000EE"/>
-            <w:u w:val="single"/>
-          </w:rPr>
-          <w:t>1 Timothy 3:16</w:t>
-        </w:r>
-      </w:hyperlink>
+      <w:r>
+        <w:rPr>
+          <w:lang w:val="en_US" w:bidi="en_US"/>
+        </w:rPr>
+        <w:t>1 Timothy 3:16</w:t>
+      </w:r>
       <w:r>
         <w:rPr>
           <w:lang w:val="en_US" w:bidi="en_US"/>
@@ -3606,180 +3186,120 @@
         </w:rPr>
         <w:t xml:space="preserve">: Jesus obeyed God’s will by dying for the sins of humanity (see </w:t>
       </w:r>
-      <w:hyperlink r:id="rId80">
-        <w:r>
-          <w:rPr>
-            <w:lang w:val="en_US" w:bidi="en_US"/>
-          </w:rPr>
-          <w:rPr>
-            <w:color w:val="0000EE"/>
-            <w:u w:val="single"/>
-          </w:rPr>
-          <w:t>Isaiah 53:7</w:t>
-        </w:r>
-      </w:hyperlink>
+      <w:r>
+        <w:rPr>
+          <w:lang w:val="en_US" w:bidi="en_US"/>
+        </w:rPr>
+        <w:t>Isaiah 53:7</w:t>
+      </w:r>
       <w:r>
         <w:rPr>
           <w:lang w:val="en_US" w:bidi="en_US"/>
         </w:rPr>
         <w:t xml:space="preserve">; </w:t>
       </w:r>
-      <w:hyperlink r:id="rId81">
-        <w:r>
-          <w:rPr>
-            <w:lang w:val="en_US" w:bidi="en_US"/>
-          </w:rPr>
-          <w:rPr>
-            <w:color w:val="0000EE"/>
-            <w:u w:val="single"/>
-          </w:rPr>
-          <w:t>Matthew 26:39</w:t>
-        </w:r>
-      </w:hyperlink>
+      <w:r>
+        <w:rPr>
+          <w:lang w:val="en_US" w:bidi="en_US"/>
+        </w:rPr>
+        <w:t>Matthew 26:39</w:t>
+      </w:r>
       <w:r>
         <w:rPr>
           <w:lang w:val="en_US" w:bidi="en_US"/>
         </w:rPr>
         <w:t xml:space="preserve">; </w:t>
       </w:r>
-      <w:hyperlink r:id="rId82">
-        <w:r>
-          <w:rPr>
-            <w:lang w:val="en_US" w:bidi="en_US"/>
-          </w:rPr>
-          <w:rPr>
-            <w:color w:val="0000EE"/>
-            <w:u w:val="single"/>
-          </w:rPr>
-          <w:t>John 3:16</w:t>
-        </w:r>
-      </w:hyperlink>
+      <w:r>
+        <w:rPr>
+          <w:lang w:val="en_US" w:bidi="en_US"/>
+        </w:rPr>
+        <w:t>John 3:16</w:t>
+      </w:r>
       <w:r>
         <w:rPr>
           <w:lang w:val="en_US" w:bidi="en_US"/>
         </w:rPr>
         <w:t xml:space="preserve">; </w:t>
       </w:r>
-      <w:hyperlink r:id="rId83">
-        <w:r>
-          <w:rPr>
-            <w:lang w:val="en_US" w:bidi="en_US"/>
-          </w:rPr>
-          <w:rPr>
-            <w:color w:val="0000EE"/>
-            <w:u w:val="single"/>
-          </w:rPr>
-          <w:t>10:17–18</w:t>
-        </w:r>
-      </w:hyperlink>
+      <w:r>
+        <w:rPr>
+          <w:lang w:val="en_US" w:bidi="en_US"/>
+        </w:rPr>
+        <w:t>10:17–18</w:t>
+      </w:r>
       <w:r>
         <w:rPr>
           <w:lang w:val="en_US" w:bidi="en_US"/>
         </w:rPr>
         <w:t xml:space="preserve">; </w:t>
       </w:r>
-      <w:hyperlink r:id="rId84">
-        <w:r>
-          <w:rPr>
-            <w:lang w:val="en_US" w:bidi="en_US"/>
-          </w:rPr>
-          <w:rPr>
-            <w:color w:val="0000EE"/>
-            <w:u w:val="single"/>
-          </w:rPr>
-          <w:t>Romans 5:8</w:t>
-        </w:r>
-      </w:hyperlink>
+      <w:r>
+        <w:rPr>
+          <w:lang w:val="en_US" w:bidi="en_US"/>
+        </w:rPr>
+        <w:t>Romans 5:8</w:t>
+      </w:r>
       <w:r>
         <w:rPr>
           <w:lang w:val="en_US" w:bidi="en_US"/>
         </w:rPr>
         <w:t xml:space="preserve">, </w:t>
       </w:r>
-      <w:hyperlink r:id="rId85">
-        <w:r>
-          <w:rPr>
-            <w:lang w:val="en_US" w:bidi="en_US"/>
-          </w:rPr>
-          <w:rPr>
-            <w:color w:val="0000EE"/>
-            <w:u w:val="single"/>
-          </w:rPr>
-          <w:t>19</w:t>
-        </w:r>
-      </w:hyperlink>
+      <w:r>
+        <w:rPr>
+          <w:lang w:val="en_US" w:bidi="en_US"/>
+        </w:rPr>
+        <w:t>19</w:t>
+      </w:r>
       <w:r>
         <w:rPr>
           <w:lang w:val="en_US" w:bidi="en_US"/>
         </w:rPr>
         <w:t xml:space="preserve">; </w:t>
       </w:r>
-      <w:hyperlink r:id="rId86">
-        <w:r>
-          <w:rPr>
-            <w:lang w:val="en_US" w:bidi="en_US"/>
-          </w:rPr>
-          <w:rPr>
-            <w:color w:val="0000EE"/>
-            <w:u w:val="single"/>
-          </w:rPr>
-          <w:t>8:3</w:t>
-        </w:r>
-      </w:hyperlink>
+      <w:r>
+        <w:rPr>
+          <w:lang w:val="en_US" w:bidi="en_US"/>
+        </w:rPr>
+        <w:t>8:3</w:t>
+      </w:r>
       <w:r>
         <w:rPr>
           <w:lang w:val="en_US" w:bidi="en_US"/>
         </w:rPr>
         <w:t xml:space="preserve">; </w:t>
       </w:r>
-      <w:hyperlink r:id="rId87">
-        <w:r>
-          <w:rPr>
-            <w:lang w:val="en_US" w:bidi="en_US"/>
-          </w:rPr>
-          <w:rPr>
-            <w:color w:val="0000EE"/>
-            <w:u w:val="single"/>
-          </w:rPr>
-          <w:t>Hebrews 5:8</w:t>
-        </w:r>
-      </w:hyperlink>
+      <w:r>
+        <w:rPr>
+          <w:lang w:val="en_US" w:bidi="en_US"/>
+        </w:rPr>
+        <w:t>Hebrews 5:8</w:t>
+      </w:r>
       <w:r>
         <w:rPr>
           <w:lang w:val="en_US" w:bidi="en_US"/>
         </w:rPr>
         <w:t xml:space="preserve">; </w:t>
       </w:r>
-      <w:hyperlink r:id="rId88">
-        <w:r>
-          <w:rPr>
-            <w:lang w:val="en_US" w:bidi="en_US"/>
-          </w:rPr>
-          <w:rPr>
-            <w:color w:val="0000EE"/>
-            <w:u w:val="single"/>
-          </w:rPr>
-          <w:t>1 John 4:9–10</w:t>
-        </w:r>
-      </w:hyperlink>
+      <w:r>
+        <w:rPr>
+          <w:lang w:val="en_US" w:bidi="en_US"/>
+        </w:rPr>
+        <w:t>1 John 4:9–10</w:t>
+      </w:r>
       <w:r>
         <w:rPr>
           <w:lang w:val="en_US" w:bidi="en_US"/>
         </w:rPr>
         <w:t xml:space="preserve">, </w:t>
       </w:r>
-      <w:hyperlink r:id="rId89">
-        <w:r>
-          <w:rPr>
-            <w:lang w:val="en_US" w:bidi="en_US"/>
-          </w:rPr>
-          <w:rPr>
-            <w:color w:val="0000EE"/>
-            <w:u w:val="single"/>
-          </w:rPr>
-          <w:t>14</w:t>
-        </w:r>
-      </w:hyperlink>
+      <w:r>
+        <w:rPr>
+          <w:lang w:val="en_US" w:bidi="en_US"/>
+        </w:rPr>
+        <w:t>14</w:t>
+      </w:r>
       <w:r>
         <w:rPr>
           <w:lang w:val="en_US" w:bidi="en_US"/>
@@ -3882,54 +3402,36 @@
         </w:rPr>
         <w:t xml:space="preserve">Because of Christ's humble obedience, God raised him to the place of highest honor (see </w:t>
       </w:r>
-      <w:hyperlink r:id="rId90">
-        <w:r>
-          <w:rPr>
-            <w:lang w:val="en_US" w:bidi="en_US"/>
-          </w:rPr>
-          <w:rPr>
-            <w:color w:val="0000EE"/>
-            <w:u w:val="single"/>
-          </w:rPr>
-          <w:t>Acts 1:9–10</w:t>
-        </w:r>
-      </w:hyperlink>
+      <w:r>
+        <w:rPr>
+          <w:lang w:val="en_US" w:bidi="en_US"/>
+        </w:rPr>
+        <w:t>Acts 1:9–10</w:t>
+      </w:r>
       <w:r>
         <w:rPr>
           <w:lang w:val="en_US" w:bidi="en_US"/>
         </w:rPr>
         <w:t xml:space="preserve">; compare </w:t>
       </w:r>
-      <w:hyperlink r:id="rId91">
-        <w:r>
-          <w:rPr>
-            <w:lang w:val="en_US" w:bidi="en_US"/>
-          </w:rPr>
-          <w:rPr>
-            <w:color w:val="0000EE"/>
-            <w:u w:val="single"/>
-          </w:rPr>
-          <w:t>Acts 2:32–33</w:t>
-        </w:r>
-      </w:hyperlink>
+      <w:r>
+        <w:rPr>
+          <w:lang w:val="en_US" w:bidi="en_US"/>
+        </w:rPr>
+        <w:t>Acts 2:32–33</w:t>
+      </w:r>
       <w:r>
         <w:rPr>
           <w:lang w:val="en_US" w:bidi="en_US"/>
         </w:rPr>
         <w:t xml:space="preserve">; </w:t>
       </w:r>
-      <w:hyperlink r:id="rId92">
-        <w:r>
-          <w:rPr>
-            <w:lang w:val="en_US" w:bidi="en_US"/>
-          </w:rPr>
-          <w:rPr>
-            <w:color w:val="0000EE"/>
-            <w:u w:val="single"/>
-          </w:rPr>
-          <w:t>7:55–56</w:t>
-        </w:r>
-      </w:hyperlink>
+      <w:r>
+        <w:rPr>
+          <w:lang w:val="en_US" w:bidi="en_US"/>
+        </w:rPr>
+        <w:t>7:55–56</w:t>
+      </w:r>
       <w:r>
         <w:rPr>
           <w:lang w:val="en_US" w:bidi="en_US"/>
@@ -3961,108 +3463,72 @@
         </w:rPr>
         <w:t>: Jesus has supreme authority and power (</w:t>
       </w:r>
-      <w:hyperlink r:id="rId93">
-        <w:r>
-          <w:rPr>
-            <w:lang w:val="en_US" w:bidi="en_US"/>
-          </w:rPr>
-          <w:rPr>
-            <w:color w:val="0000EE"/>
-            <w:u w:val="single"/>
-          </w:rPr>
-          <w:t>Philippians 2:10–11</w:t>
-        </w:r>
-      </w:hyperlink>
+      <w:r>
+        <w:rPr>
+          <w:lang w:val="en_US" w:bidi="en_US"/>
+        </w:rPr>
+        <w:t>Philippians 2:10–11</w:t>
+      </w:r>
       <w:r>
         <w:rPr>
           <w:lang w:val="en_US" w:bidi="en_US"/>
         </w:rPr>
         <w:t xml:space="preserve">; compare </w:t>
       </w:r>
-      <w:hyperlink r:id="rId94">
-        <w:r>
-          <w:rPr>
-            <w:lang w:val="en_US" w:bidi="en_US"/>
-          </w:rPr>
-          <w:rPr>
-            <w:color w:val="0000EE"/>
-            <w:u w:val="single"/>
-          </w:rPr>
-          <w:t>Matthew 28:18</w:t>
-        </w:r>
-      </w:hyperlink>
+      <w:r>
+        <w:rPr>
+          <w:lang w:val="en_US" w:bidi="en_US"/>
+        </w:rPr>
+        <w:t>Matthew 28:18</w:t>
+      </w:r>
       <w:r>
         <w:rPr>
           <w:lang w:val="en_US" w:bidi="en_US"/>
         </w:rPr>
         <w:t xml:space="preserve">; </w:t>
       </w:r>
-      <w:hyperlink r:id="rId73">
-        <w:r>
-          <w:rPr>
-            <w:lang w:val="en_US" w:bidi="en_US"/>
-          </w:rPr>
-          <w:rPr>
-            <w:color w:val="0000EE"/>
-            <w:u w:val="single"/>
-          </w:rPr>
-          <w:t>John 17:5</w:t>
-        </w:r>
-      </w:hyperlink>
+      <w:r>
+        <w:rPr>
+          <w:lang w:val="en_US" w:bidi="en_US"/>
+        </w:rPr>
+        <w:t>John 17:5</w:t>
+      </w:r>
       <w:r>
         <w:rPr>
           <w:lang w:val="en_US" w:bidi="en_US"/>
         </w:rPr>
         <w:t xml:space="preserve">; </w:t>
       </w:r>
-      <w:hyperlink r:id="rId95">
-        <w:r>
-          <w:rPr>
-            <w:lang w:val="en_US" w:bidi="en_US"/>
-          </w:rPr>
-          <w:rPr>
-            <w:color w:val="0000EE"/>
-            <w:u w:val="single"/>
-          </w:rPr>
-          <w:t>Acts 2:33–36</w:t>
-        </w:r>
-      </w:hyperlink>
+      <w:r>
+        <w:rPr>
+          <w:lang w:val="en_US" w:bidi="en_US"/>
+        </w:rPr>
+        <w:t>Acts 2:33–36</w:t>
+      </w:r>
       <w:r>
         <w:rPr>
           <w:lang w:val="en_US" w:bidi="en_US"/>
         </w:rPr>
         <w:t xml:space="preserve">; </w:t>
       </w:r>
-      <w:hyperlink r:id="rId96">
-        <w:r>
-          <w:rPr>
-            <w:lang w:val="en_US" w:bidi="en_US"/>
-          </w:rPr>
-          <w:rPr>
-            <w:color w:val="0000EE"/>
-            <w:u w:val="single"/>
-          </w:rPr>
-          <w:t>Hebrews 2:9</w:t>
-        </w:r>
-      </w:hyperlink>
+      <w:r>
+        <w:rPr>
+          <w:lang w:val="en_US" w:bidi="en_US"/>
+        </w:rPr>
+        <w:t>Hebrews 2:9</w:t>
+      </w:r>
       <w:r>
         <w:rPr>
           <w:lang w:val="en_US" w:bidi="en_US"/>
         </w:rPr>
         <w:t xml:space="preserve">; </w:t>
       </w:r>
-      <w:hyperlink r:id="rId97">
-        <w:r>
-          <w:rPr>
-            <w:lang w:val="en_US" w:bidi="en_US"/>
-          </w:rPr>
-          <w:rPr>
-            <w:color w:val="0000EE"/>
-            <w:u w:val="single"/>
-          </w:rPr>
-          <w:t>12:2</w:t>
-        </w:r>
-      </w:hyperlink>
+      <w:r>
+        <w:rPr>
+          <w:lang w:val="en_US" w:bidi="en_US"/>
+        </w:rPr>
+        <w:t>12:2</w:t>
+      </w:r>
       <w:r>
         <w:rPr>
           <w:lang w:val="en_US" w:bidi="en_US"/>
@@ -4134,72 +3600,48 @@
         </w:rPr>
         <w:t xml:space="preserve">All of creation, including spiritual powers, angels, humans on earth, and those who have died, will one day acknowledge Jesus Christ's authority as Lord (see </w:t>
       </w:r>
-      <w:hyperlink r:id="rId98">
-        <w:r>
-          <w:rPr>
-            <w:lang w:val="en_US" w:bidi="en_US"/>
-          </w:rPr>
-          <w:rPr>
-            <w:color w:val="0000EE"/>
-            <w:u w:val="single"/>
-          </w:rPr>
-          <w:t>Ephesians 1:9–10</w:t>
-        </w:r>
-      </w:hyperlink>
+      <w:r>
+        <w:rPr>
+          <w:lang w:val="en_US" w:bidi="en_US"/>
+        </w:rPr>
+        <w:t>Ephesians 1:9–10</w:t>
+      </w:r>
       <w:r>
         <w:rPr>
           <w:lang w:val="en_US" w:bidi="en_US"/>
         </w:rPr>
         <w:t xml:space="preserve">, </w:t>
       </w:r>
-      <w:hyperlink r:id="rId99">
-        <w:r>
-          <w:rPr>
-            <w:lang w:val="en_US" w:bidi="en_US"/>
-          </w:rPr>
-          <w:rPr>
-            <w:color w:val="0000EE"/>
-            <w:u w:val="single"/>
-          </w:rPr>
-          <w:t>21</w:t>
-        </w:r>
-      </w:hyperlink>
+      <w:r>
+        <w:rPr>
+          <w:lang w:val="en_US" w:bidi="en_US"/>
+        </w:rPr>
+        <w:t>21</w:t>
+      </w:r>
       <w:r>
         <w:rPr>
           <w:lang w:val="en_US" w:bidi="en_US"/>
         </w:rPr>
         <w:t xml:space="preserve">; </w:t>
       </w:r>
-      <w:hyperlink r:id="rId100">
-        <w:r>
-          <w:rPr>
-            <w:lang w:val="en_US" w:bidi="en_US"/>
-          </w:rPr>
-          <w:rPr>
-            <w:color w:val="0000EE"/>
-            <w:u w:val="single"/>
-          </w:rPr>
-          <w:t>Colossians 1:20–25</w:t>
-        </w:r>
-      </w:hyperlink>
+      <w:r>
+        <w:rPr>
+          <w:lang w:val="en_US" w:bidi="en_US"/>
+        </w:rPr>
+        <w:t>Colossians 1:20–25</w:t>
+      </w:r>
       <w:r>
         <w:rPr>
           <w:lang w:val="en_US" w:bidi="en_US"/>
         </w:rPr>
         <w:t xml:space="preserve">; </w:t>
       </w:r>
-      <w:hyperlink r:id="rId101">
-        <w:r>
-          <w:rPr>
-            <w:lang w:val="en_US" w:bidi="en_US"/>
-          </w:rPr>
-          <w:rPr>
-            <w:color w:val="0000EE"/>
-            <w:u w:val="single"/>
-          </w:rPr>
-          <w:t>1 Peter 3:22</w:t>
-        </w:r>
-      </w:hyperlink>
+      <w:r>
+        <w:rPr>
+          <w:lang w:val="en_US" w:bidi="en_US"/>
+        </w:rPr>
+        <w:t>1 Peter 3:22</w:t>
+      </w:r>
       <w:r>
         <w:rPr>
           <w:lang w:val="en_US" w:bidi="en_US"/>
@@ -4231,36 +3673,24 @@
         </w:rPr>
         <w:t xml:space="preserve"> (compare </w:t>
       </w:r>
-      <w:hyperlink r:id="rId102">
-        <w:r>
-          <w:rPr>
-            <w:lang w:val="en_US" w:bidi="en_US"/>
-          </w:rPr>
-          <w:rPr>
-            <w:color w:val="0000EE"/>
-            <w:u w:val="single"/>
-          </w:rPr>
-          <w:t>Isaiah 45:23</w:t>
-        </w:r>
-      </w:hyperlink>
+      <w:r>
+        <w:rPr>
+          <w:lang w:val="en_US" w:bidi="en_US"/>
+        </w:rPr>
+        <w:t>Isaiah 45:23</w:t>
+      </w:r>
       <w:r>
         <w:rPr>
           <w:lang w:val="en_US" w:bidi="en_US"/>
         </w:rPr>
         <w:t xml:space="preserve">; </w:t>
       </w:r>
-      <w:hyperlink r:id="rId103">
-        <w:r>
-          <w:rPr>
-            <w:lang w:val="en_US" w:bidi="en_US"/>
-          </w:rPr>
-          <w:rPr>
-            <w:color w:val="0000EE"/>
-            <w:u w:val="single"/>
-          </w:rPr>
-          <w:t>Romans 14:11</w:t>
-        </w:r>
-      </w:hyperlink>
+      <w:r>
+        <w:rPr>
+          <w:lang w:val="en_US" w:bidi="en_US"/>
+        </w:rPr>
+        <w:t>Romans 14:11</w:t>
+      </w:r>
       <w:r>
         <w:rPr>
           <w:lang w:val="en_US" w:bidi="en_US"/>
@@ -4405,54 +3835,36 @@
         </w:rPr>
         <w:t xml:space="preserve"> (see </w:t>
       </w:r>
-      <w:hyperlink r:id="rId104">
-        <w:r>
-          <w:rPr>
-            <w:lang w:val="en_US" w:bidi="en_US"/>
-          </w:rPr>
-          <w:rPr>
-            <w:color w:val="0000EE"/>
-            <w:u w:val="single"/>
-          </w:rPr>
-          <w:t>John 3:36</w:t>
-        </w:r>
-      </w:hyperlink>
+      <w:r>
+        <w:rPr>
+          <w:lang w:val="en_US" w:bidi="en_US"/>
+        </w:rPr>
+        <w:t>John 3:36</w:t>
+      </w:r>
       <w:r>
         <w:rPr>
           <w:lang w:val="en_US" w:bidi="en_US"/>
         </w:rPr>
         <w:t xml:space="preserve">; </w:t>
       </w:r>
-      <w:hyperlink r:id="rId105">
-        <w:r>
-          <w:rPr>
-            <w:lang w:val="en_US" w:bidi="en_US"/>
-          </w:rPr>
-          <w:rPr>
-            <w:color w:val="0000EE"/>
-            <w:u w:val="single"/>
-          </w:rPr>
-          <w:t>Romans 1:5</w:t>
-        </w:r>
-      </w:hyperlink>
+      <w:r>
+        <w:rPr>
+          <w:lang w:val="en_US" w:bidi="en_US"/>
+        </w:rPr>
+        <w:t>Romans 1:5</w:t>
+      </w:r>
       <w:r>
         <w:rPr>
           <w:lang w:val="en_US" w:bidi="en_US"/>
         </w:rPr>
         <w:t xml:space="preserve">): Believers must consider God's judgment like everyone else (compare </w:t>
       </w:r>
-      <w:hyperlink r:id="rId106">
-        <w:r>
-          <w:rPr>
-            <w:lang w:val="en_US" w:bidi="en_US"/>
-          </w:rPr>
-          <w:rPr>
-            <w:color w:val="0000EE"/>
-            <w:u w:val="single"/>
-          </w:rPr>
-          <w:t>1 Corinthians 3:10–13</w:t>
-        </w:r>
-      </w:hyperlink>
+      <w:r>
+        <w:rPr>
+          <w:lang w:val="en_US" w:bidi="en_US"/>
+        </w:rPr>
+        <w:t>1 Corinthians 3:10–13</w:t>
+      </w:r>
       <w:r>
         <w:rPr>
           <w:lang w:val="en_US" w:bidi="en_US"/>
@@ -4568,90 +3980,60 @@
         </w:rPr>
         <w:t xml:space="preserve"> God gives believers the strength and energy to live their lives (see </w:t>
       </w:r>
-      <w:hyperlink r:id="rId107">
-        <w:r>
-          <w:rPr>
-            <w:lang w:val="en_US" w:bidi="en_US"/>
-          </w:rPr>
-          <w:rPr>
-            <w:color w:val="0000EE"/>
-            <w:u w:val="single"/>
-          </w:rPr>
-          <w:t>John 15:5</w:t>
-        </w:r>
-      </w:hyperlink>
+      <w:r>
+        <w:rPr>
+          <w:lang w:val="en_US" w:bidi="en_US"/>
+        </w:rPr>
+        <w:t>John 15:5</w:t>
+      </w:r>
       <w:r>
         <w:rPr>
           <w:lang w:val="en_US" w:bidi="en_US"/>
         </w:rPr>
         <w:t xml:space="preserve">; </w:t>
       </w:r>
-      <w:hyperlink r:id="rId108">
-        <w:r>
-          <w:rPr>
-            <w:lang w:val="en_US" w:bidi="en_US"/>
-          </w:rPr>
-          <w:rPr>
-            <w:color w:val="0000EE"/>
-            <w:u w:val="single"/>
-          </w:rPr>
-          <w:t>1 Corinthians 12:6</w:t>
-        </w:r>
-      </w:hyperlink>
+      <w:r>
+        <w:rPr>
+          <w:lang w:val="en_US" w:bidi="en_US"/>
+        </w:rPr>
+        <w:t>1 Corinthians 12:6</w:t>
+      </w:r>
       <w:r>
         <w:rPr>
           <w:lang w:val="en_US" w:bidi="en_US"/>
         </w:rPr>
         <w:t xml:space="preserve">; </w:t>
       </w:r>
-      <w:hyperlink r:id="rId109">
-        <w:r>
-          <w:rPr>
-            <w:lang w:val="en_US" w:bidi="en_US"/>
-          </w:rPr>
-          <w:rPr>
-            <w:color w:val="0000EE"/>
-            <w:u w:val="single"/>
-          </w:rPr>
-          <w:t>15:10</w:t>
-        </w:r>
-      </w:hyperlink>
+      <w:r>
+        <w:rPr>
+          <w:lang w:val="en_US" w:bidi="en_US"/>
+        </w:rPr>
+        <w:t>15:10</w:t>
+      </w:r>
       <w:r>
         <w:rPr>
           <w:lang w:val="en_US" w:bidi="en_US"/>
         </w:rPr>
         <w:t xml:space="preserve">; </w:t>
       </w:r>
-      <w:hyperlink r:id="rId110">
-        <w:r>
-          <w:rPr>
-            <w:lang w:val="en_US" w:bidi="en_US"/>
-          </w:rPr>
-          <w:rPr>
-            <w:color w:val="0000EE"/>
-            <w:u w:val="single"/>
-          </w:rPr>
-          <w:t>2 Corinthians 3:5</w:t>
-        </w:r>
-      </w:hyperlink>
+      <w:r>
+        <w:rPr>
+          <w:lang w:val="en_US" w:bidi="en_US"/>
+        </w:rPr>
+        <w:t>2 Corinthians 3:5</w:t>
+      </w:r>
       <w:r>
         <w:rPr>
           <w:lang w:val="en_US" w:bidi="en_US"/>
         </w:rPr>
         <w:t xml:space="preserve">; </w:t>
       </w:r>
-      <w:hyperlink r:id="rId111">
-        <w:r>
-          <w:rPr>
-            <w:lang w:val="en_US" w:bidi="en_US"/>
-          </w:rPr>
-          <w:rPr>
-            <w:color w:val="0000EE"/>
-            <w:u w:val="single"/>
-          </w:rPr>
-          <w:t>1 Thessalonians 2:13</w:t>
-        </w:r>
-      </w:hyperlink>
+      <w:r>
+        <w:rPr>
+          <w:lang w:val="en_US" w:bidi="en_US"/>
+        </w:rPr>
+        <w:t>1 Thessalonians 2:13</w:t>
+      </w:r>
       <w:r>
         <w:rPr>
           <w:lang w:val="en_US" w:bidi="en_US"/>
@@ -4706,72 +4088,48 @@
         </w:rPr>
         <w:t xml:space="preserve">Complaining and arguing come from thinking only about yourself (see </w:t>
       </w:r>
-      <w:hyperlink r:id="rId112">
-        <w:r>
-          <w:rPr>
-            <w:lang w:val="en_US" w:bidi="en_US"/>
-          </w:rPr>
-          <w:rPr>
-            <w:color w:val="0000EE"/>
-            <w:u w:val="single"/>
-          </w:rPr>
-          <w:t>1 Corinthians 10:10</w:t>
-        </w:r>
-      </w:hyperlink>
+      <w:r>
+        <w:rPr>
+          <w:lang w:val="en_US" w:bidi="en_US"/>
+        </w:rPr>
+        <w:t>1 Corinthians 10:10</w:t>
+      </w:r>
       <w:r>
         <w:rPr>
           <w:lang w:val="en_US" w:bidi="en_US"/>
         </w:rPr>
         <w:t xml:space="preserve">; </w:t>
       </w:r>
-      <w:hyperlink r:id="rId113">
-        <w:r>
-          <w:rPr>
-            <w:lang w:val="en_US" w:bidi="en_US"/>
-          </w:rPr>
-          <w:rPr>
-            <w:color w:val="0000EE"/>
-            <w:u w:val="single"/>
-          </w:rPr>
-          <w:t>1 Peter 4:9</w:t>
-        </w:r>
-      </w:hyperlink>
+      <w:r>
+        <w:rPr>
+          <w:lang w:val="en_US" w:bidi="en_US"/>
+        </w:rPr>
+        <w:t>1 Peter 4:9</w:t>
+      </w:r>
       <w:r>
         <w:rPr>
           <w:lang w:val="en_US" w:bidi="en_US"/>
         </w:rPr>
         <w:t xml:space="preserve">; </w:t>
       </w:r>
-      <w:hyperlink r:id="rId114">
-        <w:r>
-          <w:rPr>
-            <w:lang w:val="en_US" w:bidi="en_US"/>
-          </w:rPr>
-          <w:rPr>
-            <w:color w:val="0000EE"/>
-            <w:u w:val="single"/>
-          </w:rPr>
-          <w:t>Jude 1:16</w:t>
-        </w:r>
-      </w:hyperlink>
+      <w:r>
+        <w:rPr>
+          <w:lang w:val="en_US" w:bidi="en_US"/>
+        </w:rPr>
+        <w:t>Jude 1:16</w:t>
+      </w:r>
       <w:r>
         <w:rPr>
           <w:lang w:val="en_US" w:bidi="en_US"/>
         </w:rPr>
         <w:t>). God calls believers to love others in a way that puts their needs first (</w:t>
       </w:r>
-      <w:hyperlink r:id="rId115">
-        <w:r>
-          <w:rPr>
-            <w:lang w:val="en_US" w:bidi="en_US"/>
-          </w:rPr>
-          <w:rPr>
-            <w:color w:val="0000EE"/>
-            <w:u w:val="single"/>
-          </w:rPr>
-          <w:t>Philippians 2:4</w:t>
-        </w:r>
-      </w:hyperlink>
+      <w:r>
+        <w:rPr>
+          <w:lang w:val="en_US" w:bidi="en_US"/>
+        </w:rPr>
+        <w:t>Philippians 2:4</w:t>
+      </w:r>
       <w:r>
         <w:rPr>
           <w:lang w:val="en_US" w:bidi="en_US"/>
@@ -4837,18 +4195,12 @@
         </w:rPr>
         <w:t xml:space="preserve">: Believers should attract others to God through their actions (see </w:t>
       </w:r>
-      <w:hyperlink r:id="rId116">
-        <w:r>
-          <w:rPr>
-            <w:lang w:val="en_US" w:bidi="en_US"/>
-          </w:rPr>
-          <w:rPr>
-            <w:color w:val="0000EE"/>
-            <w:u w:val="single"/>
-          </w:rPr>
-          <w:t>Matthew 5:13–16</w:t>
-        </w:r>
-      </w:hyperlink>
+      <w:r>
+        <w:rPr>
+          <w:lang w:val="en_US" w:bidi="en_US"/>
+        </w:rPr>
+        <w:t>Matthew 5:13–16</w:t>
+      </w:r>
       <w:r>
         <w:rPr>
           <w:lang w:val="en_US" w:bidi="en_US"/>
@@ -4880,54 +4232,36 @@
         </w:rPr>
         <w:t xml:space="preserve">: See </w:t>
       </w:r>
-      <w:hyperlink r:id="rId117">
-        <w:r>
-          <w:rPr>
-            <w:lang w:val="en_US" w:bidi="en_US"/>
-          </w:rPr>
-          <w:rPr>
-            <w:color w:val="0000EE"/>
-            <w:u w:val="single"/>
-          </w:rPr>
-          <w:t>Deuteronomy 32:5</w:t>
-        </w:r>
-      </w:hyperlink>
+      <w:r>
+        <w:rPr>
+          <w:lang w:val="en_US" w:bidi="en_US"/>
+        </w:rPr>
+        <w:t>Deuteronomy 32:5</w:t>
+      </w:r>
       <w:r>
         <w:rPr>
           <w:lang w:val="en_US" w:bidi="en_US"/>
         </w:rPr>
         <w:t xml:space="preserve">; </w:t>
       </w:r>
-      <w:hyperlink r:id="rId118">
-        <w:r>
-          <w:rPr>
-            <w:lang w:val="en_US" w:bidi="en_US"/>
-          </w:rPr>
-          <w:rPr>
-            <w:color w:val="0000EE"/>
-            <w:u w:val="single"/>
-          </w:rPr>
-          <w:t>Romans 1:18–32</w:t>
-        </w:r>
-      </w:hyperlink>
+      <w:r>
+        <w:rPr>
+          <w:lang w:val="en_US" w:bidi="en_US"/>
+        </w:rPr>
+        <w:t>Romans 1:18–32</w:t>
+      </w:r>
       <w:r>
         <w:rPr>
           <w:lang w:val="en_US" w:bidi="en_US"/>
         </w:rPr>
         <w:t xml:space="preserve">; </w:t>
       </w:r>
-      <w:hyperlink r:id="rId119">
-        <w:r>
-          <w:rPr>
-            <w:lang w:val="en_US" w:bidi="en_US"/>
-          </w:rPr>
-          <w:rPr>
-            <w:color w:val="0000EE"/>
-            <w:u w:val="single"/>
-          </w:rPr>
-          <w:t>3:10–23</w:t>
-        </w:r>
-      </w:hyperlink>
+      <w:r>
+        <w:rPr>
+          <w:lang w:val="en_US" w:bidi="en_US"/>
+        </w:rPr>
+        <w:t>3:10–23</w:t>
+      </w:r>
       <w:r>
         <w:rPr>
           <w:lang w:val="en_US" w:bidi="en_US"/>
@@ -4993,36 +4327,24 @@
         </w:rPr>
         <w:t>: Believers must keep trusting in the good news about Jesus, which gives life. God is faithful, but believers must also remain faithful (</w:t>
       </w:r>
-      <w:hyperlink r:id="rId120">
-        <w:r>
-          <w:rPr>
-            <w:lang w:val="en_US" w:bidi="en_US"/>
-          </w:rPr>
-          <w:rPr>
-            <w:color w:val="0000EE"/>
-            <w:u w:val="single"/>
-          </w:rPr>
-          <w:t>1:6</w:t>
-        </w:r>
-      </w:hyperlink>
+      <w:r>
+        <w:rPr>
+          <w:lang w:val="en_US" w:bidi="en_US"/>
+        </w:rPr>
+        <w:t>1:6</w:t>
+      </w:r>
       <w:r>
         <w:rPr>
           <w:lang w:val="en_US" w:bidi="en_US"/>
         </w:rPr>
         <w:t xml:space="preserve">; </w:t>
       </w:r>
-      <w:hyperlink r:id="rId121">
-        <w:r>
-          <w:rPr>
-            <w:lang w:val="en_US" w:bidi="en_US"/>
-          </w:rPr>
-          <w:rPr>
-            <w:color w:val="0000EE"/>
-            <w:u w:val="single"/>
-          </w:rPr>
-          <w:t>2:12–13</w:t>
-        </w:r>
-      </w:hyperlink>
+      <w:r>
+        <w:rPr>
+          <w:lang w:val="en_US" w:bidi="en_US"/>
+        </w:rPr>
+        <w:t>2:12–13</w:t>
+      </w:r>
       <w:r>
         <w:rPr>
           <w:lang w:val="en_US" w:bidi="en_US"/>
@@ -5054,108 +4376,72 @@
         </w:rPr>
         <w:t xml:space="preserve">: Paul often compares the Christian life to running a race or training for a competition (see </w:t>
       </w:r>
-      <w:hyperlink r:id="rId122">
-        <w:r>
-          <w:rPr>
-            <w:lang w:val="en_US" w:bidi="en_US"/>
-          </w:rPr>
-          <w:rPr>
-            <w:color w:val="0000EE"/>
-            <w:u w:val="single"/>
-          </w:rPr>
-          <w:t>3:12–14</w:t>
-        </w:r>
-      </w:hyperlink>
+      <w:r>
+        <w:rPr>
+          <w:lang w:val="en_US" w:bidi="en_US"/>
+        </w:rPr>
+        <w:t>3:12–14</w:t>
+      </w:r>
       <w:r>
         <w:rPr>
           <w:lang w:val="en_US" w:bidi="en_US"/>
         </w:rPr>
         <w:t xml:space="preserve">; </w:t>
       </w:r>
-      <w:hyperlink r:id="rId123">
-        <w:r>
-          <w:rPr>
-            <w:lang w:val="en_US" w:bidi="en_US"/>
-          </w:rPr>
-          <w:rPr>
-            <w:color w:val="0000EE"/>
-            <w:u w:val="single"/>
-          </w:rPr>
-          <w:t>1 Corinthians 9:24</w:t>
-        </w:r>
-      </w:hyperlink>
+      <w:r>
+        <w:rPr>
+          <w:lang w:val="en_US" w:bidi="en_US"/>
+        </w:rPr>
+        <w:t>1 Corinthians 9:24</w:t>
+      </w:r>
       <w:r>
         <w:rPr>
           <w:lang w:val="en_US" w:bidi="en_US"/>
         </w:rPr>
         <w:t xml:space="preserve">, </w:t>
       </w:r>
-      <w:hyperlink r:id="rId124">
-        <w:r>
-          <w:rPr>
-            <w:lang w:val="en_US" w:bidi="en_US"/>
-          </w:rPr>
-          <w:rPr>
-            <w:color w:val="0000EE"/>
-            <w:u w:val="single"/>
-          </w:rPr>
-          <w:t>26</w:t>
-        </w:r>
-      </w:hyperlink>
+      <w:r>
+        <w:rPr>
+          <w:lang w:val="en_US" w:bidi="en_US"/>
+        </w:rPr>
+        <w:t>26</w:t>
+      </w:r>
       <w:r>
         <w:rPr>
           <w:lang w:val="en_US" w:bidi="en_US"/>
         </w:rPr>
         <w:t xml:space="preserve">; </w:t>
       </w:r>
-      <w:hyperlink r:id="rId125">
-        <w:r>
-          <w:rPr>
-            <w:lang w:val="en_US" w:bidi="en_US"/>
-          </w:rPr>
-          <w:rPr>
-            <w:color w:val="0000EE"/>
-            <w:u w:val="single"/>
-          </w:rPr>
-          <w:t>Galatians 2:2</w:t>
-        </w:r>
-      </w:hyperlink>
+      <w:r>
+        <w:rPr>
+          <w:lang w:val="en_US" w:bidi="en_US"/>
+        </w:rPr>
+        <w:t>Galatians 2:2</w:t>
+      </w:r>
       <w:r>
         <w:rPr>
           <w:lang w:val="en_US" w:bidi="en_US"/>
         </w:rPr>
         <w:t xml:space="preserve">; </w:t>
       </w:r>
-      <w:hyperlink r:id="rId126">
-        <w:r>
-          <w:rPr>
-            <w:lang w:val="en_US" w:bidi="en_US"/>
-          </w:rPr>
-          <w:rPr>
-            <w:color w:val="0000EE"/>
-            <w:u w:val="single"/>
-          </w:rPr>
-          <w:t>5:7</w:t>
-        </w:r>
-      </w:hyperlink>
+      <w:r>
+        <w:rPr>
+          <w:lang w:val="en_US" w:bidi="en_US"/>
+        </w:rPr>
+        <w:t>5:7</w:t>
+      </w:r>
       <w:r>
         <w:rPr>
           <w:lang w:val="en_US" w:bidi="en_US"/>
         </w:rPr>
         <w:t xml:space="preserve">; </w:t>
       </w:r>
-      <w:hyperlink r:id="rId127">
-        <w:r>
-          <w:rPr>
-            <w:lang w:val="en_US" w:bidi="en_US"/>
-          </w:rPr>
-          <w:rPr>
-            <w:color w:val="0000EE"/>
-            <w:u w:val="single"/>
-          </w:rPr>
-          <w:t>2 Timothy 4:7</w:t>
-        </w:r>
-      </w:hyperlink>
+      <w:r>
+        <w:rPr>
+          <w:lang w:val="en_US" w:bidi="en_US"/>
+        </w:rPr>
+        <w:t>2 Timothy 4:7</w:t>
+      </w:r>
       <w:r>
         <w:rPr>
           <w:lang w:val="en_US" w:bidi="en_US"/>
@@ -5227,36 +4513,24 @@
         </w:rPr>
         <w:t xml:space="preserve"> In both Jewish and pagan traditions, people would pour out wine on a sacrifice or at the altar to honor their god. Paul uses this image to say that his whole life is like an offering to God (compare </w:t>
       </w:r>
-      <w:hyperlink r:id="rId128">
-        <w:r>
-          <w:rPr>
-            <w:lang w:val="en_US" w:bidi="en_US"/>
-          </w:rPr>
-          <w:rPr>
-            <w:color w:val="0000EE"/>
-            <w:u w:val="single"/>
-          </w:rPr>
-          <w:t>Romans 12:1</w:t>
-        </w:r>
-      </w:hyperlink>
+      <w:r>
+        <w:rPr>
+          <w:lang w:val="en_US" w:bidi="en_US"/>
+        </w:rPr>
+        <w:t>Romans 12:1</w:t>
+      </w:r>
       <w:r>
         <w:rPr>
           <w:lang w:val="en_US" w:bidi="en_US"/>
         </w:rPr>
         <w:t xml:space="preserve">; </w:t>
       </w:r>
-      <w:hyperlink r:id="rId129">
-        <w:r>
-          <w:rPr>
-            <w:lang w:val="en_US" w:bidi="en_US"/>
-          </w:rPr>
-          <w:rPr>
-            <w:color w:val="0000EE"/>
-            <w:u w:val="single"/>
-          </w:rPr>
-          <w:t>15:16</w:t>
-        </w:r>
-      </w:hyperlink>
+      <w:r>
+        <w:rPr>
+          <w:lang w:val="en_US" w:bidi="en_US"/>
+        </w:rPr>
+        <w:t>15:16</w:t>
+      </w:r>
       <w:r>
         <w:rPr>
           <w:lang w:val="en_US" w:bidi="en_US"/>
@@ -5281,18 +4555,12 @@
         </w:rPr>
         <w:t xml:space="preserve">Faithful service brings joy because nothing done for God is wasted (see </w:t>
       </w:r>
-      <w:hyperlink r:id="rId130">
-        <w:r>
-          <w:rPr>
-            <w:lang w:val="en_US" w:bidi="en_US"/>
-          </w:rPr>
-          <w:rPr>
-            <w:color w:val="0000EE"/>
-            <w:u w:val="single"/>
-          </w:rPr>
-          <w:t>1 Corinthians 15:58</w:t>
-        </w:r>
-      </w:hyperlink>
+      <w:r>
+        <w:rPr>
+          <w:lang w:val="en_US" w:bidi="en_US"/>
+        </w:rPr>
+        <w:t>1 Corinthians 15:58</w:t>
+      </w:r>
       <w:r>
         <w:rPr>
           <w:lang w:val="en_US" w:bidi="en_US"/>
@@ -5347,90 +4615,60 @@
         </w:rPr>
         <w:t xml:space="preserve">Paul praises Timothy, whome he hopes to send to the Philippians in the near future. Timothy traveled with Paul on his first trip to Philippi (see </w:t>
       </w:r>
-      <w:hyperlink r:id="rId131">
-        <w:r>
-          <w:rPr>
-            <w:lang w:val="en_US" w:bidi="en_US"/>
-          </w:rPr>
-          <w:rPr>
-            <w:color w:val="0000EE"/>
-            <w:u w:val="single"/>
-          </w:rPr>
-          <w:t>Acts 16:1–3</w:t>
-        </w:r>
-      </w:hyperlink>
+      <w:r>
+        <w:rPr>
+          <w:lang w:val="en_US" w:bidi="en_US"/>
+        </w:rPr>
+        <w:t>Acts 16:1–3</w:t>
+      </w:r>
       <w:r>
         <w:rPr>
           <w:lang w:val="en_US" w:bidi="en_US"/>
         </w:rPr>
         <w:t xml:space="preserve">, </w:t>
       </w:r>
-      <w:hyperlink r:id="rId132">
-        <w:r>
-          <w:rPr>
-            <w:lang w:val="en_US" w:bidi="en_US"/>
-          </w:rPr>
-          <w:rPr>
-            <w:color w:val="0000EE"/>
-            <w:u w:val="single"/>
-          </w:rPr>
-          <w:t>12</w:t>
-        </w:r>
-      </w:hyperlink>
+      <w:r>
+        <w:rPr>
+          <w:lang w:val="en_US" w:bidi="en_US"/>
+        </w:rPr>
+        <w:t>12</w:t>
+      </w:r>
       <w:r>
         <w:rPr>
           <w:lang w:val="en_US" w:bidi="en_US"/>
         </w:rPr>
         <w:t xml:space="preserve">; </w:t>
       </w:r>
-      <w:hyperlink r:id="rId133">
-        <w:r>
-          <w:rPr>
-            <w:lang w:val="en_US" w:bidi="en_US"/>
-          </w:rPr>
-          <w:rPr>
-            <w:color w:val="0000EE"/>
-            <w:u w:val="single"/>
-          </w:rPr>
-          <w:t>17:15</w:t>
-        </w:r>
-      </w:hyperlink>
+      <w:r>
+        <w:rPr>
+          <w:lang w:val="en_US" w:bidi="en_US"/>
+        </w:rPr>
+        <w:t>17:15</w:t>
+      </w:r>
       <w:r>
         <w:rPr>
           <w:lang w:val="en_US" w:bidi="en_US"/>
         </w:rPr>
         <w:t xml:space="preserve">; </w:t>
       </w:r>
-      <w:hyperlink r:id="rId134">
-        <w:r>
-          <w:rPr>
-            <w:lang w:val="en_US" w:bidi="en_US"/>
-          </w:rPr>
-          <w:rPr>
-            <w:color w:val="0000EE"/>
-            <w:u w:val="single"/>
-          </w:rPr>
-          <w:t>18:5</w:t>
-        </w:r>
-      </w:hyperlink>
+      <w:r>
+        <w:rPr>
+          <w:lang w:val="en_US" w:bidi="en_US"/>
+        </w:rPr>
+        <w:t>18:5</w:t>
+      </w:r>
       <w:r>
         <w:rPr>
           <w:lang w:val="en_US" w:bidi="en_US"/>
         </w:rPr>
         <w:t xml:space="preserve">; compare </w:t>
       </w:r>
-      <w:hyperlink r:id="rId135">
-        <w:r>
-          <w:rPr>
-            <w:lang w:val="en_US" w:bidi="en_US"/>
-          </w:rPr>
-          <w:rPr>
-            <w:color w:val="0000EE"/>
-            <w:u w:val="single"/>
-          </w:rPr>
-          <w:t>Acts 19:22</w:t>
-        </w:r>
-      </w:hyperlink>
+      <w:r>
+        <w:rPr>
+          <w:lang w:val="en_US" w:bidi="en_US"/>
+        </w:rPr>
+        <w:t>Acts 19:22</w:t>
+      </w:r>
       <w:r>
         <w:rPr>
           <w:lang w:val="en_US" w:bidi="en_US"/>
@@ -5546,36 +4784,24 @@
         </w:rPr>
         <w:t xml:space="preserve">Paul was confident that he would soon be released from prison by the Roman authorities and visit the Philippians (see </w:t>
       </w:r>
-      <w:hyperlink r:id="rId136">
-        <w:r>
-          <w:rPr>
-            <w:lang w:val="en_US" w:bidi="en_US"/>
-          </w:rPr>
-          <w:rPr>
-            <w:color w:val="0000EE"/>
-            <w:u w:val="single"/>
-          </w:rPr>
-          <w:t>1:19</w:t>
-        </w:r>
-      </w:hyperlink>
+      <w:r>
+        <w:rPr>
+          <w:lang w:val="en_US" w:bidi="en_US"/>
+        </w:rPr>
+        <w:t>1:19</w:t>
+      </w:r>
       <w:r>
         <w:rPr>
           <w:lang w:val="en_US" w:bidi="en_US"/>
         </w:rPr>
         <w:t xml:space="preserve">, </w:t>
       </w:r>
-      <w:hyperlink r:id="rId46">
-        <w:r>
-          <w:rPr>
-            <w:lang w:val="en_US" w:bidi="en_US"/>
-          </w:rPr>
-          <w:rPr>
-            <w:color w:val="0000EE"/>
-            <w:u w:val="single"/>
-          </w:rPr>
-          <w:t>25–26</w:t>
-        </w:r>
-      </w:hyperlink>
+      <w:r>
+        <w:rPr>
+          <w:lang w:val="en_US" w:bidi="en_US"/>
+        </w:rPr>
+        <w:t>25–26</w:t>
+      </w:r>
       <w:r>
         <w:rPr>
           <w:lang w:val="en_US" w:bidi="en_US"/>
@@ -5634,18 +4860,12 @@
         </w:rPr>
         <w:t xml:space="preserve">Paul praises Epaphroditus, a messenger from the church at Philippi (see also </w:t>
       </w:r>
-      <w:hyperlink r:id="rId137">
-        <w:r>
-          <w:rPr>
-            <w:lang w:val="en_US" w:bidi="en_US"/>
-          </w:rPr>
-          <w:rPr>
-            <w:color w:val="0000EE"/>
-            <w:u w:val="single"/>
-          </w:rPr>
-          <w:t>4:18</w:t>
-        </w:r>
-      </w:hyperlink>
+      <w:r>
+        <w:rPr>
+          <w:lang w:val="en_US" w:bidi="en_US"/>
+        </w:rPr>
+        <w:t>4:18</w:t>
+      </w:r>
       <w:r>
         <w:rPr>
           <w:lang w:val="en_US" w:bidi="en_US"/>
@@ -5779,144 +4999,96 @@
         </w:rPr>
         <w:t xml:space="preserve">Epaphroditus deserved their honor because he risked his life for Christ on their behalf (for the importance of showing honor, compare </w:t>
       </w:r>
-      <w:hyperlink r:id="rId138">
-        <w:r>
-          <w:rPr>
-            <w:lang w:val="en_US" w:bidi="en_US"/>
-          </w:rPr>
-          <w:rPr>
-            <w:color w:val="0000EE"/>
-            <w:u w:val="single"/>
-          </w:rPr>
-          <w:t>Romans 10:12</w:t>
-        </w:r>
-      </w:hyperlink>
+      <w:r>
+        <w:rPr>
+          <w:lang w:val="en_US" w:bidi="en_US"/>
+        </w:rPr>
+        <w:t>Romans 10:12</w:t>
+      </w:r>
       <w:r>
         <w:rPr>
           <w:lang w:val="en_US" w:bidi="en_US"/>
         </w:rPr>
         <w:t xml:space="preserve">; </w:t>
       </w:r>
-      <w:hyperlink r:id="rId139">
-        <w:r>
-          <w:rPr>
-            <w:lang w:val="en_US" w:bidi="en_US"/>
-          </w:rPr>
-          <w:rPr>
-            <w:color w:val="0000EE"/>
-            <w:u w:val="single"/>
-          </w:rPr>
-          <w:t>13:7</w:t>
-        </w:r>
-      </w:hyperlink>
+      <w:r>
+        <w:rPr>
+          <w:lang w:val="en_US" w:bidi="en_US"/>
+        </w:rPr>
+        <w:t>13:7</w:t>
+      </w:r>
       <w:r>
         <w:rPr>
           <w:lang w:val="en_US" w:bidi="en_US"/>
         </w:rPr>
         <w:t xml:space="preserve">; </w:t>
       </w:r>
-      <w:hyperlink r:id="rId140">
-        <w:r>
-          <w:rPr>
-            <w:lang w:val="en_US" w:bidi="en_US"/>
-          </w:rPr>
-          <w:rPr>
-            <w:color w:val="0000EE"/>
-            <w:u w:val="single"/>
-          </w:rPr>
-          <w:t>Ephesians 5:33</w:t>
-        </w:r>
-      </w:hyperlink>
+      <w:r>
+        <w:rPr>
+          <w:lang w:val="en_US" w:bidi="en_US"/>
+        </w:rPr>
+        <w:t>Ephesians 5:33</w:t>
+      </w:r>
       <w:r>
         <w:rPr>
           <w:lang w:val="en_US" w:bidi="en_US"/>
         </w:rPr>
         <w:t xml:space="preserve">; </w:t>
       </w:r>
-      <w:hyperlink r:id="rId141">
-        <w:r>
-          <w:rPr>
-            <w:lang w:val="en_US" w:bidi="en_US"/>
-          </w:rPr>
-          <w:rPr>
-            <w:color w:val="0000EE"/>
-            <w:u w:val="single"/>
-          </w:rPr>
-          <w:t>6:2</w:t>
-        </w:r>
-      </w:hyperlink>
+      <w:r>
+        <w:rPr>
+          <w:lang w:val="en_US" w:bidi="en_US"/>
+        </w:rPr>
+        <w:t>6:2</w:t>
+      </w:r>
       <w:r>
         <w:rPr>
           <w:lang w:val="en_US" w:bidi="en_US"/>
         </w:rPr>
         <w:t xml:space="preserve">; </w:t>
       </w:r>
-      <w:hyperlink r:id="rId142">
-        <w:r>
-          <w:rPr>
-            <w:lang w:val="en_US" w:bidi="en_US"/>
-          </w:rPr>
-          <w:rPr>
-            <w:color w:val="0000EE"/>
-            <w:u w:val="single"/>
-          </w:rPr>
-          <w:t>1 Timothy 5:17</w:t>
-        </w:r>
-      </w:hyperlink>
+      <w:r>
+        <w:rPr>
+          <w:lang w:val="en_US" w:bidi="en_US"/>
+        </w:rPr>
+        <w:t>1 Timothy 5:17</w:t>
+      </w:r>
       <w:r>
         <w:rPr>
           <w:lang w:val="en_US" w:bidi="en_US"/>
         </w:rPr>
         <w:t xml:space="preserve">; </w:t>
       </w:r>
-      <w:hyperlink r:id="rId143">
-        <w:r>
-          <w:rPr>
-            <w:lang w:val="en_US" w:bidi="en_US"/>
-          </w:rPr>
-          <w:rPr>
-            <w:color w:val="0000EE"/>
-            <w:u w:val="single"/>
-          </w:rPr>
-          <w:t>6:1</w:t>
-        </w:r>
-      </w:hyperlink>
+      <w:r>
+        <w:rPr>
+          <w:lang w:val="en_US" w:bidi="en_US"/>
+        </w:rPr>
+        <w:t>6:1</w:t>
+      </w:r>
       <w:r>
         <w:rPr>
           <w:lang w:val="en_US" w:bidi="en_US"/>
         </w:rPr>
         <w:t xml:space="preserve">; </w:t>
       </w:r>
-      <w:hyperlink r:id="rId144">
-        <w:r>
-          <w:rPr>
-            <w:lang w:val="en_US" w:bidi="en_US"/>
-          </w:rPr>
-          <w:rPr>
-            <w:color w:val="0000EE"/>
-            <w:u w:val="single"/>
-          </w:rPr>
-          <w:t>1 Peter 2:17</w:t>
-        </w:r>
-      </w:hyperlink>
+      <w:r>
+        <w:rPr>
+          <w:lang w:val="en_US" w:bidi="en_US"/>
+        </w:rPr>
+        <w:t>1 Peter 2:17</w:t>
+      </w:r>
       <w:r>
         <w:rPr>
           <w:lang w:val="en_US" w:bidi="en_US"/>
         </w:rPr>
         <w:t xml:space="preserve">; </w:t>
       </w:r>
-      <w:hyperlink r:id="rId145">
-        <w:r>
-          <w:rPr>
-            <w:lang w:val="en_US" w:bidi="en_US"/>
-          </w:rPr>
-          <w:rPr>
-            <w:color w:val="0000EE"/>
-            <w:u w:val="single"/>
-          </w:rPr>
-          <w:t>3:7</w:t>
-        </w:r>
-      </w:hyperlink>
+      <w:r>
+        <w:rPr>
+          <w:lang w:val="en_US" w:bidi="en_US"/>
+        </w:rPr>
+        <w:t>3:7</w:t>
+      </w:r>
       <w:r>
         <w:rPr>
           <w:lang w:val="en_US" w:bidi="en_US"/>
@@ -5982,90 +5154,60 @@
         </w:rPr>
         <w:t xml:space="preserve">: This theme appears again in </w:t>
       </w:r>
-      <w:hyperlink r:id="rId58">
-        <w:r>
-          <w:rPr>
-            <w:lang w:val="en_US" w:bidi="en_US"/>
-          </w:rPr>
-          <w:rPr>
-            <w:color w:val="0000EE"/>
-            <w:u w:val="single"/>
-          </w:rPr>
-          <w:t>4:4</w:t>
-        </w:r>
-      </w:hyperlink>
+      <w:r>
+        <w:rPr>
+          <w:lang w:val="en_US" w:bidi="en_US"/>
+        </w:rPr>
+        <w:t>4:4</w:t>
+      </w:r>
       <w:r>
         <w:rPr>
           <w:lang w:val="en_US" w:bidi="en_US"/>
         </w:rPr>
         <w:t xml:space="preserve"> (see also </w:t>
       </w:r>
-      <w:hyperlink r:id="rId146">
-        <w:r>
-          <w:rPr>
-            <w:lang w:val="en_US" w:bidi="en_US"/>
-          </w:rPr>
-          <w:rPr>
-            <w:color w:val="0000EE"/>
-            <w:u w:val="single"/>
-          </w:rPr>
-          <w:t>1:18</w:t>
-        </w:r>
-      </w:hyperlink>
+      <w:r>
+        <w:rPr>
+          <w:lang w:val="en_US" w:bidi="en_US"/>
+        </w:rPr>
+        <w:t>1:18</w:t>
+      </w:r>
       <w:r>
         <w:rPr>
           <w:lang w:val="en_US" w:bidi="en_US"/>
         </w:rPr>
         <w:t xml:space="preserve">; </w:t>
       </w:r>
-      <w:hyperlink r:id="rId147">
-        <w:r>
-          <w:rPr>
-            <w:lang w:val="en_US" w:bidi="en_US"/>
-          </w:rPr>
-          <w:rPr>
-            <w:color w:val="0000EE"/>
-            <w:u w:val="single"/>
-          </w:rPr>
-          <w:t>2:17–18</w:t>
-        </w:r>
-      </w:hyperlink>
+      <w:r>
+        <w:rPr>
+          <w:lang w:val="en_US" w:bidi="en_US"/>
+        </w:rPr>
+        <w:t>2:17–18</w:t>
+      </w:r>
       <w:r>
         <w:rPr>
           <w:lang w:val="en_US" w:bidi="en_US"/>
         </w:rPr>
         <w:t xml:space="preserve">, </w:t>
       </w:r>
-      <w:hyperlink r:id="rId148">
-        <w:r>
-          <w:rPr>
-            <w:lang w:val="en_US" w:bidi="en_US"/>
-          </w:rPr>
-          <w:rPr>
-            <w:color w:val="0000EE"/>
-            <w:u w:val="single"/>
-          </w:rPr>
-          <w:t>28</w:t>
-        </w:r>
-      </w:hyperlink>
+      <w:r>
+        <w:rPr>
+          <w:lang w:val="en_US" w:bidi="en_US"/>
+        </w:rPr>
+        <w:t>28</w:t>
+      </w:r>
       <w:r>
         <w:rPr>
           <w:lang w:val="en_US" w:bidi="en_US"/>
         </w:rPr>
         <w:t xml:space="preserve">; </w:t>
       </w:r>
-      <w:hyperlink r:id="rId149">
-        <w:r>
-          <w:rPr>
-            <w:lang w:val="en_US" w:bidi="en_US"/>
-          </w:rPr>
-          <w:rPr>
-            <w:color w:val="0000EE"/>
-            <w:u w:val="single"/>
-          </w:rPr>
-          <w:t>4:10</w:t>
-        </w:r>
-      </w:hyperlink>
+      <w:r>
+        <w:rPr>
+          <w:lang w:val="en_US" w:bidi="en_US"/>
+        </w:rPr>
+        <w:t>4:10</w:t>
+      </w:r>
       <w:r>
         <w:rPr>
           <w:lang w:val="en_US" w:bidi="en_US"/>
@@ -6137,18 +5279,12 @@
         </w:rPr>
         <w:t>the earlier advice to follow Christ’s example (</w:t>
       </w:r>
-      <w:hyperlink r:id="rId150">
-        <w:r>
-          <w:rPr>
-            <w:lang w:val="en_US" w:bidi="en_US"/>
-          </w:rPr>
-          <w:rPr>
-            <w:color w:val="0000EE"/>
-            <w:u w:val="single"/>
-          </w:rPr>
-          <w:t>2:1–18</w:t>
-        </w:r>
-      </w:hyperlink>
+      <w:r>
+        <w:rPr>
+          <w:lang w:val="en_US" w:bidi="en_US"/>
+        </w:rPr>
+        <w:t>2:1–18</w:t>
+      </w:r>
       <w:r>
         <w:rPr>
           <w:lang w:val="en_US" w:bidi="en_US"/>
@@ -6259,90 +5395,60 @@
         </w:rPr>
         <w:t xml:space="preserve"> (see </w:t>
       </w:r>
-      <w:hyperlink r:id="rId151">
-        <w:r>
-          <w:rPr>
-            <w:lang w:val="en_US" w:bidi="en_US"/>
-          </w:rPr>
-          <w:rPr>
-            <w:color w:val="0000EE"/>
-            <w:u w:val="single"/>
-          </w:rPr>
-          <w:t>Mark 7:27–28</w:t>
-        </w:r>
-      </w:hyperlink>
+      <w:r>
+        <w:rPr>
+          <w:lang w:val="en_US" w:bidi="en_US"/>
+        </w:rPr>
+        <w:t>Mark 7:27–28</w:t>
+      </w:r>
       <w:r>
         <w:rPr>
           <w:lang w:val="en_US" w:bidi="en_US"/>
         </w:rPr>
         <w:t xml:space="preserve">). Paul directs his strongest insults at Jews who taught that non-Jewish people must be circumcised to be saved (see </w:t>
       </w:r>
-      <w:hyperlink r:id="rId152">
-        <w:r>
-          <w:rPr>
-            <w:lang w:val="en_US" w:bidi="en_US"/>
-          </w:rPr>
-          <w:rPr>
-            <w:color w:val="0000EE"/>
-            <w:u w:val="single"/>
-          </w:rPr>
-          <w:t>2 Corinthians 11:13–15</w:t>
-        </w:r>
-      </w:hyperlink>
+      <w:r>
+        <w:rPr>
+          <w:lang w:val="en_US" w:bidi="en_US"/>
+        </w:rPr>
+        <w:t>2 Corinthians 11:13–15</w:t>
+      </w:r>
       <w:r>
         <w:rPr>
           <w:lang w:val="en_US" w:bidi="en_US"/>
         </w:rPr>
         <w:t xml:space="preserve">; </w:t>
       </w:r>
-      <w:hyperlink r:id="rId153">
-        <w:r>
-          <w:rPr>
-            <w:lang w:val="en_US" w:bidi="en_US"/>
-          </w:rPr>
-          <w:rPr>
-            <w:color w:val="0000EE"/>
-            <w:u w:val="single"/>
-          </w:rPr>
-          <w:t>Galatians 1:6–9</w:t>
-        </w:r>
-      </w:hyperlink>
+      <w:r>
+        <w:rPr>
+          <w:lang w:val="en_US" w:bidi="en_US"/>
+        </w:rPr>
+        <w:t>Galatians 1:6–9</w:t>
+      </w:r>
       <w:r>
         <w:rPr>
           <w:lang w:val="en_US" w:bidi="en_US"/>
         </w:rPr>
         <w:t xml:space="preserve">; </w:t>
       </w:r>
-      <w:hyperlink r:id="rId154">
-        <w:r>
-          <w:rPr>
-            <w:lang w:val="en_US" w:bidi="en_US"/>
-          </w:rPr>
-          <w:rPr>
-            <w:color w:val="0000EE"/>
-            <w:u w:val="single"/>
-          </w:rPr>
-          <w:t>5:1–6</w:t>
-        </w:r>
-      </w:hyperlink>
+      <w:r>
+        <w:rPr>
+          <w:lang w:val="en_US" w:bidi="en_US"/>
+        </w:rPr>
+        <w:t>5:1–6</w:t>
+      </w:r>
       <w:r>
         <w:rPr>
           <w:lang w:val="en_US" w:bidi="en_US"/>
         </w:rPr>
         <w:t xml:space="preserve">, </w:t>
       </w:r>
-      <w:hyperlink r:id="rId155">
-        <w:r>
-          <w:rPr>
-            <w:lang w:val="en_US" w:bidi="en_US"/>
-          </w:rPr>
-          <w:rPr>
-            <w:color w:val="0000EE"/>
-            <w:u w:val="single"/>
-          </w:rPr>
-          <w:t>12</w:t>
-        </w:r>
-      </w:hyperlink>
+      <w:r>
+        <w:rPr>
+          <w:lang w:val="en_US" w:bidi="en_US"/>
+        </w:rPr>
+        <w:t>12</w:t>
+      </w:r>
       <w:r>
         <w:rPr>
           <w:lang w:val="en_US" w:bidi="en_US"/>
@@ -6445,90 +5551,60 @@
         </w:rPr>
         <w:t xml:space="preserve">Circumcision was a sign that someone belonged to God’s people (see </w:t>
       </w:r>
-      <w:hyperlink r:id="rId156">
-        <w:r>
-          <w:rPr>
-            <w:lang w:val="en_US" w:bidi="en_US"/>
-          </w:rPr>
-          <w:rPr>
-            <w:color w:val="0000EE"/>
-            <w:u w:val="single"/>
-          </w:rPr>
-          <w:t>Gen 17:10–14</w:t>
-        </w:r>
-      </w:hyperlink>
+      <w:r>
+        <w:rPr>
+          <w:lang w:val="en_US" w:bidi="en_US"/>
+        </w:rPr>
+        <w:t>Gen 17:10–14</w:t>
+      </w:r>
       <w:r>
         <w:rPr>
           <w:lang w:val="en_US" w:bidi="en_US"/>
         </w:rPr>
         <w:t xml:space="preserve">). But the Bible teaches that those who trust in Christ are the ones who are truly circumcised in their hearts (see </w:t>
       </w:r>
-      <w:hyperlink r:id="rId157">
-        <w:r>
-          <w:rPr>
-            <w:lang w:val="en_US" w:bidi="en_US"/>
-          </w:rPr>
-          <w:rPr>
-            <w:color w:val="0000EE"/>
-            <w:u w:val="single"/>
-          </w:rPr>
-          <w:t>Romans 2:28–29</w:t>
-        </w:r>
-      </w:hyperlink>
+      <w:r>
+        <w:rPr>
+          <w:lang w:val="en_US" w:bidi="en_US"/>
+        </w:rPr>
+        <w:t>Romans 2:28–29</w:t>
+      </w:r>
       <w:r>
         <w:rPr>
           <w:lang w:val="en_US" w:bidi="en_US"/>
         </w:rPr>
         <w:t xml:space="preserve">; compare </w:t>
       </w:r>
-      <w:hyperlink r:id="rId158">
-        <w:r>
-          <w:rPr>
-            <w:lang w:val="en_US" w:bidi="en_US"/>
-          </w:rPr>
-          <w:rPr>
-            <w:color w:val="0000EE"/>
-            <w:u w:val="single"/>
-          </w:rPr>
-          <w:t>Jeremiah 4:4</w:t>
-        </w:r>
-      </w:hyperlink>
+      <w:r>
+        <w:rPr>
+          <w:lang w:val="en_US" w:bidi="en_US"/>
+        </w:rPr>
+        <w:t>Jeremiah 4:4</w:t>
+      </w:r>
       <w:r>
         <w:rPr>
           <w:lang w:val="en_US" w:bidi="en_US"/>
         </w:rPr>
         <w:t xml:space="preserve">; </w:t>
       </w:r>
-      <w:hyperlink r:id="rId159">
-        <w:r>
-          <w:rPr>
-            <w:lang w:val="en_US" w:bidi="en_US"/>
-          </w:rPr>
-          <w:rPr>
-            <w:color w:val="0000EE"/>
-            <w:u w:val="single"/>
-          </w:rPr>
-          <w:t>Ephesians 2:11</w:t>
-        </w:r>
-      </w:hyperlink>
+      <w:r>
+        <w:rPr>
+          <w:lang w:val="en_US" w:bidi="en_US"/>
+        </w:rPr>
+        <w:t>Ephesians 2:11</w:t>
+      </w:r>
       <w:r>
         <w:rPr>
           <w:lang w:val="en_US" w:bidi="en_US"/>
         </w:rPr>
         <w:t xml:space="preserve">; </w:t>
       </w:r>
-      <w:hyperlink r:id="rId160">
-        <w:r>
-          <w:rPr>
-            <w:lang w:val="en_US" w:bidi="en_US"/>
-          </w:rPr>
-          <w:rPr>
-            <w:color w:val="0000EE"/>
-            <w:u w:val="single"/>
-          </w:rPr>
-          <w:t>Colossians 2:11–13</w:t>
-        </w:r>
-      </w:hyperlink>
+      <w:r>
+        <w:rPr>
+          <w:lang w:val="en_US" w:bidi="en_US"/>
+        </w:rPr>
+        <w:t>Colossians 2:11–13</w:t>
+      </w:r>
       <w:r>
         <w:rPr>
           <w:lang w:val="en_US" w:bidi="en_US"/>
@@ -6668,72 +5744,48 @@
         </w:rPr>
         <w:t xml:space="preserve"> This followed Jewish law, which required boys to be circumcised on the eighth day (See </w:t>
       </w:r>
-      <w:hyperlink r:id="rId161">
-        <w:r>
-          <w:rPr>
-            <w:lang w:val="en_US" w:bidi="en_US"/>
-          </w:rPr>
-          <w:rPr>
-            <w:color w:val="0000EE"/>
-            <w:u w:val="single"/>
-          </w:rPr>
-          <w:t>Genesis 17:12</w:t>
-        </w:r>
-      </w:hyperlink>
+      <w:r>
+        <w:rPr>
+          <w:lang w:val="en_US" w:bidi="en_US"/>
+        </w:rPr>
+        <w:t>Genesis 17:12</w:t>
+      </w:r>
       <w:r>
         <w:rPr>
           <w:lang w:val="en_US" w:bidi="en_US"/>
         </w:rPr>
         <w:t xml:space="preserve">; </w:t>
       </w:r>
-      <w:hyperlink r:id="rId162">
-        <w:r>
-          <w:rPr>
-            <w:lang w:val="en_US" w:bidi="en_US"/>
-          </w:rPr>
-          <w:rPr>
-            <w:color w:val="0000EE"/>
-            <w:u w:val="single"/>
-          </w:rPr>
-          <w:t>Leviticus 12:3</w:t>
-        </w:r>
-      </w:hyperlink>
+      <w:r>
+        <w:rPr>
+          <w:lang w:val="en_US" w:bidi="en_US"/>
+        </w:rPr>
+        <w:t>Leviticus 12:3</w:t>
+      </w:r>
       <w:r>
         <w:rPr>
           <w:lang w:val="en_US" w:bidi="en_US"/>
         </w:rPr>
         <w:t xml:space="preserve">; </w:t>
       </w:r>
-      <w:hyperlink r:id="rId163">
-        <w:r>
-          <w:rPr>
-            <w:lang w:val="en_US" w:bidi="en_US"/>
-          </w:rPr>
-          <w:rPr>
-            <w:color w:val="0000EE"/>
-            <w:u w:val="single"/>
-          </w:rPr>
-          <w:t>Luke 1:59</w:t>
-        </w:r>
-      </w:hyperlink>
+      <w:r>
+        <w:rPr>
+          <w:lang w:val="en_US" w:bidi="en_US"/>
+        </w:rPr>
+        <w:t>Luke 1:59</w:t>
+      </w:r>
       <w:r>
         <w:rPr>
           <w:lang w:val="en_US" w:bidi="en_US"/>
         </w:rPr>
         <w:t xml:space="preserve">; </w:t>
       </w:r>
-      <w:hyperlink r:id="rId164">
-        <w:r>
-          <w:rPr>
-            <w:lang w:val="en_US" w:bidi="en_US"/>
-          </w:rPr>
-          <w:rPr>
-            <w:color w:val="0000EE"/>
-            <w:u w:val="single"/>
-          </w:rPr>
-          <w:t>Luke 2:21</w:t>
-        </w:r>
-      </w:hyperlink>
+      <w:r>
+        <w:rPr>
+          <w:lang w:val="en_US" w:bidi="en_US"/>
+        </w:rPr>
+        <w:t>Luke 2:21</w:t>
+      </w:r>
       <w:r>
         <w:rPr>
           <w:lang w:val="en_US" w:bidi="en_US"/>
@@ -6758,36 +5810,24 @@
         </w:rPr>
         <w:t xml:space="preserve">Paul belonged to the Pharisees, a Jewish group known for strictly following the law (see </w:t>
       </w:r>
-      <w:hyperlink r:id="rId165">
-        <w:r>
-          <w:rPr>
-            <w:lang w:val="en_US" w:bidi="en_US"/>
-          </w:rPr>
-          <w:rPr>
-            <w:color w:val="0000EE"/>
-            <w:u w:val="single"/>
-          </w:rPr>
-          <w:t>Acts 23:6</w:t>
-        </w:r>
-      </w:hyperlink>
+      <w:r>
+        <w:rPr>
+          <w:lang w:val="en_US" w:bidi="en_US"/>
+        </w:rPr>
+        <w:t>Acts 23:6</w:t>
+      </w:r>
       <w:r>
         <w:rPr>
           <w:lang w:val="en_US" w:bidi="en_US"/>
         </w:rPr>
         <w:t xml:space="preserve">; </w:t>
       </w:r>
-      <w:hyperlink r:id="rId166">
-        <w:r>
-          <w:rPr>
-            <w:lang w:val="en_US" w:bidi="en_US"/>
-          </w:rPr>
-          <w:rPr>
-            <w:color w:val="0000EE"/>
-            <w:u w:val="single"/>
-          </w:rPr>
-          <w:t>Acts 26:5</w:t>
-        </w:r>
-      </w:hyperlink>
+      <w:r>
+        <w:rPr>
+          <w:lang w:val="en_US" w:bidi="en_US"/>
+        </w:rPr>
+        <w:t>Acts 26:5</w:t>
+      </w:r>
       <w:r>
         <w:rPr>
           <w:lang w:val="en_US" w:bidi="en_US"/>
@@ -6901,72 +5941,48 @@
         </w:rPr>
         <w:t xml:space="preserve"> (see </w:t>
       </w:r>
-      <w:hyperlink r:id="rId167">
-        <w:r>
-          <w:rPr>
-            <w:lang w:val="en_US" w:bidi="en_US"/>
-          </w:rPr>
-          <w:rPr>
-            <w:color w:val="0000EE"/>
-            <w:u w:val="single"/>
-          </w:rPr>
-          <w:t>Acts 8:1–3</w:t>
-        </w:r>
-      </w:hyperlink>
+      <w:r>
+        <w:rPr>
+          <w:lang w:val="en_US" w:bidi="en_US"/>
+        </w:rPr>
+        <w:t>Acts 8:1–3</w:t>
+      </w:r>
       <w:r>
         <w:rPr>
           <w:lang w:val="en_US" w:bidi="en_US"/>
         </w:rPr>
         <w:t xml:space="preserve">; </w:t>
       </w:r>
-      <w:hyperlink r:id="rId168">
-        <w:r>
-          <w:rPr>
-            <w:lang w:val="en_US" w:bidi="en_US"/>
-          </w:rPr>
-          <w:rPr>
-            <w:color w:val="0000EE"/>
-            <w:u w:val="single"/>
-          </w:rPr>
-          <w:t>9:1–2</w:t>
-        </w:r>
-      </w:hyperlink>
+      <w:r>
+        <w:rPr>
+          <w:lang w:val="en_US" w:bidi="en_US"/>
+        </w:rPr>
+        <w:t>9:1–2</w:t>
+      </w:r>
       <w:r>
         <w:rPr>
           <w:lang w:val="en_US" w:bidi="en_US"/>
         </w:rPr>
         <w:t xml:space="preserve">, </w:t>
       </w:r>
-      <w:hyperlink r:id="rId169">
-        <w:r>
-          <w:rPr>
-            <w:lang w:val="en_US" w:bidi="en_US"/>
-          </w:rPr>
-          <w:rPr>
-            <w:color w:val="0000EE"/>
-            <w:u w:val="single"/>
-          </w:rPr>
-          <w:t>21</w:t>
-        </w:r>
-      </w:hyperlink>
+      <w:r>
+        <w:rPr>
+          <w:lang w:val="en_US" w:bidi="en_US"/>
+        </w:rPr>
+        <w:t>21</w:t>
+      </w:r>
       <w:r>
         <w:rPr>
           <w:lang w:val="en_US" w:bidi="en_US"/>
         </w:rPr>
         <w:t xml:space="preserve">; </w:t>
       </w:r>
-      <w:hyperlink r:id="rId170">
-        <w:r>
-          <w:rPr>
-            <w:lang w:val="en_US" w:bidi="en_US"/>
-          </w:rPr>
-          <w:rPr>
-            <w:color w:val="0000EE"/>
-            <w:u w:val="single"/>
-          </w:rPr>
-          <w:t>Galatians 1:13</w:t>
-        </w:r>
-      </w:hyperlink>
+      <w:r>
+        <w:rPr>
+          <w:lang w:val="en_US" w:bidi="en_US"/>
+        </w:rPr>
+        <w:t>Galatians 1:13</w:t>
+      </w:r>
       <w:r>
         <w:rPr>
           <w:lang w:val="en_US" w:bidi="en_US"/>
@@ -6991,54 +6007,36 @@
         </w:rPr>
         <w:t xml:space="preserve">Paul’s righteousness, as judged by human standards, also showed his dedication to the law (see also </w:t>
       </w:r>
-      <w:hyperlink r:id="rId171">
-        <w:r>
-          <w:rPr>
-            <w:lang w:val="en_US" w:bidi="en_US"/>
-          </w:rPr>
-          <w:rPr>
-            <w:color w:val="0000EE"/>
-            <w:u w:val="single"/>
-          </w:rPr>
-          <w:t>Galatians 1:14</w:t>
-        </w:r>
-      </w:hyperlink>
+      <w:r>
+        <w:rPr>
+          <w:lang w:val="en_US" w:bidi="en_US"/>
+        </w:rPr>
+        <w:t>Galatians 1:14</w:t>
+      </w:r>
       <w:r>
         <w:rPr>
           <w:lang w:val="en_US" w:bidi="en_US"/>
         </w:rPr>
         <w:t xml:space="preserve">; for Paul’s later Christian view, compare </w:t>
       </w:r>
-      <w:hyperlink r:id="rId172">
-        <w:r>
-          <w:rPr>
-            <w:lang w:val="en_US" w:bidi="en_US"/>
-          </w:rPr>
-          <w:rPr>
-            <w:color w:val="0000EE"/>
-            <w:u w:val="single"/>
-          </w:rPr>
-          <w:t>Romans 3:23</w:t>
-        </w:r>
-      </w:hyperlink>
+      <w:r>
+        <w:rPr>
+          <w:lang w:val="en_US" w:bidi="en_US"/>
+        </w:rPr>
+        <w:t>Romans 3:23</w:t>
+      </w:r>
       <w:r>
         <w:rPr>
           <w:lang w:val="en_US" w:bidi="en_US"/>
         </w:rPr>
         <w:t xml:space="preserve">; </w:t>
       </w:r>
-      <w:hyperlink r:id="rId173">
-        <w:r>
-          <w:rPr>
-            <w:lang w:val="en_US" w:bidi="en_US"/>
-          </w:rPr>
-          <w:rPr>
-            <w:color w:val="0000EE"/>
-            <w:u w:val="single"/>
-          </w:rPr>
-          <w:t>7:14–25</w:t>
-        </w:r>
-      </w:hyperlink>
+      <w:r>
+        <w:rPr>
+          <w:lang w:val="en_US" w:bidi="en_US"/>
+        </w:rPr>
+        <w:t>7:14–25</w:t>
+      </w:r>
       <w:r>
         <w:rPr>
           <w:lang w:val="en_US" w:bidi="en_US"/>
@@ -7093,90 +6091,60 @@
         </w:rPr>
         <w:t>As a Christian, Paul now considered these things (</w:t>
       </w:r>
-      <w:hyperlink r:id="rId174">
-        <w:r>
-          <w:rPr>
-            <w:lang w:val="en_US" w:bidi="en_US"/>
-          </w:rPr>
-          <w:rPr>
-            <w:color w:val="0000EE"/>
-            <w:u w:val="single"/>
-          </w:rPr>
-          <w:t>3:5–6</w:t>
-        </w:r>
-      </w:hyperlink>
+      <w:r>
+        <w:rPr>
+          <w:lang w:val="en_US" w:bidi="en_US"/>
+        </w:rPr>
+        <w:t>3:5–6</w:t>
+      </w:r>
       <w:r>
         <w:rPr>
           <w:lang w:val="en_US" w:bidi="en_US"/>
         </w:rPr>
         <w:t xml:space="preserve">) worthless because of what Christ has done. A believer’s relationship with God is defined by knowing Christ and nothing else (compare </w:t>
       </w:r>
-      <w:hyperlink r:id="rId175">
-        <w:r>
-          <w:rPr>
-            <w:lang w:val="en_US" w:bidi="en_US"/>
-          </w:rPr>
-          <w:rPr>
-            <w:color w:val="0000EE"/>
-            <w:u w:val="single"/>
-          </w:rPr>
-          <w:t>3:10</w:t>
-        </w:r>
-      </w:hyperlink>
+      <w:r>
+        <w:rPr>
+          <w:lang w:val="en_US" w:bidi="en_US"/>
+        </w:rPr>
+        <w:t>3:10</w:t>
+      </w:r>
       <w:r>
         <w:rPr>
           <w:lang w:val="en_US" w:bidi="en_US"/>
         </w:rPr>
         <w:t xml:space="preserve">; </w:t>
       </w:r>
-      <w:hyperlink r:id="rId176">
-        <w:r>
-          <w:rPr>
-            <w:lang w:val="en_US" w:bidi="en_US"/>
-          </w:rPr>
-          <w:rPr>
-            <w:color w:val="0000EE"/>
-            <w:u w:val="single"/>
-          </w:rPr>
-          <w:t>John 17:3</w:t>
-        </w:r>
-      </w:hyperlink>
+      <w:r>
+        <w:rPr>
+          <w:lang w:val="en_US" w:bidi="en_US"/>
+        </w:rPr>
+        <w:t>John 17:3</w:t>
+      </w:r>
       <w:r>
         <w:rPr>
           <w:lang w:val="en_US" w:bidi="en_US"/>
         </w:rPr>
         <w:t xml:space="preserve">). The only important thing is to gain Christ, thus receiving the gift of eternal salvation (see </w:t>
       </w:r>
-      <w:hyperlink r:id="rId82">
-        <w:r>
-          <w:rPr>
-            <w:lang w:val="en_US" w:bidi="en_US"/>
-          </w:rPr>
-          <w:rPr>
-            <w:color w:val="0000EE"/>
-            <w:u w:val="single"/>
-          </w:rPr>
-          <w:t>John 3:16</w:t>
-        </w:r>
-      </w:hyperlink>
+      <w:r>
+        <w:rPr>
+          <w:lang w:val="en_US" w:bidi="en_US"/>
+        </w:rPr>
+        <w:t>John 3:16</w:t>
+      </w:r>
       <w:r>
         <w:rPr>
           <w:lang w:val="en_US" w:bidi="en_US"/>
         </w:rPr>
         <w:t xml:space="preserve">; </w:t>
       </w:r>
-      <w:hyperlink r:id="rId177">
-        <w:r>
-          <w:rPr>
-            <w:lang w:val="en_US" w:bidi="en_US"/>
-          </w:rPr>
-          <w:rPr>
-            <w:color w:val="0000EE"/>
-            <w:u w:val="single"/>
-          </w:rPr>
-          <w:t>1 John 5:11–13</w:t>
-        </w:r>
-      </w:hyperlink>
+      <w:r>
+        <w:rPr>
+          <w:lang w:val="en_US" w:bidi="en_US"/>
+        </w:rPr>
+        <w:t>1 John 5:11–13</w:t>
+      </w:r>
       <w:r>
         <w:rPr>
           <w:lang w:val="en_US" w:bidi="en_US"/>
@@ -7248,18 +6216,12 @@
         </w:rPr>
         <w:t>Paul explains the difference between his view of salvation and that of his opponents (</w:t>
       </w:r>
-      <w:hyperlink r:id="rId178">
-        <w:r>
-          <w:rPr>
-            <w:lang w:val="en_US" w:bidi="en_US"/>
-          </w:rPr>
-          <w:rPr>
-            <w:color w:val="0000EE"/>
-            <w:u w:val="single"/>
-          </w:rPr>
-          <w:t>3:2</w:t>
-        </w:r>
-      </w:hyperlink>
+      <w:r>
+        <w:rPr>
+          <w:lang w:val="en_US" w:bidi="en_US"/>
+        </w:rPr>
+        <w:t>3:2</w:t>
+      </w:r>
       <w:r>
         <w:rPr>
           <w:lang w:val="en_US" w:bidi="en_US"/>
@@ -7284,18 +6246,12 @@
         </w:rPr>
         <w:t xml:space="preserve">Believers unite with Christ by trusting him for salvation and sharing in his life (see </w:t>
       </w:r>
-      <w:hyperlink r:id="rId179">
-        <w:r>
-          <w:rPr>
-            <w:lang w:val="en_US" w:bidi="en_US"/>
-          </w:rPr>
-          <w:rPr>
-            <w:color w:val="0000EE"/>
-            <w:u w:val="single"/>
-          </w:rPr>
-          <w:t>John 15:1–5</w:t>
-        </w:r>
-      </w:hyperlink>
+      <w:r>
+        <w:rPr>
+          <w:lang w:val="en_US" w:bidi="en_US"/>
+        </w:rPr>
+        <w:t>John 15:1–5</w:t>
+      </w:r>
       <w:r>
         <w:rPr>
           <w:lang w:val="en_US" w:bidi="en_US"/>
@@ -7320,90 +6276,60 @@
         </w:rPr>
         <w:t xml:space="preserve">We become righteous not by following the law of Moses, but through faith in Christ. This is God's way of making us right with him: Salvation is a free gift, not something we can earn (see </w:t>
       </w:r>
-      <w:hyperlink r:id="rId180">
-        <w:r>
-          <w:rPr>
-            <w:lang w:val="en_US" w:bidi="en_US"/>
-          </w:rPr>
-          <w:rPr>
-            <w:color w:val="0000EE"/>
-            <w:u w:val="single"/>
-          </w:rPr>
-          <w:t>Romans 1:17</w:t>
-        </w:r>
-      </w:hyperlink>
+      <w:r>
+        <w:rPr>
+          <w:lang w:val="en_US" w:bidi="en_US"/>
+        </w:rPr>
+        <w:t>Romans 1:17</w:t>
+      </w:r>
       <w:r>
         <w:rPr>
           <w:lang w:val="en_US" w:bidi="en_US"/>
         </w:rPr>
         <w:t xml:space="preserve">; </w:t>
       </w:r>
-      <w:hyperlink r:id="rId181">
-        <w:r>
-          <w:rPr>
-            <w:lang w:val="en_US" w:bidi="en_US"/>
-          </w:rPr>
-          <w:rPr>
-            <w:color w:val="0000EE"/>
-            <w:u w:val="single"/>
-          </w:rPr>
-          <w:t>3:21–26</w:t>
-        </w:r>
-      </w:hyperlink>
+      <w:r>
+        <w:rPr>
+          <w:lang w:val="en_US" w:bidi="en_US"/>
+        </w:rPr>
+        <w:t>3:21–26</w:t>
+      </w:r>
       <w:r>
         <w:rPr>
           <w:lang w:val="en_US" w:bidi="en_US"/>
         </w:rPr>
         <w:t xml:space="preserve">; </w:t>
       </w:r>
-      <w:hyperlink r:id="rId182">
-        <w:r>
-          <w:rPr>
-            <w:lang w:val="en_US" w:bidi="en_US"/>
-          </w:rPr>
-          <w:rPr>
-            <w:color w:val="0000EE"/>
-            <w:u w:val="single"/>
-          </w:rPr>
-          <w:t>4:5–8</w:t>
-        </w:r>
-      </w:hyperlink>
+      <w:r>
+        <w:rPr>
+          <w:lang w:val="en_US" w:bidi="en_US"/>
+        </w:rPr>
+        <w:t>4:5–8</w:t>
+      </w:r>
       <w:r>
         <w:rPr>
           <w:lang w:val="en_US" w:bidi="en_US"/>
         </w:rPr>
         <w:t xml:space="preserve">; </w:t>
       </w:r>
-      <w:hyperlink r:id="rId183">
-        <w:r>
-          <w:rPr>
-            <w:lang w:val="en_US" w:bidi="en_US"/>
-          </w:rPr>
-          <w:rPr>
-            <w:color w:val="0000EE"/>
-            <w:u w:val="single"/>
-          </w:rPr>
-          <w:t>Galatians 2:16</w:t>
-        </w:r>
-      </w:hyperlink>
+      <w:r>
+        <w:rPr>
+          <w:lang w:val="en_US" w:bidi="en_US"/>
+        </w:rPr>
+        <w:t>Galatians 2:16</w:t>
+      </w:r>
       <w:r>
         <w:rPr>
           <w:lang w:val="en_US" w:bidi="en_US"/>
         </w:rPr>
         <w:t xml:space="preserve">; </w:t>
       </w:r>
-      <w:hyperlink r:id="rId184">
-        <w:r>
-          <w:rPr>
-            <w:lang w:val="en_US" w:bidi="en_US"/>
-          </w:rPr>
-          <w:rPr>
-            <w:color w:val="0000EE"/>
-            <w:u w:val="single"/>
-          </w:rPr>
-          <w:t>Ephesians 2:8–9</w:t>
-        </w:r>
-      </w:hyperlink>
+      <w:r>
+        <w:rPr>
+          <w:lang w:val="en_US" w:bidi="en_US"/>
+        </w:rPr>
+        <w:t>Ephesians 2:8–9</w:t>
+      </w:r>
       <w:r>
         <w:rPr>
           <w:lang w:val="en_US" w:bidi="en_US"/>
@@ -7469,54 +6395,36 @@
         </w:rPr>
         <w:t xml:space="preserve">: By knowing Jesus Christ, a person knows and is accepted by God (compare </w:t>
       </w:r>
-      <w:hyperlink r:id="rId185">
-        <w:r>
-          <w:rPr>
-            <w:lang w:val="en_US" w:bidi="en_US"/>
-          </w:rPr>
-          <w:rPr>
-            <w:color w:val="0000EE"/>
-            <w:u w:val="single"/>
-          </w:rPr>
-          <w:t>3:7–8</w:t>
-        </w:r>
-      </w:hyperlink>
+      <w:r>
+        <w:rPr>
+          <w:lang w:val="en_US" w:bidi="en_US"/>
+        </w:rPr>
+        <w:t>3:7–8</w:t>
+      </w:r>
       <w:r>
         <w:rPr>
           <w:lang w:val="en_US" w:bidi="en_US"/>
         </w:rPr>
         <w:t xml:space="preserve">; </w:t>
       </w:r>
-      <w:hyperlink r:id="rId186">
-        <w:r>
-          <w:rPr>
-            <w:lang w:val="en_US" w:bidi="en_US"/>
-          </w:rPr>
-          <w:rPr>
-            <w:color w:val="0000EE"/>
-            <w:u w:val="single"/>
-          </w:rPr>
-          <w:t>John 1:12–13</w:t>
-        </w:r>
-      </w:hyperlink>
+      <w:r>
+        <w:rPr>
+          <w:lang w:val="en_US" w:bidi="en_US"/>
+        </w:rPr>
+        <w:t>John 1:12–13</w:t>
+      </w:r>
       <w:r>
         <w:rPr>
           <w:lang w:val="en_US" w:bidi="en_US"/>
         </w:rPr>
         <w:t xml:space="preserve">; </w:t>
       </w:r>
-      <w:hyperlink r:id="rId176">
-        <w:r>
-          <w:rPr>
-            <w:lang w:val="en_US" w:bidi="en_US"/>
-          </w:rPr>
-          <w:rPr>
-            <w:color w:val="0000EE"/>
-            <w:u w:val="single"/>
-          </w:rPr>
-          <w:t>17:3</w:t>
-        </w:r>
-      </w:hyperlink>
+      <w:r>
+        <w:rPr>
+          <w:lang w:val="en_US" w:bidi="en_US"/>
+        </w:rPr>
+        <w:t>17:3</w:t>
+      </w:r>
       <w:r>
         <w:rPr>
           <w:lang w:val="en_US" w:bidi="en_US"/>
@@ -7541,54 +6449,36 @@
         </w:rPr>
         <w:t xml:space="preserve">Believers experience the mighty power that raised Christ from the dead, both now and in eternity (see </w:t>
       </w:r>
-      <w:hyperlink r:id="rId187">
-        <w:r>
-          <w:rPr>
-            <w:lang w:val="en_US" w:bidi="en_US"/>
-          </w:rPr>
-          <w:rPr>
-            <w:color w:val="0000EE"/>
-            <w:u w:val="single"/>
-          </w:rPr>
-          <w:t>Romans 6:4–14</w:t>
-        </w:r>
-      </w:hyperlink>
+      <w:r>
+        <w:rPr>
+          <w:lang w:val="en_US" w:bidi="en_US"/>
+        </w:rPr>
+        <w:t>Romans 6:4–14</w:t>
+      </w:r>
       <w:r>
         <w:rPr>
           <w:lang w:val="en_US" w:bidi="en_US"/>
         </w:rPr>
         <w:t xml:space="preserve">; </w:t>
       </w:r>
-      <w:hyperlink r:id="rId188">
-        <w:r>
-          <w:rPr>
-            <w:lang w:val="en_US" w:bidi="en_US"/>
-          </w:rPr>
-          <w:rPr>
-            <w:color w:val="0000EE"/>
-            <w:u w:val="single"/>
-          </w:rPr>
-          <w:t>8:10–11</w:t>
-        </w:r>
-      </w:hyperlink>
+      <w:r>
+        <w:rPr>
+          <w:lang w:val="en_US" w:bidi="en_US"/>
+        </w:rPr>
+        <w:t>8:10–11</w:t>
+      </w:r>
       <w:r>
         <w:rPr>
           <w:lang w:val="en_US" w:bidi="en_US"/>
         </w:rPr>
         <w:t xml:space="preserve">; </w:t>
       </w:r>
-      <w:hyperlink r:id="rId189">
-        <w:r>
-          <w:rPr>
-            <w:lang w:val="en_US" w:bidi="en_US"/>
-          </w:rPr>
-          <w:rPr>
-            <w:color w:val="0000EE"/>
-            <w:u w:val="single"/>
-          </w:rPr>
-          <w:t>Colossians 3:1–4</w:t>
-        </w:r>
-      </w:hyperlink>
+      <w:r>
+        <w:rPr>
+          <w:lang w:val="en_US" w:bidi="en_US"/>
+        </w:rPr>
+        <w:t>Colossians 3:1–4</w:t>
+      </w:r>
       <w:r>
         <w:rPr>
           <w:lang w:val="en_US" w:bidi="en_US"/>
@@ -7620,72 +6510,48 @@
         </w:rPr>
         <w:t xml:space="preserve">: United with Christ, a believer has the privilege of experiencing his life and death (see </w:t>
       </w:r>
-      <w:hyperlink r:id="rId32">
-        <w:r>
-          <w:rPr>
-            <w:lang w:val="en_US" w:bidi="en_US"/>
-          </w:rPr>
-          <w:rPr>
-            <w:color w:val="0000EE"/>
-            <w:u w:val="single"/>
-          </w:rPr>
-          <w:t>Philippians 1:29</w:t>
-        </w:r>
-      </w:hyperlink>
+      <w:r>
+        <w:rPr>
+          <w:lang w:val="en_US" w:bidi="en_US"/>
+        </w:rPr>
+        <w:t>Philippians 1:29</w:t>
+      </w:r>
       <w:r>
         <w:rPr>
           <w:lang w:val="en_US" w:bidi="en_US"/>
         </w:rPr>
         <w:t xml:space="preserve">; </w:t>
       </w:r>
-      <w:hyperlink r:id="rId190">
-        <w:r>
-          <w:rPr>
-            <w:lang w:val="en_US" w:bidi="en_US"/>
-          </w:rPr>
-          <w:rPr>
-            <w:color w:val="0000EE"/>
-            <w:u w:val="single"/>
-          </w:rPr>
-          <w:t>2 Corinthians 4:10–12</w:t>
-        </w:r>
-      </w:hyperlink>
+      <w:r>
+        <w:rPr>
+          <w:lang w:val="en_US" w:bidi="en_US"/>
+        </w:rPr>
+        <w:t>2 Corinthians 4:10–12</w:t>
+      </w:r>
       <w:r>
         <w:rPr>
           <w:lang w:val="en_US" w:bidi="en_US"/>
         </w:rPr>
         <w:t xml:space="preserve">; </w:t>
       </w:r>
-      <w:hyperlink r:id="rId191">
-        <w:r>
-          <w:rPr>
-            <w:lang w:val="en_US" w:bidi="en_US"/>
-          </w:rPr>
-          <w:rPr>
-            <w:color w:val="0000EE"/>
-            <w:u w:val="single"/>
-          </w:rPr>
-          <w:t>Colossians 1:24</w:t>
-        </w:r>
-      </w:hyperlink>
+      <w:r>
+        <w:rPr>
+          <w:lang w:val="en_US" w:bidi="en_US"/>
+        </w:rPr>
+        <w:t>Colossians 1:24</w:t>
+      </w:r>
       <w:r>
         <w:rPr>
           <w:lang w:val="en_US" w:bidi="en_US"/>
         </w:rPr>
         <w:t xml:space="preserve">; </w:t>
       </w:r>
-      <w:hyperlink r:id="rId192">
-        <w:r>
-          <w:rPr>
-            <w:lang w:val="en_US" w:bidi="en_US"/>
-          </w:rPr>
-          <w:rPr>
-            <w:color w:val="0000EE"/>
-            <w:u w:val="single"/>
-          </w:rPr>
-          <w:t>1 Peter 4:13–16</w:t>
-        </w:r>
-      </w:hyperlink>
+      <w:r>
+        <w:rPr>
+          <w:lang w:val="en_US" w:bidi="en_US"/>
+        </w:rPr>
+        <w:t>1 Peter 4:13–16</w:t>
+      </w:r>
       <w:r>
         <w:rPr>
           <w:lang w:val="en_US" w:bidi="en_US"/>
@@ -7740,54 +6606,36 @@
         </w:rPr>
         <w:t xml:space="preserve">Experiencing resurrection from the dead means being saved from judgment and receiving eternal life (see </w:t>
       </w:r>
-      <w:hyperlink r:id="rId193">
-        <w:r>
-          <w:rPr>
-            <w:lang w:val="en_US" w:bidi="en_US"/>
-          </w:rPr>
-          <w:rPr>
-            <w:color w:val="0000EE"/>
-            <w:u w:val="single"/>
-          </w:rPr>
-          <w:t>Revelation 20:4–6</w:t>
-        </w:r>
-      </w:hyperlink>
+      <w:r>
+        <w:rPr>
+          <w:lang w:val="en_US" w:bidi="en_US"/>
+        </w:rPr>
+        <w:t>Revelation 20:4–6</w:t>
+      </w:r>
       <w:r>
         <w:rPr>
           <w:lang w:val="en_US" w:bidi="en_US"/>
         </w:rPr>
         <w:t>). Paul understood God's holiness and the seriousness of the final judgment (</w:t>
       </w:r>
-      <w:hyperlink r:id="rId194">
-        <w:r>
-          <w:rPr>
-            <w:lang w:val="en_US" w:bidi="en_US"/>
-          </w:rPr>
-          <w:rPr>
-            <w:color w:val="0000EE"/>
-            <w:u w:val="single"/>
-          </w:rPr>
-          <w:t>Revelation 20:11–15</w:t>
-        </w:r>
-      </w:hyperlink>
+      <w:r>
+        <w:rPr>
+          <w:lang w:val="en_US" w:bidi="en_US"/>
+        </w:rPr>
+        <w:t>Revelation 20:11–15</w:t>
+      </w:r>
       <w:r>
         <w:rPr>
           <w:lang w:val="en_US" w:bidi="en_US"/>
         </w:rPr>
         <w:t xml:space="preserve">). He knew he must continue to pursue Christ and salvation (compare </w:t>
       </w:r>
-      <w:hyperlink r:id="rId195">
-        <w:r>
-          <w:rPr>
-            <w:lang w:val="en_US" w:bidi="en_US"/>
-          </w:rPr>
-          <w:rPr>
-            <w:color w:val="0000EE"/>
-            <w:u w:val="single"/>
-          </w:rPr>
-          <w:t>Galatians 5:5</w:t>
-        </w:r>
-      </w:hyperlink>
+      <w:r>
+        <w:rPr>
+          <w:lang w:val="en_US" w:bidi="en_US"/>
+        </w:rPr>
+        <w:t>Galatians 5:5</w:t>
+      </w:r>
       <w:r>
         <w:rPr>
           <w:lang w:val="en_US" w:bidi="en_US"/>
@@ -7979,72 +6827,48 @@
         </w:rPr>
         <w:t xml:space="preserve">Spiritually mature people (see </w:t>
       </w:r>
-      <w:hyperlink r:id="rId196">
-        <w:r>
-          <w:rPr>
-            <w:lang w:val="en_US" w:bidi="en_US"/>
-          </w:rPr>
-          <w:rPr>
-            <w:color w:val="0000EE"/>
-            <w:u w:val="single"/>
-          </w:rPr>
-          <w:t>1 Corinthians 2:6</w:t>
-        </w:r>
-      </w:hyperlink>
+      <w:r>
+        <w:rPr>
+          <w:lang w:val="en_US" w:bidi="en_US"/>
+        </w:rPr>
+        <w:t>1 Corinthians 2:6</w:t>
+      </w:r>
       <w:r>
         <w:rPr>
           <w:lang w:val="en_US" w:bidi="en_US"/>
         </w:rPr>
         <w:t xml:space="preserve">; </w:t>
       </w:r>
-      <w:hyperlink r:id="rId197">
-        <w:r>
-          <w:rPr>
-            <w:lang w:val="en_US" w:bidi="en_US"/>
-          </w:rPr>
-          <w:rPr>
-            <w:color w:val="0000EE"/>
-            <w:u w:val="single"/>
-          </w:rPr>
-          <w:t>3:1</w:t>
-        </w:r>
-      </w:hyperlink>
+      <w:r>
+        <w:rPr>
+          <w:lang w:val="en_US" w:bidi="en_US"/>
+        </w:rPr>
+        <w:t>3:1</w:t>
+      </w:r>
       <w:r>
         <w:rPr>
           <w:lang w:val="en_US" w:bidi="en_US"/>
         </w:rPr>
         <w:t>) agree with Paul that eternal things matter most in life (</w:t>
       </w:r>
-      <w:hyperlink r:id="rId122">
-        <w:r>
-          <w:rPr>
-            <w:lang w:val="en_US" w:bidi="en_US"/>
-          </w:rPr>
-          <w:rPr>
-            <w:color w:val="0000EE"/>
-            <w:u w:val="single"/>
-          </w:rPr>
-          <w:t>Philippians 3:12–14</w:t>
-        </w:r>
-      </w:hyperlink>
+      <w:r>
+        <w:rPr>
+          <w:lang w:val="en_US" w:bidi="en_US"/>
+        </w:rPr>
+        <w:t>Philippians 3:12–14</w:t>
+      </w:r>
       <w:r>
         <w:rPr>
           <w:lang w:val="en_US" w:bidi="en_US"/>
         </w:rPr>
         <w:t xml:space="preserve">; compare </w:t>
       </w:r>
-      <w:hyperlink r:id="rId198">
-        <w:r>
-          <w:rPr>
-            <w:lang w:val="en_US" w:bidi="en_US"/>
-          </w:rPr>
-          <w:rPr>
-            <w:color w:val="0000EE"/>
-            <w:u w:val="single"/>
-          </w:rPr>
-          <w:t>2 Corinthians 4:16–18</w:t>
-        </w:r>
-      </w:hyperlink>
+      <w:r>
+        <w:rPr>
+          <w:lang w:val="en_US" w:bidi="en_US"/>
+        </w:rPr>
+        <w:t>2 Corinthians 4:16–18</w:t>
+      </w:r>
       <w:r>
         <w:rPr>
           <w:lang w:val="en_US" w:bidi="en_US"/>
@@ -8167,126 +6991,84 @@
         </w:rPr>
         <w:t>: Paul seriously pursued Christ and the life God called him to (</w:t>
       </w:r>
-      <w:hyperlink r:id="rId199">
-        <w:r>
-          <w:rPr>
-            <w:lang w:val="en_US" w:bidi="en_US"/>
-          </w:rPr>
-          <w:rPr>
-            <w:color w:val="0000EE"/>
-            <w:u w:val="single"/>
-          </w:rPr>
-          <w:t>3:7–14</w:t>
-        </w:r>
-      </w:hyperlink>
+      <w:r>
+        <w:rPr>
+          <w:lang w:val="en_US" w:bidi="en_US"/>
+        </w:rPr>
+        <w:t>3:7–14</w:t>
+      </w:r>
       <w:r>
         <w:rPr>
           <w:lang w:val="en_US" w:bidi="en_US"/>
         </w:rPr>
         <w:t xml:space="preserve">; </w:t>
       </w:r>
-      <w:hyperlink r:id="rId200">
-        <w:r>
-          <w:rPr>
-            <w:lang w:val="en_US" w:bidi="en_US"/>
-          </w:rPr>
-          <w:rPr>
-            <w:color w:val="0000EE"/>
-            <w:u w:val="single"/>
-          </w:rPr>
-          <w:t>4:9</w:t>
-        </w:r>
-      </w:hyperlink>
+      <w:r>
+        <w:rPr>
+          <w:lang w:val="en_US" w:bidi="en_US"/>
+        </w:rPr>
+        <w:t>4:9</w:t>
+      </w:r>
       <w:r>
         <w:rPr>
           <w:lang w:val="en_US" w:bidi="en_US"/>
         </w:rPr>
         <w:t xml:space="preserve">; </w:t>
       </w:r>
-      <w:hyperlink r:id="rId201">
-        <w:r>
-          <w:rPr>
-            <w:lang w:val="en_US" w:bidi="en_US"/>
-          </w:rPr>
-          <w:rPr>
-            <w:color w:val="0000EE"/>
-            <w:u w:val="single"/>
-          </w:rPr>
-          <w:t>1 Corinthians 4:6</w:t>
-        </w:r>
-      </w:hyperlink>
+      <w:r>
+        <w:rPr>
+          <w:lang w:val="en_US" w:bidi="en_US"/>
+        </w:rPr>
+        <w:t>1 Corinthians 4:6</w:t>
+      </w:r>
       <w:r>
         <w:rPr>
           <w:lang w:val="en_US" w:bidi="en_US"/>
         </w:rPr>
         <w:t xml:space="preserve">, </w:t>
       </w:r>
-      <w:hyperlink r:id="rId202">
-        <w:r>
-          <w:rPr>
-            <w:lang w:val="en_US" w:bidi="en_US"/>
-          </w:rPr>
-          <w:rPr>
-            <w:color w:val="0000EE"/>
-            <w:u w:val="single"/>
-          </w:rPr>
-          <w:t>16–17</w:t>
-        </w:r>
-      </w:hyperlink>
+      <w:r>
+        <w:rPr>
+          <w:lang w:val="en_US" w:bidi="en_US"/>
+        </w:rPr>
+        <w:t>16–17</w:t>
+      </w:r>
       <w:r>
         <w:rPr>
           <w:lang w:val="en_US" w:bidi="en_US"/>
         </w:rPr>
         <w:t xml:space="preserve">; </w:t>
       </w:r>
-      <w:hyperlink r:id="rId203">
-        <w:r>
-          <w:rPr>
-            <w:lang w:val="en_US" w:bidi="en_US"/>
-          </w:rPr>
-          <w:rPr>
-            <w:color w:val="0000EE"/>
-            <w:u w:val="single"/>
-          </w:rPr>
-          <w:t>11:1</w:t>
-        </w:r>
-      </w:hyperlink>
+      <w:r>
+        <w:rPr>
+          <w:lang w:val="en_US" w:bidi="en_US"/>
+        </w:rPr>
+        <w:t>11:1</w:t>
+      </w:r>
       <w:r>
         <w:rPr>
           <w:lang w:val="en_US" w:bidi="en_US"/>
         </w:rPr>
         <w:t xml:space="preserve">; </w:t>
       </w:r>
-      <w:hyperlink r:id="rId204">
-        <w:r>
-          <w:rPr>
-            <w:lang w:val="en_US" w:bidi="en_US"/>
-          </w:rPr>
-          <w:rPr>
-            <w:color w:val="0000EE"/>
-            <w:u w:val="single"/>
-          </w:rPr>
-          <w:t>2 Thessalonians 3:7–9</w:t>
-        </w:r>
-      </w:hyperlink>
+      <w:r>
+        <w:rPr>
+          <w:lang w:val="en_US" w:bidi="en_US"/>
+        </w:rPr>
+        <w:t>2 Thessalonians 3:7–9</w:t>
+      </w:r>
       <w:r>
         <w:rPr>
           <w:lang w:val="en_US" w:bidi="en_US"/>
         </w:rPr>
         <w:t>). This is very different from the enemies of Christ who are described next (</w:t>
       </w:r>
-      <w:hyperlink r:id="rId205">
-        <w:r>
-          <w:rPr>
-            <w:lang w:val="en_US" w:bidi="en_US"/>
-          </w:rPr>
-          <w:rPr>
-            <w:color w:val="0000EE"/>
-            <w:u w:val="single"/>
-          </w:rPr>
-          <w:t>Philippians 3:18–19</w:t>
-        </w:r>
-      </w:hyperlink>
+      <w:r>
+        <w:rPr>
+          <w:lang w:val="en_US" w:bidi="en_US"/>
+        </w:rPr>
+        <w:t>Philippians 3:18–19</w:t>
+      </w:r>
       <w:r>
         <w:rPr>
           <w:lang w:val="en_US" w:bidi="en_US"/>
@@ -8376,18 +7158,12 @@
         </w:rPr>
         <w:t xml:space="preserve">Jews or Jewish Christians who were proud of their circumcision (as in </w:t>
       </w:r>
-      <w:hyperlink r:id="rId178">
-        <w:r>
-          <w:rPr>
-            <w:lang w:val="en_US" w:bidi="en_US"/>
-          </w:rPr>
-          <w:rPr>
-            <w:color w:val="0000EE"/>
-            <w:u w:val="single"/>
-          </w:rPr>
-          <w:t>3:2</w:t>
-        </w:r>
-      </w:hyperlink>
+      <w:r>
+        <w:rPr>
+          <w:lang w:val="en_US" w:bidi="en_US"/>
+        </w:rPr>
+        <w:t>3:2</w:t>
+      </w:r>
       <w:r>
         <w:rPr>
           <w:lang w:val="en_US" w:bidi="en_US"/>
@@ -8412,18 +7188,12 @@
         </w:rPr>
         <w:t xml:space="preserve">false believers living in a worldly and immoral way (see </w:t>
       </w:r>
-      <w:hyperlink r:id="rId206">
-        <w:r>
-          <w:rPr>
-            <w:lang w:val="en_US" w:bidi="en_US"/>
-          </w:rPr>
-          <w:rPr>
-            <w:color w:val="0000EE"/>
-            <w:u w:val="single"/>
-          </w:rPr>
-          <w:t>3:19</w:t>
-        </w:r>
-      </w:hyperlink>
+      <w:r>
+        <w:rPr>
+          <w:lang w:val="en_US" w:bidi="en_US"/>
+        </w:rPr>
+        <w:t>3:19</w:t>
+      </w:r>
       <w:r>
         <w:rPr>
           <w:lang w:val="en_US" w:bidi="en_US"/>
@@ -8448,54 +7218,36 @@
         </w:rPr>
         <w:t xml:space="preserve">people who claimed to believe but rejected Paul’s teaching that the good news centers on Christ’s death on the cross (see </w:t>
       </w:r>
-      <w:hyperlink r:id="rId207">
-        <w:r>
-          <w:rPr>
-            <w:lang w:val="en_US" w:bidi="en_US"/>
-          </w:rPr>
-          <w:rPr>
-            <w:color w:val="0000EE"/>
-            <w:u w:val="single"/>
-          </w:rPr>
-          <w:t>1 Corinthians 1:23</w:t>
-        </w:r>
-      </w:hyperlink>
+      <w:r>
+        <w:rPr>
+          <w:lang w:val="en_US" w:bidi="en_US"/>
+        </w:rPr>
+        <w:t>1 Corinthians 1:23</w:t>
+      </w:r>
       <w:r>
         <w:rPr>
           <w:lang w:val="en_US" w:bidi="en_US"/>
         </w:rPr>
         <w:t xml:space="preserve">; compare </w:t>
       </w:r>
-      <w:hyperlink r:id="rId208">
-        <w:r>
-          <w:rPr>
-            <w:lang w:val="en_US" w:bidi="en_US"/>
-          </w:rPr>
-          <w:rPr>
-            <w:color w:val="0000EE"/>
-            <w:u w:val="single"/>
-          </w:rPr>
-          <w:t>Romans 9:33</w:t>
-        </w:r>
-      </w:hyperlink>
+      <w:r>
+        <w:rPr>
+          <w:lang w:val="en_US" w:bidi="en_US"/>
+        </w:rPr>
+        <w:t>Romans 9:33</w:t>
+      </w:r>
       <w:r>
         <w:rPr>
           <w:lang w:val="en_US" w:bidi="en_US"/>
         </w:rPr>
         <w:t xml:space="preserve">; </w:t>
       </w:r>
-      <w:hyperlink r:id="rId209">
-        <w:r>
-          <w:rPr>
-            <w:lang w:val="en_US" w:bidi="en_US"/>
-          </w:rPr>
-          <w:rPr>
-            <w:color w:val="0000EE"/>
-            <w:u w:val="single"/>
-          </w:rPr>
-          <w:t>1 Peter 2:8</w:t>
-        </w:r>
-      </w:hyperlink>
+      <w:r>
+        <w:rPr>
+          <w:lang w:val="en_US" w:bidi="en_US"/>
+        </w:rPr>
+        <w:t>1 Peter 2:8</w:t>
+      </w:r>
       <w:r>
         <w:rPr>
           <w:lang w:val="en_US" w:bidi="en_US"/>
@@ -8567,18 +7319,12 @@
         </w:rPr>
         <w:t xml:space="preserve">This phrase may refer to their greed, sexcual desires, or self-interest (compare </w:t>
       </w:r>
-      <w:hyperlink r:id="rId210">
-        <w:r>
-          <w:rPr>
-            <w:lang w:val="en_US" w:bidi="en_US"/>
-          </w:rPr>
-          <w:rPr>
-            <w:color w:val="0000EE"/>
-            <w:u w:val="single"/>
-          </w:rPr>
-          <w:t>Romans 16:18</w:t>
-        </w:r>
-      </w:hyperlink>
+      <w:r>
+        <w:rPr>
+          <w:lang w:val="en_US" w:bidi="en_US"/>
+        </w:rPr>
+        <w:t>Romans 16:18</w:t>
+      </w:r>
       <w:r>
         <w:rPr>
           <w:lang w:val="en_US" w:bidi="en_US"/>
@@ -8628,198 +7374,132 @@
         </w:rPr>
         <w:t xml:space="preserve">Eternal destruction is God's ultimate judgment for those who reject Christ and live selfish, sinful lives (see </w:t>
       </w:r>
-      <w:hyperlink r:id="rId211">
-        <w:r>
-          <w:rPr>
-            <w:lang w:val="en_US" w:bidi="en_US"/>
-          </w:rPr>
-          <w:rPr>
-            <w:color w:val="0000EE"/>
-            <w:u w:val="single"/>
-          </w:rPr>
-          <w:t>2 Thessalonians 1:8–9</w:t>
-        </w:r>
-      </w:hyperlink>
+      <w:r>
+        <w:rPr>
+          <w:lang w:val="en_US" w:bidi="en_US"/>
+        </w:rPr>
+        <w:t>2 Thessalonians 1:8–9</w:t>
+      </w:r>
       <w:r>
         <w:rPr>
           <w:lang w:val="en_US" w:bidi="en_US"/>
         </w:rPr>
         <w:t xml:space="preserve">; compare </w:t>
       </w:r>
-      <w:hyperlink r:id="rId212">
-        <w:r>
-          <w:rPr>
-            <w:lang w:val="en_US" w:bidi="en_US"/>
-          </w:rPr>
-          <w:rPr>
-            <w:color w:val="0000EE"/>
-            <w:u w:val="single"/>
-          </w:rPr>
-          <w:t>Philippians 1:28</w:t>
-        </w:r>
-      </w:hyperlink>
+      <w:r>
+        <w:rPr>
+          <w:lang w:val="en_US" w:bidi="en_US"/>
+        </w:rPr>
+        <w:t>Philippians 1:28</w:t>
+      </w:r>
       <w:r>
         <w:rPr>
           <w:lang w:val="en_US" w:bidi="en_US"/>
         </w:rPr>
         <w:t xml:space="preserve">; </w:t>
       </w:r>
-      <w:hyperlink r:id="rId213">
-        <w:r>
-          <w:rPr>
-            <w:lang w:val="en_US" w:bidi="en_US"/>
-          </w:rPr>
-          <w:rPr>
-            <w:color w:val="0000EE"/>
-            <w:u w:val="single"/>
-          </w:rPr>
-          <w:t>Matthew 7:13</w:t>
-        </w:r>
-      </w:hyperlink>
+      <w:r>
+        <w:rPr>
+          <w:lang w:val="en_US" w:bidi="en_US"/>
+        </w:rPr>
+        <w:t>Matthew 7:13</w:t>
+      </w:r>
       <w:r>
         <w:rPr>
           <w:lang w:val="en_US" w:bidi="en_US"/>
         </w:rPr>
         <w:t xml:space="preserve">; </w:t>
       </w:r>
-      <w:hyperlink r:id="rId214">
-        <w:r>
-          <w:rPr>
-            <w:lang w:val="en_US" w:bidi="en_US"/>
-          </w:rPr>
-          <w:rPr>
-            <w:color w:val="0000EE"/>
-            <w:u w:val="single"/>
-          </w:rPr>
-          <w:t>Romans 9:22</w:t>
-        </w:r>
-      </w:hyperlink>
+      <w:r>
+        <w:rPr>
+          <w:lang w:val="en_US" w:bidi="en_US"/>
+        </w:rPr>
+        <w:t>Romans 9:22</w:t>
+      </w:r>
       <w:r>
         <w:rPr>
           <w:lang w:val="en_US" w:bidi="en_US"/>
         </w:rPr>
         <w:t xml:space="preserve">; </w:t>
       </w:r>
-      <w:hyperlink r:id="rId215">
-        <w:r>
-          <w:rPr>
-            <w:lang w:val="en_US" w:bidi="en_US"/>
-          </w:rPr>
-          <w:rPr>
-            <w:color w:val="0000EE"/>
-            <w:u w:val="single"/>
-          </w:rPr>
-          <w:t>1 Corinthians 1:18</w:t>
-        </w:r>
-      </w:hyperlink>
+      <w:r>
+        <w:rPr>
+          <w:lang w:val="en_US" w:bidi="en_US"/>
+        </w:rPr>
+        <w:t>1 Corinthians 1:18</w:t>
+      </w:r>
       <w:r>
         <w:rPr>
           <w:lang w:val="en_US" w:bidi="en_US"/>
         </w:rPr>
         <w:t xml:space="preserve">; </w:t>
       </w:r>
-      <w:hyperlink r:id="rId216">
-        <w:r>
-          <w:rPr>
-            <w:lang w:val="en_US" w:bidi="en_US"/>
-          </w:rPr>
-          <w:rPr>
-            <w:color w:val="0000EE"/>
-            <w:u w:val="single"/>
-          </w:rPr>
-          <w:t>2 Thessalonians 2:10</w:t>
-        </w:r>
-      </w:hyperlink>
+      <w:r>
+        <w:rPr>
+          <w:lang w:val="en_US" w:bidi="en_US"/>
+        </w:rPr>
+        <w:t>2 Thessalonians 2:10</w:t>
+      </w:r>
       <w:r>
         <w:rPr>
           <w:lang w:val="en_US" w:bidi="en_US"/>
         </w:rPr>
         <w:t xml:space="preserve">; </w:t>
       </w:r>
-      <w:hyperlink r:id="rId217">
-        <w:r>
-          <w:rPr>
-            <w:lang w:val="en_US" w:bidi="en_US"/>
-          </w:rPr>
-          <w:rPr>
-            <w:color w:val="0000EE"/>
-            <w:u w:val="single"/>
-          </w:rPr>
-          <w:t>1 Timothy 6:9</w:t>
-        </w:r>
-      </w:hyperlink>
+      <w:r>
+        <w:rPr>
+          <w:lang w:val="en_US" w:bidi="en_US"/>
+        </w:rPr>
+        <w:t>1 Timothy 6:9</w:t>
+      </w:r>
       <w:r>
         <w:rPr>
           <w:lang w:val="en_US" w:bidi="en_US"/>
         </w:rPr>
         <w:t xml:space="preserve">; </w:t>
       </w:r>
-      <w:hyperlink r:id="rId218">
-        <w:r>
-          <w:rPr>
-            <w:lang w:val="en_US" w:bidi="en_US"/>
-          </w:rPr>
-          <w:rPr>
-            <w:color w:val="0000EE"/>
-            <w:u w:val="single"/>
-          </w:rPr>
-          <w:t>2 Peter 2:3</w:t>
-        </w:r>
-      </w:hyperlink>
+      <w:r>
+        <w:rPr>
+          <w:lang w:val="en_US" w:bidi="en_US"/>
+        </w:rPr>
+        <w:t>2 Peter 2:3</w:t>
+      </w:r>
       <w:r>
         <w:rPr>
           <w:lang w:val="en_US" w:bidi="en_US"/>
         </w:rPr>
         <w:t xml:space="preserve">, </w:t>
       </w:r>
-      <w:hyperlink r:id="rId219">
-        <w:r>
-          <w:rPr>
-            <w:lang w:val="en_US" w:bidi="en_US"/>
-          </w:rPr>
-          <w:rPr>
-            <w:color w:val="0000EE"/>
-            <w:u w:val="single"/>
-          </w:rPr>
-          <w:t>13</w:t>
-        </w:r>
-      </w:hyperlink>
+      <w:r>
+        <w:rPr>
+          <w:lang w:val="en_US" w:bidi="en_US"/>
+        </w:rPr>
+        <w:t>13</w:t>
+      </w:r>
       <w:r>
         <w:rPr>
           <w:lang w:val="en_US" w:bidi="en_US"/>
         </w:rPr>
         <w:t xml:space="preserve">; </w:t>
       </w:r>
-      <w:hyperlink r:id="rId220">
-        <w:r>
-          <w:rPr>
-            <w:lang w:val="en_US" w:bidi="en_US"/>
-          </w:rPr>
-          <w:rPr>
-            <w:color w:val="0000EE"/>
-            <w:u w:val="single"/>
-          </w:rPr>
-          <w:t>Jude 1:10</w:t>
-        </w:r>
-      </w:hyperlink>
+      <w:r>
+        <w:rPr>
+          <w:lang w:val="en_US" w:bidi="en_US"/>
+        </w:rPr>
+        <w:t>Jude 1:10</w:t>
+      </w:r>
       <w:r>
         <w:rPr>
           <w:lang w:val="en_US" w:bidi="en_US"/>
         </w:rPr>
         <w:t xml:space="preserve">; </w:t>
       </w:r>
-      <w:hyperlink r:id="rId221">
-        <w:r>
-          <w:rPr>
-            <w:lang w:val="en_US" w:bidi="en_US"/>
-          </w:rPr>
-          <w:rPr>
-            <w:color w:val="0000EE"/>
-            <w:u w:val="single"/>
-          </w:rPr>
-          <w:t>Revelation 11:18</w:t>
-        </w:r>
-      </w:hyperlink>
+      <w:r>
+        <w:rPr>
+          <w:lang w:val="en_US" w:bidi="en_US"/>
+        </w:rPr>
+        <w:t>Revelation 11:18</w:t>
+      </w:r>
       <w:r>
         <w:rPr>
           <w:lang w:val="en_US" w:bidi="en_US"/>
@@ -8851,36 +7531,24 @@
         </w:rPr>
         <w:t xml:space="preserve">: They cannot see beyond this life (compare </w:t>
       </w:r>
-      <w:hyperlink r:id="rId222">
-        <w:r>
-          <w:rPr>
-            <w:lang w:val="en_US" w:bidi="en_US"/>
-          </w:rPr>
-          <w:rPr>
-            <w:color w:val="0000EE"/>
-            <w:u w:val="single"/>
-          </w:rPr>
-          <w:t>John 12:25</w:t>
-        </w:r>
-      </w:hyperlink>
+      <w:r>
+        <w:rPr>
+          <w:lang w:val="en_US" w:bidi="en_US"/>
+        </w:rPr>
+        <w:t>John 12:25</w:t>
+      </w:r>
       <w:r>
         <w:rPr>
           <w:lang w:val="en_US" w:bidi="en_US"/>
         </w:rPr>
         <w:t xml:space="preserve">; </w:t>
       </w:r>
-      <w:hyperlink r:id="rId223">
-        <w:r>
-          <w:rPr>
-            <w:lang w:val="en_US" w:bidi="en_US"/>
-          </w:rPr>
-          <w:rPr>
-            <w:color w:val="0000EE"/>
-            <w:u w:val="single"/>
-          </w:rPr>
-          <w:t>1 John 2:15–17</w:t>
-        </w:r>
-      </w:hyperlink>
+      <w:r>
+        <w:rPr>
+          <w:lang w:val="en_US" w:bidi="en_US"/>
+        </w:rPr>
+        <w:t>1 John 2:15–17</w:t>
+      </w:r>
       <w:r>
         <w:rPr>
           <w:lang w:val="en_US" w:bidi="en_US"/>
@@ -8935,108 +7603,72 @@
         </w:rPr>
         <w:t xml:space="preserve">In contrast, believers know that their true home is in heaven with the Lord Jesus Christ (see </w:t>
       </w:r>
-      <w:hyperlink r:id="rId224">
-        <w:r>
-          <w:rPr>
-            <w:lang w:val="en_US" w:bidi="en_US"/>
-          </w:rPr>
-          <w:rPr>
-            <w:color w:val="0000EE"/>
-            <w:u w:val="single"/>
-          </w:rPr>
-          <w:t>Ephesians 2:19</w:t>
-        </w:r>
-      </w:hyperlink>
+      <w:r>
+        <w:rPr>
+          <w:lang w:val="en_US" w:bidi="en_US"/>
+        </w:rPr>
+        <w:t>Ephesians 2:19</w:t>
+      </w:r>
       <w:r>
         <w:rPr>
           <w:lang w:val="en_US" w:bidi="en_US"/>
         </w:rPr>
         <w:t xml:space="preserve">). So they focus their thoughts on heavenly things (see </w:t>
       </w:r>
-      <w:hyperlink r:id="rId225">
-        <w:r>
-          <w:rPr>
-            <w:lang w:val="en_US" w:bidi="en_US"/>
-          </w:rPr>
-          <w:rPr>
-            <w:color w:val="0000EE"/>
-            <w:u w:val="single"/>
-          </w:rPr>
-          <w:t>Colossians 3:1–2</w:t>
-        </w:r>
-      </w:hyperlink>
+      <w:r>
+        <w:rPr>
+          <w:lang w:val="en_US" w:bidi="en_US"/>
+        </w:rPr>
+        <w:t>Colossians 3:1–2</w:t>
+      </w:r>
       <w:r>
         <w:rPr>
           <w:lang w:val="en_US" w:bidi="en_US"/>
         </w:rPr>
         <w:t xml:space="preserve">; compare </w:t>
       </w:r>
-      <w:hyperlink r:id="rId226">
-        <w:r>
-          <w:rPr>
-            <w:lang w:val="en_US" w:bidi="en_US"/>
-          </w:rPr>
-          <w:rPr>
-            <w:color w:val="0000EE"/>
-            <w:u w:val="single"/>
-          </w:rPr>
-          <w:t>1 Corinthians 15:19</w:t>
-        </w:r>
-      </w:hyperlink>
+      <w:r>
+        <w:rPr>
+          <w:lang w:val="en_US" w:bidi="en_US"/>
+        </w:rPr>
+        <w:t>1 Corinthians 15:19</w:t>
+      </w:r>
       <w:r>
         <w:rPr>
           <w:lang w:val="en_US" w:bidi="en_US"/>
         </w:rPr>
         <w:t xml:space="preserve">; </w:t>
       </w:r>
-      <w:hyperlink r:id="rId227">
-        <w:r>
-          <w:rPr>
-            <w:lang w:val="en_US" w:bidi="en_US"/>
-          </w:rPr>
-          <w:rPr>
-            <w:color w:val="0000EE"/>
-            <w:u w:val="single"/>
-          </w:rPr>
-          <w:t>1 Peter 2:11</w:t>
-        </w:r>
-      </w:hyperlink>
+      <w:r>
+        <w:rPr>
+          <w:lang w:val="en_US" w:bidi="en_US"/>
+        </w:rPr>
+        <w:t>1 Peter 2:11</w:t>
+      </w:r>
       <w:r>
         <w:rPr>
           <w:lang w:val="en_US" w:bidi="en_US"/>
         </w:rPr>
         <w:t xml:space="preserve">). They also focus their thoughts on Christ’s return (see </w:t>
       </w:r>
-      <w:hyperlink r:id="rId228">
-        <w:r>
-          <w:rPr>
-            <w:lang w:val="en_US" w:bidi="en_US"/>
-          </w:rPr>
-          <w:rPr>
-            <w:color w:val="0000EE"/>
-            <w:u w:val="single"/>
-          </w:rPr>
-          <w:t>1 Corinthians 1:7</w:t>
-        </w:r>
-      </w:hyperlink>
+      <w:r>
+        <w:rPr>
+          <w:lang w:val="en_US" w:bidi="en_US"/>
+        </w:rPr>
+        <w:t>1 Corinthians 1:7</w:t>
+      </w:r>
       <w:r>
         <w:rPr>
           <w:lang w:val="en_US" w:bidi="en_US"/>
         </w:rPr>
         <w:t xml:space="preserve">; </w:t>
       </w:r>
-      <w:hyperlink r:id="rId229">
-        <w:r>
-          <w:rPr>
-            <w:lang w:val="en_US" w:bidi="en_US"/>
-          </w:rPr>
-          <w:rPr>
-            <w:color w:val="0000EE"/>
-            <w:u w:val="single"/>
-          </w:rPr>
-          <w:t>Titus 2:13</w:t>
-        </w:r>
-      </w:hyperlink>
+      <w:r>
+        <w:rPr>
+          <w:lang w:val="en_US" w:bidi="en_US"/>
+        </w:rPr>
+        <w:t>Titus 2:13</w:t>
+      </w:r>
       <w:r>
         <w:rPr>
           <w:lang w:val="en_US" w:bidi="en_US"/>
@@ -9102,36 +7734,24 @@
         </w:rPr>
         <w:t xml:space="preserve">: When Jesus returns, he will transform believers' physical bodies. Instead of weak, aging bodies that die, they will have perfect, eternal bodies (see </w:t>
       </w:r>
-      <w:hyperlink r:id="rId230">
-        <w:r>
-          <w:rPr>
-            <w:lang w:val="en_US" w:bidi="en_US"/>
-          </w:rPr>
-          <w:rPr>
-            <w:color w:val="0000EE"/>
-            <w:u w:val="single"/>
-          </w:rPr>
-          <w:t>1 Corinthians 15:42–54</w:t>
-        </w:r>
-      </w:hyperlink>
+      <w:r>
+        <w:rPr>
+          <w:lang w:val="en_US" w:bidi="en_US"/>
+        </w:rPr>
+        <w:t>1 Corinthians 15:42–54</w:t>
+      </w:r>
       <w:r>
         <w:rPr>
           <w:lang w:val="en_US" w:bidi="en_US"/>
         </w:rPr>
         <w:t xml:space="preserve">; compare </w:t>
       </w:r>
-      <w:hyperlink r:id="rId231">
-        <w:r>
-          <w:rPr>
-            <w:lang w:val="en_US" w:bidi="en_US"/>
-          </w:rPr>
-          <w:rPr>
-            <w:color w:val="0000EE"/>
-            <w:u w:val="single"/>
-          </w:rPr>
-          <w:t>Romans 8:23</w:t>
-        </w:r>
-      </w:hyperlink>
+      <w:r>
+        <w:rPr>
+          <w:lang w:val="en_US" w:bidi="en_US"/>
+        </w:rPr>
+        <w:t>Romans 8:23</w:t>
+      </w:r>
       <w:r>
         <w:rPr>
           <w:lang w:val="en_US" w:bidi="en_US"/>
@@ -9163,18 +7783,12 @@
         </w:rPr>
         <w:t xml:space="preserve">: This means that Jesus will have complete authority over all things. Everything in creation will be subject to his rule (see </w:t>
       </w:r>
-      <w:hyperlink r:id="rId232">
-        <w:r>
-          <w:rPr>
-            <w:lang w:val="en_US" w:bidi="en_US"/>
-          </w:rPr>
-          <w:rPr>
-            <w:color w:val="0000EE"/>
-            <w:u w:val="single"/>
-          </w:rPr>
-          <w:t>1 Corinthians 15:24–27</w:t>
-        </w:r>
-      </w:hyperlink>
+      <w:r>
+        <w:rPr>
+          <w:lang w:val="en_US" w:bidi="en_US"/>
+        </w:rPr>
+        <w:t>1 Corinthians 15:24–27</w:t>
+      </w:r>
       <w:r>
         <w:rPr>
           <w:lang w:val="en_US" w:bidi="en_US"/>
@@ -9240,18 +7854,12 @@
         </w:rPr>
         <w:t xml:space="preserve">: This means to remain faithful and committed to Jesus Christ (compare </w:t>
       </w:r>
-      <w:hyperlink r:id="rId233">
-        <w:r>
-          <w:rPr>
-            <w:lang w:val="en_US" w:bidi="en_US"/>
-          </w:rPr>
-          <w:rPr>
-            <w:color w:val="0000EE"/>
-            <w:u w:val="single"/>
-          </w:rPr>
-          <w:t>1:27</w:t>
-        </w:r>
-      </w:hyperlink>
+      <w:r>
+        <w:rPr>
+          <w:lang w:val="en_US" w:bidi="en_US"/>
+        </w:rPr>
+        <w:t>1:27</w:t>
+      </w:r>
       <w:r>
         <w:rPr>
           <w:lang w:val="en_US" w:bidi="en_US"/>
@@ -9276,18 +7884,12 @@
         </w:rPr>
         <w:t xml:space="preserve">Their ongoing faithfulness to Christ brought Paul great joy and was the reward for his hard work (see </w:t>
       </w:r>
-      <w:hyperlink r:id="rId234">
-        <w:r>
-          <w:rPr>
-            <w:lang w:val="en_US" w:bidi="en_US"/>
-          </w:rPr>
-          <w:rPr>
-            <w:color w:val="0000EE"/>
-            <w:u w:val="single"/>
-          </w:rPr>
-          <w:t>1 Thessalonians 2:19–20</w:t>
-        </w:r>
-      </w:hyperlink>
+      <w:r>
+        <w:rPr>
+          <w:lang w:val="en_US" w:bidi="en_US"/>
+        </w:rPr>
+        <w:t>1 Thessalonians 2:19–20</w:t>
+      </w:r>
       <w:r>
         <w:rPr>
           <w:lang w:val="en_US" w:bidi="en_US"/>
@@ -9355,90 +7957,60 @@
         </w:rPr>
         <w:t xml:space="preserve"> The Lord's people should live in peace with one another (see </w:t>
       </w:r>
-      <w:hyperlink r:id="rId235">
-        <w:r>
-          <w:rPr>
-            <w:lang w:val="en_US" w:bidi="en_US"/>
-          </w:rPr>
-          <w:rPr>
-            <w:color w:val="0000EE"/>
-            <w:u w:val="single"/>
-          </w:rPr>
-          <w:t>2:2</w:t>
-        </w:r>
-      </w:hyperlink>
+      <w:r>
+        <w:rPr>
+          <w:lang w:val="en_US" w:bidi="en_US"/>
+        </w:rPr>
+        <w:t>2:2</w:t>
+      </w:r>
       <w:r>
         <w:rPr>
           <w:lang w:val="en_US" w:bidi="en_US"/>
         </w:rPr>
         <w:t xml:space="preserve">; </w:t>
       </w:r>
-      <w:hyperlink r:id="rId236">
-        <w:r>
-          <w:rPr>
-            <w:lang w:val="en_US" w:bidi="en_US"/>
-          </w:rPr>
-          <w:rPr>
-            <w:color w:val="0000EE"/>
-            <w:u w:val="single"/>
-          </w:rPr>
-          <w:t>1 Corinthians 1:10</w:t>
-        </w:r>
-      </w:hyperlink>
+      <w:r>
+        <w:rPr>
+          <w:lang w:val="en_US" w:bidi="en_US"/>
+        </w:rPr>
+        <w:t>1 Corinthians 1:10</w:t>
+      </w:r>
       <w:r>
         <w:rPr>
           <w:lang w:val="en_US" w:bidi="en_US"/>
         </w:rPr>
         <w:t xml:space="preserve">; </w:t>
       </w:r>
-      <w:hyperlink r:id="rId237">
-        <w:r>
-          <w:rPr>
-            <w:lang w:val="en_US" w:bidi="en_US"/>
-          </w:rPr>
-          <w:rPr>
-            <w:color w:val="0000EE"/>
-            <w:u w:val="single"/>
-          </w:rPr>
-          <w:t>Ephesians 4:1–3</w:t>
-        </w:r>
-      </w:hyperlink>
+      <w:r>
+        <w:rPr>
+          <w:lang w:val="en_US" w:bidi="en_US"/>
+        </w:rPr>
+        <w:t>Ephesians 4:1–3</w:t>
+      </w:r>
       <w:r>
         <w:rPr>
           <w:lang w:val="en_US" w:bidi="en_US"/>
         </w:rPr>
         <w:t xml:space="preserve">, </w:t>
       </w:r>
-      <w:hyperlink r:id="rId238">
-        <w:r>
-          <w:rPr>
-            <w:lang w:val="en_US" w:bidi="en_US"/>
-          </w:rPr>
-          <w:rPr>
-            <w:color w:val="0000EE"/>
-            <w:u w:val="single"/>
-          </w:rPr>
-          <w:t>31–32</w:t>
-        </w:r>
-      </w:hyperlink>
+      <w:r>
+        <w:rPr>
+          <w:lang w:val="en_US" w:bidi="en_US"/>
+        </w:rPr>
+        <w:t>31–32</w:t>
+      </w:r>
       <w:r>
         <w:rPr>
           <w:lang w:val="en_US" w:bidi="en_US"/>
         </w:rPr>
         <w:t xml:space="preserve">; </w:t>
       </w:r>
-      <w:hyperlink r:id="rId239">
-        <w:r>
-          <w:rPr>
-            <w:lang w:val="en_US" w:bidi="en_US"/>
-          </w:rPr>
-          <w:rPr>
-            <w:color w:val="0000EE"/>
-            <w:u w:val="single"/>
-          </w:rPr>
-          <w:t>Colossians 3:12–15</w:t>
-        </w:r>
-      </w:hyperlink>
+      <w:r>
+        <w:rPr>
+          <w:lang w:val="en_US" w:bidi="en_US"/>
+        </w:rPr>
+        <w:t>Colossians 3:12–15</w:t>
+      </w:r>
       <w:r>
         <w:rPr>
           <w:lang w:val="en_US" w:bidi="en_US"/>
@@ -9633,180 +8205,120 @@
         </w:rPr>
         <w:t xml:space="preserve">Those whose names are written in the Book of Life are true believers. God will give them eternal life (see </w:t>
       </w:r>
-      <w:hyperlink r:id="rId240">
-        <w:r>
-          <w:rPr>
-            <w:lang w:val="en_US" w:bidi="en_US"/>
-          </w:rPr>
-          <w:rPr>
-            <w:color w:val="0000EE"/>
-            <w:u w:val="single"/>
-          </w:rPr>
-          <w:t>Luke 10:20</w:t>
-        </w:r>
-      </w:hyperlink>
+      <w:r>
+        <w:rPr>
+          <w:lang w:val="en_US" w:bidi="en_US"/>
+        </w:rPr>
+        <w:t>Luke 10:20</w:t>
+      </w:r>
       <w:r>
         <w:rPr>
           <w:lang w:val="en_US" w:bidi="en_US"/>
         </w:rPr>
         <w:t xml:space="preserve">; </w:t>
       </w:r>
-      <w:hyperlink r:id="rId241">
-        <w:r>
-          <w:rPr>
-            <w:lang w:val="en_US" w:bidi="en_US"/>
-          </w:rPr>
-          <w:rPr>
-            <w:color w:val="0000EE"/>
-            <w:u w:val="single"/>
-          </w:rPr>
-          <w:t>Revelation 3:5</w:t>
-        </w:r>
-      </w:hyperlink>
+      <w:r>
+        <w:rPr>
+          <w:lang w:val="en_US" w:bidi="en_US"/>
+        </w:rPr>
+        <w:t>Revelation 3:5</w:t>
+      </w:r>
       <w:r>
         <w:rPr>
           <w:lang w:val="en_US" w:bidi="en_US"/>
         </w:rPr>
         <w:t xml:space="preserve">; </w:t>
       </w:r>
-      <w:hyperlink r:id="rId242">
-        <w:r>
-          <w:rPr>
-            <w:lang w:val="en_US" w:bidi="en_US"/>
-          </w:rPr>
-          <w:rPr>
-            <w:color w:val="0000EE"/>
-            <w:u w:val="single"/>
-          </w:rPr>
-          <w:t>13:8</w:t>
-        </w:r>
-      </w:hyperlink>
+      <w:r>
+        <w:rPr>
+          <w:lang w:val="en_US" w:bidi="en_US"/>
+        </w:rPr>
+        <w:t>13:8</w:t>
+      </w:r>
       <w:r>
         <w:rPr>
           <w:lang w:val="en_US" w:bidi="en_US"/>
         </w:rPr>
         <w:t xml:space="preserve">; </w:t>
       </w:r>
-      <w:hyperlink r:id="rId243">
-        <w:r>
-          <w:rPr>
-            <w:lang w:val="en_US" w:bidi="en_US"/>
-          </w:rPr>
-          <w:rPr>
-            <w:color w:val="0000EE"/>
-            <w:u w:val="single"/>
-          </w:rPr>
-          <w:t>17:8</w:t>
-        </w:r>
-      </w:hyperlink>
+      <w:r>
+        <w:rPr>
+          <w:lang w:val="en_US" w:bidi="en_US"/>
+        </w:rPr>
+        <w:t>17:8</w:t>
+      </w:r>
       <w:r>
         <w:rPr>
           <w:lang w:val="en_US" w:bidi="en_US"/>
         </w:rPr>
         <w:t xml:space="preserve">; </w:t>
       </w:r>
-      <w:hyperlink r:id="rId244">
-        <w:r>
-          <w:rPr>
-            <w:lang w:val="en_US" w:bidi="en_US"/>
-          </w:rPr>
-          <w:rPr>
-            <w:color w:val="0000EE"/>
-            <w:u w:val="single"/>
-          </w:rPr>
-          <w:t>20:12</w:t>
-        </w:r>
-      </w:hyperlink>
+      <w:r>
+        <w:rPr>
+          <w:lang w:val="en_US" w:bidi="en_US"/>
+        </w:rPr>
+        <w:t>20:12</w:t>
+      </w:r>
       <w:r>
         <w:rPr>
           <w:lang w:val="en_US" w:bidi="en_US"/>
         </w:rPr>
         <w:t xml:space="preserve">, </w:t>
       </w:r>
-      <w:hyperlink r:id="rId245">
-        <w:r>
-          <w:rPr>
-            <w:lang w:val="en_US" w:bidi="en_US"/>
-          </w:rPr>
-          <w:rPr>
-            <w:color w:val="0000EE"/>
-            <w:u w:val="single"/>
-          </w:rPr>
-          <w:t>15</w:t>
-        </w:r>
-      </w:hyperlink>
+      <w:r>
+        <w:rPr>
+          <w:lang w:val="en_US" w:bidi="en_US"/>
+        </w:rPr>
+        <w:t>15</w:t>
+      </w:r>
       <w:r>
         <w:rPr>
           <w:lang w:val="en_US" w:bidi="en_US"/>
         </w:rPr>
         <w:t xml:space="preserve">; </w:t>
       </w:r>
-      <w:hyperlink r:id="rId246">
-        <w:r>
-          <w:rPr>
-            <w:lang w:val="en_US" w:bidi="en_US"/>
-          </w:rPr>
-          <w:rPr>
-            <w:color w:val="0000EE"/>
-            <w:u w:val="single"/>
-          </w:rPr>
-          <w:t>21:27</w:t>
-        </w:r>
-      </w:hyperlink>
+      <w:r>
+        <w:rPr>
+          <w:lang w:val="en_US" w:bidi="en_US"/>
+        </w:rPr>
+        <w:t>21:27</w:t>
+      </w:r>
       <w:r>
         <w:rPr>
           <w:lang w:val="en_US" w:bidi="en_US"/>
         </w:rPr>
         <w:t xml:space="preserve">; compare </w:t>
       </w:r>
-      <w:hyperlink r:id="rId247">
-        <w:r>
-          <w:rPr>
-            <w:lang w:val="en_US" w:bidi="en_US"/>
-          </w:rPr>
-          <w:rPr>
-            <w:color w:val="0000EE"/>
-            <w:u w:val="single"/>
-          </w:rPr>
-          <w:t>Exodus 32:32</w:t>
-        </w:r>
-      </w:hyperlink>
+      <w:r>
+        <w:rPr>
+          <w:lang w:val="en_US" w:bidi="en_US"/>
+        </w:rPr>
+        <w:t>Exodus 32:32</w:t>
+      </w:r>
       <w:r>
         <w:rPr>
           <w:lang w:val="en_US" w:bidi="en_US"/>
         </w:rPr>
         <w:t xml:space="preserve">; </w:t>
       </w:r>
-      <w:hyperlink r:id="rId248">
-        <w:r>
-          <w:rPr>
-            <w:lang w:val="en_US" w:bidi="en_US"/>
-          </w:rPr>
-          <w:rPr>
-            <w:color w:val="0000EE"/>
-            <w:u w:val="single"/>
-          </w:rPr>
-          <w:t>Psalm 69:28</w:t>
-        </w:r>
-      </w:hyperlink>
+      <w:r>
+        <w:rPr>
+          <w:lang w:val="en_US" w:bidi="en_US"/>
+        </w:rPr>
+        <w:t>Psalm 69:28</w:t>
+      </w:r>
       <w:r>
         <w:rPr>
           <w:lang w:val="en_US" w:bidi="en_US"/>
         </w:rPr>
         <w:t xml:space="preserve">; </w:t>
       </w:r>
-      <w:hyperlink r:id="rId249">
-        <w:r>
-          <w:rPr>
-            <w:lang w:val="en_US" w:bidi="en_US"/>
-          </w:rPr>
-          <w:rPr>
-            <w:color w:val="0000EE"/>
-            <w:u w:val="single"/>
-          </w:rPr>
-          <w:t>Daniel 12:1</w:t>
-        </w:r>
-      </w:hyperlink>
+      <w:r>
+        <w:rPr>
+          <w:lang w:val="en_US" w:bidi="en_US"/>
+        </w:rPr>
+        <w:t>Daniel 12:1</w:t>
+      </w:r>
       <w:r>
         <w:rPr>
           <w:lang w:val="en_US" w:bidi="en_US"/>
@@ -9865,18 +8377,12 @@
         </w:rPr>
         <w:t xml:space="preserve">In Paul’s letters, joy and rejoicing are a response to hearing the good news about Jesus (see </w:t>
       </w:r>
-      <w:hyperlink r:id="rId250">
-        <w:r>
-          <w:rPr>
-            <w:lang w:val="en_US" w:bidi="en_US"/>
-          </w:rPr>
-          <w:rPr>
-            <w:color w:val="0000EE"/>
-            <w:u w:val="single"/>
-          </w:rPr>
-          <w:t>Ephesians 5:19–20</w:t>
-        </w:r>
-      </w:hyperlink>
+      <w:r>
+        <w:rPr>
+          <w:lang w:val="en_US" w:bidi="en_US"/>
+        </w:rPr>
+        <w:t>Ephesians 5:19–20</w:t>
+      </w:r>
       <w:r>
         <w:rPr>
           <w:lang w:val="en_US" w:bidi="en_US"/>
@@ -9908,90 +8414,60 @@
         </w:rPr>
         <w:t xml:space="preserve"> This is a command Paul often gives to Christians (see </w:t>
       </w:r>
-      <w:hyperlink r:id="rId251">
-        <w:r>
-          <w:rPr>
-            <w:lang w:val="en_US" w:bidi="en_US"/>
-          </w:rPr>
-          <w:rPr>
-            <w:color w:val="0000EE"/>
-            <w:u w:val="single"/>
-          </w:rPr>
-          <w:t>Philippians 2:18</w:t>
-        </w:r>
-      </w:hyperlink>
+      <w:r>
+        <w:rPr>
+          <w:lang w:val="en_US" w:bidi="en_US"/>
+        </w:rPr>
+        <w:t>Philippians 2:18</w:t>
+      </w:r>
       <w:r>
         <w:rPr>
           <w:lang w:val="en_US" w:bidi="en_US"/>
         </w:rPr>
         <w:t xml:space="preserve">; </w:t>
       </w:r>
-      <w:hyperlink r:id="rId252">
-        <w:r>
-          <w:rPr>
-            <w:lang w:val="en_US" w:bidi="en_US"/>
-          </w:rPr>
-          <w:rPr>
-            <w:color w:val="0000EE"/>
-            <w:u w:val="single"/>
-          </w:rPr>
-          <w:t>3:1</w:t>
-        </w:r>
-      </w:hyperlink>
+      <w:r>
+        <w:rPr>
+          <w:lang w:val="en_US" w:bidi="en_US"/>
+        </w:rPr>
+        <w:t>3:1</w:t>
+      </w:r>
       <w:r>
         <w:rPr>
           <w:lang w:val="en_US" w:bidi="en_US"/>
         </w:rPr>
         <w:t xml:space="preserve">; </w:t>
       </w:r>
-      <w:hyperlink r:id="rId253">
-        <w:r>
-          <w:rPr>
-            <w:lang w:val="en_US" w:bidi="en_US"/>
-          </w:rPr>
-          <w:rPr>
-            <w:color w:val="0000EE"/>
-            <w:u w:val="single"/>
-          </w:rPr>
-          <w:t>Romans 12:12</w:t>
-        </w:r>
-      </w:hyperlink>
+      <w:r>
+        <w:rPr>
+          <w:lang w:val="en_US" w:bidi="en_US"/>
+        </w:rPr>
+        <w:t>Romans 12:12</w:t>
+      </w:r>
       <w:r>
         <w:rPr>
           <w:lang w:val="en_US" w:bidi="en_US"/>
         </w:rPr>
         <w:t xml:space="preserve">, </w:t>
       </w:r>
-      <w:hyperlink r:id="rId254">
-        <w:r>
-          <w:rPr>
-            <w:lang w:val="en_US" w:bidi="en_US"/>
-          </w:rPr>
-          <w:rPr>
-            <w:color w:val="0000EE"/>
-            <w:u w:val="single"/>
-          </w:rPr>
-          <w:t>15</w:t>
-        </w:r>
-      </w:hyperlink>
+      <w:r>
+        <w:rPr>
+          <w:lang w:val="en_US" w:bidi="en_US"/>
+        </w:rPr>
+        <w:t>15</w:t>
+      </w:r>
       <w:r>
         <w:rPr>
           <w:lang w:val="en_US" w:bidi="en_US"/>
         </w:rPr>
         <w:t xml:space="preserve">; </w:t>
       </w:r>
-      <w:hyperlink r:id="rId62">
-        <w:r>
-          <w:rPr>
-            <w:lang w:val="en_US" w:bidi="en_US"/>
-          </w:rPr>
-          <w:rPr>
-            <w:color w:val="0000EE"/>
-            <w:u w:val="single"/>
-          </w:rPr>
-          <w:t>1 Thessalonians 5:16</w:t>
-        </w:r>
-      </w:hyperlink>
+      <w:r>
+        <w:rPr>
+          <w:lang w:val="en_US" w:bidi="en_US"/>
+        </w:rPr>
+        <w:t>1 Thessalonians 5:16</w:t>
+      </w:r>
       <w:r>
         <w:rPr>
           <w:lang w:val="en_US" w:bidi="en_US"/>
@@ -10053,36 +8529,24 @@
         </w:rPr>
         <w:t xml:space="preserve">: Compare with </w:t>
       </w:r>
-      <w:hyperlink r:id="rId255">
-        <w:r>
-          <w:rPr>
-            <w:lang w:val="en_US" w:bidi="en_US"/>
-          </w:rPr>
-          <w:rPr>
-            <w:color w:val="0000EE"/>
-            <w:u w:val="single"/>
-          </w:rPr>
-          <w:t>1 Thessalonians 5:16–18</w:t>
-        </w:r>
-      </w:hyperlink>
+      <w:r>
+        <w:rPr>
+          <w:lang w:val="en_US" w:bidi="en_US"/>
+        </w:rPr>
+        <w:t>1 Thessalonians 5:16–18</w:t>
+      </w:r>
       <w:r>
         <w:rPr>
           <w:lang w:val="en_US" w:bidi="en_US"/>
         </w:rPr>
         <w:t xml:space="preserve">. Both passages were written to churches facing persecution (see also </w:t>
       </w:r>
-      <w:hyperlink r:id="rId253">
-        <w:r>
-          <w:rPr>
-            <w:lang w:val="en_US" w:bidi="en_US"/>
-          </w:rPr>
-          <w:rPr>
-            <w:color w:val="0000EE"/>
-            <w:u w:val="single"/>
-          </w:rPr>
-          <w:t>Romans 12:12</w:t>
-        </w:r>
-      </w:hyperlink>
+      <w:r>
+        <w:rPr>
+          <w:lang w:val="en_US" w:bidi="en_US"/>
+        </w:rPr>
+        <w:t>Romans 12:12</w:t>
+      </w:r>
       <w:r>
         <w:rPr>
           <w:lang w:val="en_US" w:bidi="en_US"/>
@@ -10137,18 +8601,12 @@
         </w:rPr>
         <w:t xml:space="preserve">Believers should treat others with kindness and thoughtfulness, when those people are treating them badly or causing them to suffer for their faith. Believers do not need to seek revenge or try to get back at people who hurt them. Instead, they can trust that God will handle justice in his own time and way. Believers can act this way because they believe Jesus will return soon (see </w:t>
       </w:r>
-      <w:hyperlink r:id="rId256">
-        <w:r>
-          <w:rPr>
-            <w:lang w:val="en_US" w:bidi="en_US"/>
-          </w:rPr>
-          <w:rPr>
-            <w:color w:val="0000EE"/>
-            <w:u w:val="single"/>
-          </w:rPr>
-          <w:t>James 5:8–9</w:t>
-        </w:r>
-      </w:hyperlink>
+      <w:r>
+        <w:rPr>
+          <w:lang w:val="en_US" w:bidi="en_US"/>
+        </w:rPr>
+        <w:t>James 5:8–9</w:t>
+      </w:r>
       <w:r>
         <w:rPr>
           <w:lang w:val="en_US" w:bidi="en_US"/>
@@ -10203,108 +8661,72 @@
         </w:rPr>
         <w:t xml:space="preserve">Believers do not need to worry, because their Father in heaven loves them and takes care of their needs. He invites them to pray about everything (see </w:t>
       </w:r>
-      <w:hyperlink r:id="rId257">
-        <w:r>
-          <w:rPr>
-            <w:lang w:val="en_US" w:bidi="en_US"/>
-          </w:rPr>
-          <w:rPr>
-            <w:color w:val="0000EE"/>
-            <w:u w:val="single"/>
-          </w:rPr>
-          <w:t>Matthew 6:25–34</w:t>
-        </w:r>
-      </w:hyperlink>
+      <w:r>
+        <w:rPr>
+          <w:lang w:val="en_US" w:bidi="en_US"/>
+        </w:rPr>
+        <w:t>Matthew 6:25–34</w:t>
+      </w:r>
       <w:r>
         <w:rPr>
           <w:lang w:val="en_US" w:bidi="en_US"/>
         </w:rPr>
         <w:t xml:space="preserve">; </w:t>
       </w:r>
-      <w:hyperlink r:id="rId258">
-        <w:r>
-          <w:rPr>
-            <w:lang w:val="en_US" w:bidi="en_US"/>
-          </w:rPr>
-          <w:rPr>
-            <w:color w:val="0000EE"/>
-            <w:u w:val="single"/>
-          </w:rPr>
-          <w:t>7:9–11</w:t>
-        </w:r>
-      </w:hyperlink>
+      <w:r>
+        <w:rPr>
+          <w:lang w:val="en_US" w:bidi="en_US"/>
+        </w:rPr>
+        <w:t>7:9–11</w:t>
+      </w:r>
       <w:r>
         <w:rPr>
           <w:lang w:val="en_US" w:bidi="en_US"/>
         </w:rPr>
         <w:t xml:space="preserve">; </w:t>
       </w:r>
-      <w:hyperlink r:id="rId253">
-        <w:r>
-          <w:rPr>
-            <w:lang w:val="en_US" w:bidi="en_US"/>
-          </w:rPr>
-          <w:rPr>
-            <w:color w:val="0000EE"/>
-            <w:u w:val="single"/>
-          </w:rPr>
-          <w:t>Romans 12:12</w:t>
-        </w:r>
-      </w:hyperlink>
+      <w:r>
+        <w:rPr>
+          <w:lang w:val="en_US" w:bidi="en_US"/>
+        </w:rPr>
+        <w:t>Romans 12:12</w:t>
+      </w:r>
       <w:r>
         <w:rPr>
           <w:lang w:val="en_US" w:bidi="en_US"/>
         </w:rPr>
         <w:t xml:space="preserve">; </w:t>
       </w:r>
-      <w:hyperlink r:id="rId259">
-        <w:r>
-          <w:rPr>
-            <w:lang w:val="en_US" w:bidi="en_US"/>
-          </w:rPr>
-          <w:rPr>
-            <w:color w:val="0000EE"/>
-            <w:u w:val="single"/>
-          </w:rPr>
-          <w:t>Ephesians 6:18</w:t>
-        </w:r>
-      </w:hyperlink>
+      <w:r>
+        <w:rPr>
+          <w:lang w:val="en_US" w:bidi="en_US"/>
+        </w:rPr>
+        <w:t>Ephesians 6:18</w:t>
+      </w:r>
       <w:r>
         <w:rPr>
           <w:lang w:val="en_US" w:bidi="en_US"/>
         </w:rPr>
         <w:t xml:space="preserve">; </w:t>
       </w:r>
-      <w:hyperlink r:id="rId260">
-        <w:r>
-          <w:rPr>
-            <w:lang w:val="en_US" w:bidi="en_US"/>
-          </w:rPr>
-          <w:rPr>
-            <w:color w:val="0000EE"/>
-            <w:u w:val="single"/>
-          </w:rPr>
-          <w:t>1 Thessalonians 5:17</w:t>
-        </w:r>
-      </w:hyperlink>
+      <w:r>
+        <w:rPr>
+          <w:lang w:val="en_US" w:bidi="en_US"/>
+        </w:rPr>
+        <w:t>1 Thessalonians 5:17</w:t>
+      </w:r>
       <w:r>
         <w:rPr>
           <w:lang w:val="en_US" w:bidi="en_US"/>
         </w:rPr>
         <w:t xml:space="preserve">; </w:t>
       </w:r>
-      <w:hyperlink r:id="rId261">
-        <w:r>
-          <w:rPr>
-            <w:lang w:val="en_US" w:bidi="en_US"/>
-          </w:rPr>
-          <w:rPr>
-            <w:color w:val="0000EE"/>
-            <w:u w:val="single"/>
-          </w:rPr>
-          <w:t>1 Peter 5:7</w:t>
-        </w:r>
-      </w:hyperlink>
+      <w:r>
+        <w:rPr>
+          <w:lang w:val="en_US" w:bidi="en_US"/>
+        </w:rPr>
+        <w:t>1 Peter 5:7</w:t>
+      </w:r>
       <w:r>
         <w:rPr>
           <w:lang w:val="en_US" w:bidi="en_US"/>
@@ -10359,72 +8781,48 @@
         </w:rPr>
         <w:t xml:space="preserve">Those who trust God (see </w:t>
       </w:r>
-      <w:hyperlink r:id="rId262">
-        <w:r>
-          <w:rPr>
-            <w:lang w:val="en_US" w:bidi="en_US"/>
-          </w:rPr>
-          <w:rPr>
-            <w:color w:val="0000EE"/>
-            <w:u w:val="single"/>
-          </w:rPr>
-          <w:t>4:6</w:t>
-        </w:r>
-      </w:hyperlink>
+      <w:r>
+        <w:rPr>
+          <w:lang w:val="en_US" w:bidi="en_US"/>
+        </w:rPr>
+        <w:t>4:6</w:t>
+      </w:r>
       <w:r>
         <w:rPr>
           <w:lang w:val="en_US" w:bidi="en_US"/>
         </w:rPr>
         <w:t xml:space="preserve">) will experience God's peace (see also </w:t>
       </w:r>
-      <w:hyperlink r:id="rId263">
-        <w:r>
-          <w:rPr>
-            <w:lang w:val="en_US" w:bidi="en_US"/>
-          </w:rPr>
-          <w:rPr>
-            <w:color w:val="0000EE"/>
-            <w:u w:val="single"/>
-          </w:rPr>
-          <w:t>Isaiah 26:3</w:t>
-        </w:r>
-      </w:hyperlink>
+      <w:r>
+        <w:rPr>
+          <w:lang w:val="en_US" w:bidi="en_US"/>
+        </w:rPr>
+        <w:t>Isaiah 26:3</w:t>
+      </w:r>
       <w:r>
         <w:rPr>
           <w:lang w:val="en_US" w:bidi="en_US"/>
         </w:rPr>
         <w:t xml:space="preserve">; </w:t>
       </w:r>
-      <w:hyperlink r:id="rId264">
-        <w:r>
-          <w:rPr>
-            <w:lang w:val="en_US" w:bidi="en_US"/>
-          </w:rPr>
-          <w:rPr>
-            <w:color w:val="0000EE"/>
-            <w:u w:val="single"/>
-          </w:rPr>
-          <w:t>John 14:27</w:t>
-        </w:r>
-      </w:hyperlink>
+      <w:r>
+        <w:rPr>
+          <w:lang w:val="en_US" w:bidi="en_US"/>
+        </w:rPr>
+        <w:t>John 14:27</w:t>
+      </w:r>
       <w:r>
         <w:rPr>
           <w:lang w:val="en_US" w:bidi="en_US"/>
         </w:rPr>
         <w:t xml:space="preserve">; </w:t>
       </w:r>
-      <w:hyperlink r:id="rId265">
-        <w:r>
-          <w:rPr>
-            <w:lang w:val="en_US" w:bidi="en_US"/>
-          </w:rPr>
-          <w:rPr>
-            <w:color w:val="0000EE"/>
-            <w:u w:val="single"/>
-          </w:rPr>
-          <w:t>Colossians 3:15</w:t>
-        </w:r>
-      </w:hyperlink>
+      <w:r>
+        <w:rPr>
+          <w:lang w:val="en_US" w:bidi="en_US"/>
+        </w:rPr>
+        <w:t>Colossians 3:15</w:t>
+      </w:r>
       <w:r>
         <w:rPr>
           <w:lang w:val="en_US" w:bidi="en_US"/>
@@ -10479,36 +8877,24 @@
         </w:rPr>
         <w:t>Paul urges the Philippians to focus on God's good gifts. Then, even when they suffer and are treated badly by others, they can live in a way that honors God and have peace in their hearts and mind (</w:t>
       </w:r>
-      <w:hyperlink r:id="rId266">
-        <w:r>
-          <w:rPr>
-            <w:lang w:val="en_US" w:bidi="en_US"/>
-          </w:rPr>
-          <w:rPr>
-            <w:color w:val="0000EE"/>
-            <w:u w:val="single"/>
-          </w:rPr>
-          <w:t>4:7</w:t>
-        </w:r>
-      </w:hyperlink>
+      <w:r>
+        <w:rPr>
+          <w:lang w:val="en_US" w:bidi="en_US"/>
+        </w:rPr>
+        <w:t>4:7</w:t>
+      </w:r>
       <w:r>
         <w:rPr>
           <w:lang w:val="en_US" w:bidi="en_US"/>
         </w:rPr>
         <w:t xml:space="preserve">, </w:t>
       </w:r>
-      <w:hyperlink r:id="rId200">
-        <w:r>
-          <w:rPr>
-            <w:lang w:val="en_US" w:bidi="en_US"/>
-          </w:rPr>
-          <w:rPr>
-            <w:color w:val="0000EE"/>
-            <w:u w:val="single"/>
-          </w:rPr>
-          <w:t>9</w:t>
-        </w:r>
-      </w:hyperlink>
+      <w:r>
+        <w:rPr>
+          <w:lang w:val="en_US" w:bidi="en_US"/>
+        </w:rPr>
+        <w:t>9</w:t>
+      </w:r>
       <w:r>
         <w:rPr>
           <w:lang w:val="en_US" w:bidi="en_US"/>
@@ -10570,72 +8956,48 @@
         </w:rPr>
         <w:t xml:space="preserve">: This refers to everything Paul had taught them by word and example about the kind of life God wants us to live (see </w:t>
       </w:r>
-      <w:hyperlink r:id="rId267">
-        <w:r>
-          <w:rPr>
-            <w:lang w:val="en_US" w:bidi="en_US"/>
-          </w:rPr>
-          <w:rPr>
-            <w:color w:val="0000EE"/>
-            <w:u w:val="single"/>
-          </w:rPr>
-          <w:t>3:17</w:t>
-        </w:r>
-      </w:hyperlink>
+      <w:r>
+        <w:rPr>
+          <w:lang w:val="en_US" w:bidi="en_US"/>
+        </w:rPr>
+        <w:t>3:17</w:t>
+      </w:r>
       <w:r>
         <w:rPr>
           <w:lang w:val="en_US" w:bidi="en_US"/>
         </w:rPr>
         <w:t xml:space="preserve">; </w:t>
       </w:r>
-      <w:hyperlink r:id="rId201">
-        <w:r>
-          <w:rPr>
-            <w:lang w:val="en_US" w:bidi="en_US"/>
-          </w:rPr>
-          <w:rPr>
-            <w:color w:val="0000EE"/>
-            <w:u w:val="single"/>
-          </w:rPr>
-          <w:t>1 Corinthians 4:6</w:t>
-        </w:r>
-      </w:hyperlink>
+      <w:r>
+        <w:rPr>
+          <w:lang w:val="en_US" w:bidi="en_US"/>
+        </w:rPr>
+        <w:t>1 Corinthians 4:6</w:t>
+      </w:r>
       <w:r>
         <w:rPr>
           <w:lang w:val="en_US" w:bidi="en_US"/>
         </w:rPr>
         <w:t xml:space="preserve">, </w:t>
       </w:r>
-      <w:hyperlink r:id="rId202">
-        <w:r>
-          <w:rPr>
-            <w:lang w:val="en_US" w:bidi="en_US"/>
-          </w:rPr>
-          <w:rPr>
-            <w:color w:val="0000EE"/>
-            <w:u w:val="single"/>
-          </w:rPr>
-          <w:t>16–17</w:t>
-        </w:r>
-      </w:hyperlink>
+      <w:r>
+        <w:rPr>
+          <w:lang w:val="en_US" w:bidi="en_US"/>
+        </w:rPr>
+        <w:t>16–17</w:t>
+      </w:r>
       <w:r>
         <w:rPr>
           <w:lang w:val="en_US" w:bidi="en_US"/>
         </w:rPr>
         <w:t xml:space="preserve">; </w:t>
       </w:r>
-      <w:hyperlink r:id="rId204">
-        <w:r>
-          <w:rPr>
-            <w:lang w:val="en_US" w:bidi="en_US"/>
-          </w:rPr>
-          <w:rPr>
-            <w:color w:val="0000EE"/>
-            <w:u w:val="single"/>
-          </w:rPr>
-          <w:t>2 Thessalonians 3:7–9</w:t>
-        </w:r>
-      </w:hyperlink>
+      <w:r>
+        <w:rPr>
+          <w:lang w:val="en_US" w:bidi="en_US"/>
+        </w:rPr>
+        <w:t>2 Thessalonians 3:7–9</w:t>
+      </w:r>
       <w:r>
         <w:rPr>
           <w:lang w:val="en_US" w:bidi="en_US"/>
@@ -10841,90 +9203,60 @@
         </w:rPr>
         <w:t xml:space="preserve">: With Christ's help, Paul had the strength to do everything. In all situations, Paul relied on the strength of Christ, who lived in him and worked through him. This was especially true during times of suffering (see </w:t>
       </w:r>
-      <w:hyperlink r:id="rId268">
-        <w:r>
-          <w:rPr>
-            <w:lang w:val="en_US" w:bidi="en_US"/>
-          </w:rPr>
-          <w:rPr>
-            <w:color w:val="0000EE"/>
-            <w:u w:val="single"/>
-          </w:rPr>
-          <w:t>2 Corinthians 1:8–10</w:t>
-        </w:r>
-      </w:hyperlink>
+      <w:r>
+        <w:rPr>
+          <w:lang w:val="en_US" w:bidi="en_US"/>
+        </w:rPr>
+        <w:t>2 Corinthians 1:8–10</w:t>
+      </w:r>
       <w:r>
         <w:rPr>
           <w:lang w:val="en_US" w:bidi="en_US"/>
         </w:rPr>
         <w:t xml:space="preserve">; </w:t>
       </w:r>
-      <w:hyperlink r:id="rId269">
-        <w:r>
-          <w:rPr>
-            <w:lang w:val="en_US" w:bidi="en_US"/>
-          </w:rPr>
-          <w:rPr>
-            <w:color w:val="0000EE"/>
-            <w:u w:val="single"/>
-          </w:rPr>
-          <w:t>4:7–12</w:t>
-        </w:r>
-      </w:hyperlink>
+      <w:r>
+        <w:rPr>
+          <w:lang w:val="en_US" w:bidi="en_US"/>
+        </w:rPr>
+        <w:t>4:7–12</w:t>
+      </w:r>
       <w:r>
         <w:rPr>
           <w:lang w:val="en_US" w:bidi="en_US"/>
         </w:rPr>
         <w:t xml:space="preserve">; </w:t>
       </w:r>
-      <w:hyperlink r:id="rId270">
-        <w:r>
-          <w:rPr>
-            <w:lang w:val="en_US" w:bidi="en_US"/>
-          </w:rPr>
-          <w:rPr>
-            <w:color w:val="0000EE"/>
-            <w:u w:val="single"/>
-          </w:rPr>
-          <w:t>12:8–10</w:t>
-        </w:r>
-      </w:hyperlink>
+      <w:r>
+        <w:rPr>
+          <w:lang w:val="en_US" w:bidi="en_US"/>
+        </w:rPr>
+        <w:t>12:8–10</w:t>
+      </w:r>
       <w:r>
         <w:rPr>
           <w:lang w:val="en_US" w:bidi="en_US"/>
         </w:rPr>
         <w:t xml:space="preserve">; </w:t>
       </w:r>
-      <w:hyperlink r:id="rId271">
-        <w:r>
-          <w:rPr>
-            <w:lang w:val="en_US" w:bidi="en_US"/>
-          </w:rPr>
-          <w:rPr>
-            <w:color w:val="0000EE"/>
-            <w:u w:val="single"/>
-          </w:rPr>
-          <w:t>Galatians 2:20</w:t>
-        </w:r>
-      </w:hyperlink>
+      <w:r>
+        <w:rPr>
+          <w:lang w:val="en_US" w:bidi="en_US"/>
+        </w:rPr>
+        <w:t>Galatians 2:20</w:t>
+      </w:r>
       <w:r>
         <w:rPr>
           <w:lang w:val="en_US" w:bidi="en_US"/>
         </w:rPr>
         <w:t xml:space="preserve">; </w:t>
       </w:r>
-      <w:hyperlink r:id="rId272">
-        <w:r>
-          <w:rPr>
-            <w:lang w:val="en_US" w:bidi="en_US"/>
-          </w:rPr>
-          <w:rPr>
-            <w:color w:val="0000EE"/>
-            <w:u w:val="single"/>
-          </w:rPr>
-          <w:t>Colossians 1:27</w:t>
-        </w:r>
-      </w:hyperlink>
+      <w:r>
+        <w:rPr>
+          <w:lang w:val="en_US" w:bidi="en_US"/>
+        </w:rPr>
+        <w:t>Colossians 1:27</w:t>
+      </w:r>
       <w:r>
         <w:rPr>
           <w:lang w:val="en_US" w:bidi="en_US"/>
@@ -11045,36 +9377,24 @@
         </w:rPr>
         <w:t xml:space="preserve"> Paul chose not to accept money from the Corinthians, because he was concerned it might harm how they understood the good news about Jesus (</w:t>
       </w:r>
-      <w:hyperlink r:id="rId273">
-        <w:r>
-          <w:rPr>
-            <w:lang w:val="en_US" w:bidi="en_US"/>
-          </w:rPr>
-          <w:rPr>
-            <w:color w:val="0000EE"/>
-            <w:u w:val="single"/>
-          </w:rPr>
-          <w:t>1 Corinthians 9:11–18</w:t>
-        </w:r>
-      </w:hyperlink>
+      <w:r>
+        <w:rPr>
+          <w:lang w:val="en_US" w:bidi="en_US"/>
+        </w:rPr>
+        <w:t>1 Corinthians 9:11–18</w:t>
+      </w:r>
       <w:r>
         <w:rPr>
           <w:lang w:val="en_US" w:bidi="en_US"/>
         </w:rPr>
         <w:t xml:space="preserve">; </w:t>
       </w:r>
-      <w:hyperlink r:id="rId274">
-        <w:r>
-          <w:rPr>
-            <w:lang w:val="en_US" w:bidi="en_US"/>
-          </w:rPr>
-          <w:rPr>
-            <w:color w:val="0000EE"/>
-            <w:u w:val="single"/>
-          </w:rPr>
-          <w:t>2 Corinthians 11:7–12</w:t>
-        </w:r>
-      </w:hyperlink>
+      <w:r>
+        <w:rPr>
+          <w:lang w:val="en_US" w:bidi="en_US"/>
+        </w:rPr>
+        <w:t>2 Corinthians 11:7–12</w:t>
+      </w:r>
       <w:r>
         <w:rPr>
           <w:lang w:val="en_US" w:bidi="en_US"/>
@@ -11113,18 +9433,12 @@
         </w:rPr>
         <w:t xml:space="preserve"> This refers to when Paul first preached the good news in Philippi (See </w:t>
       </w:r>
-      <w:hyperlink r:id="rId19">
-        <w:r>
-          <w:rPr>
-            <w:lang w:val="en_US" w:bidi="en_US"/>
-          </w:rPr>
-          <w:rPr>
-            <w:color w:val="0000EE"/>
-            <w:u w:val="single"/>
-          </w:rPr>
-          <w:t>Acts 16:11–40</w:t>
-        </w:r>
-      </w:hyperlink>
+      <w:r>
+        <w:rPr>
+          <w:lang w:val="en_US" w:bidi="en_US"/>
+        </w:rPr>
+        <w:t>Acts 16:11–40</w:t>
+      </w:r>
       <w:r>
         <w:rPr>
           <w:lang w:val="en_US" w:bidi="en_US"/>
@@ -11179,54 +9493,36 @@
         </w:rPr>
         <w:t xml:space="preserve">After Paul left Philippi (see </w:t>
       </w:r>
-      <w:hyperlink r:id="rId275">
-        <w:r>
-          <w:rPr>
-            <w:lang w:val="en_US" w:bidi="en_US"/>
-          </w:rPr>
-          <w:rPr>
-            <w:color w:val="0000EE"/>
-            <w:u w:val="single"/>
-          </w:rPr>
-          <w:t>4:15</w:t>
-        </w:r>
-      </w:hyperlink>
+      <w:r>
+        <w:rPr>
+          <w:lang w:val="en_US" w:bidi="en_US"/>
+        </w:rPr>
+        <w:t>4:15</w:t>
+      </w:r>
       <w:r>
         <w:rPr>
           <w:lang w:val="en_US" w:bidi="en_US"/>
         </w:rPr>
         <w:t xml:space="preserve">), he traveled to Thessalonica (see </w:t>
       </w:r>
-      <w:hyperlink r:id="rId276">
-        <w:r>
-          <w:rPr>
-            <w:lang w:val="en_US" w:bidi="en_US"/>
-          </w:rPr>
-          <w:rPr>
-            <w:color w:val="0000EE"/>
-            <w:u w:val="single"/>
-          </w:rPr>
-          <w:t>Acts 17:1–8</w:t>
-        </w:r>
-      </w:hyperlink>
+      <w:r>
+        <w:rPr>
+          <w:lang w:val="en_US" w:bidi="en_US"/>
+        </w:rPr>
+        <w:t>Acts 17:1–8</w:t>
+      </w:r>
       <w:r>
         <w:rPr>
           <w:lang w:val="en_US" w:bidi="en_US"/>
         </w:rPr>
         <w:t xml:space="preserve">; compare </w:t>
       </w:r>
-      <w:hyperlink r:id="rId277">
-        <w:r>
-          <w:rPr>
-            <w:lang w:val="en_US" w:bidi="en_US"/>
-          </w:rPr>
-          <w:rPr>
-            <w:color w:val="0000EE"/>
-            <w:u w:val="single"/>
-          </w:rPr>
-          <w:t>1 Thessalonians 2:1–14</w:t>
-        </w:r>
-      </w:hyperlink>
+      <w:r>
+        <w:rPr>
+          <w:lang w:val="en_US" w:bidi="en_US"/>
+        </w:rPr>
+        <w:t>1 Thessalonians 2:1–14</w:t>
+      </w:r>
       <w:r>
         <w:rPr>
           <w:lang w:val="en_US" w:bidi="en_US"/>
@@ -11292,90 +9588,60 @@
         </w:rPr>
         <w:t xml:space="preserve"> Paul preferred to support himself financially (see </w:t>
       </w:r>
-      <w:hyperlink r:id="rId278">
-        <w:r>
-          <w:rPr>
-            <w:lang w:val="en_US" w:bidi="en_US"/>
-          </w:rPr>
-          <w:rPr>
-            <w:color w:val="0000EE"/>
-            <w:u w:val="single"/>
-          </w:rPr>
-          <w:t>Acts 18:3</w:t>
-        </w:r>
-      </w:hyperlink>
+      <w:r>
+        <w:rPr>
+          <w:lang w:val="en_US" w:bidi="en_US"/>
+        </w:rPr>
+        <w:t>Acts 18:3</w:t>
+      </w:r>
       <w:r>
         <w:rPr>
           <w:lang w:val="en_US" w:bidi="en_US"/>
         </w:rPr>
         <w:t xml:space="preserve">; </w:t>
       </w:r>
-      <w:hyperlink r:id="rId279">
-        <w:r>
-          <w:rPr>
-            <w:lang w:val="en_US" w:bidi="en_US"/>
-          </w:rPr>
-          <w:rPr>
-            <w:color w:val="0000EE"/>
-            <w:u w:val="single"/>
-          </w:rPr>
-          <w:t>1 Corinthians 4:12</w:t>
-        </w:r>
-      </w:hyperlink>
+      <w:r>
+        <w:rPr>
+          <w:lang w:val="en_US" w:bidi="en_US"/>
+        </w:rPr>
+        <w:t>1 Corinthians 4:12</w:t>
+      </w:r>
       <w:r>
         <w:rPr>
           <w:lang w:val="en_US" w:bidi="en_US"/>
         </w:rPr>
         <w:t xml:space="preserve">; </w:t>
       </w:r>
-      <w:hyperlink r:id="rId280">
-        <w:r>
-          <w:rPr>
-            <w:lang w:val="en_US" w:bidi="en_US"/>
-          </w:rPr>
-          <w:rPr>
-            <w:color w:val="0000EE"/>
-            <w:u w:val="single"/>
-          </w:rPr>
-          <w:t>9:3–18</w:t>
-        </w:r>
-      </w:hyperlink>
+      <w:r>
+        <w:rPr>
+          <w:lang w:val="en_US" w:bidi="en_US"/>
+        </w:rPr>
+        <w:t>9:3–18</w:t>
+      </w:r>
       <w:r>
         <w:rPr>
           <w:lang w:val="en_US" w:bidi="en_US"/>
         </w:rPr>
         <w:t xml:space="preserve">; </w:t>
       </w:r>
-      <w:hyperlink r:id="rId281">
-        <w:r>
-          <w:rPr>
-            <w:lang w:val="en_US" w:bidi="en_US"/>
-          </w:rPr>
-          <w:rPr>
-            <w:color w:val="0000EE"/>
-            <w:u w:val="single"/>
-          </w:rPr>
-          <w:t>2 Corinthians 11:7–11</w:t>
-        </w:r>
-      </w:hyperlink>
+      <w:r>
+        <w:rPr>
+          <w:lang w:val="en_US" w:bidi="en_US"/>
+        </w:rPr>
+        <w:t>2 Corinthians 11:7–11</w:t>
+      </w:r>
       <w:r>
         <w:rPr>
           <w:lang w:val="en_US" w:bidi="en_US"/>
         </w:rPr>
         <w:t xml:space="preserve">; </w:t>
       </w:r>
-      <w:hyperlink r:id="rId282">
-        <w:r>
-          <w:rPr>
-            <w:lang w:val="en_US" w:bidi="en_US"/>
-          </w:rPr>
-          <w:rPr>
-            <w:color w:val="0000EE"/>
-            <w:u w:val="single"/>
-          </w:rPr>
-          <w:t>12:14–15</w:t>
-        </w:r>
-      </w:hyperlink>
+      <w:r>
+        <w:rPr>
+          <w:lang w:val="en_US" w:bidi="en_US"/>
+        </w:rPr>
+        <w:t>12:14–15</w:t>
+      </w:r>
       <w:r>
         <w:rPr>
           <w:lang w:val="en_US" w:bidi="en_US"/>
@@ -11452,18 +9718,12 @@
         </w:rPr>
         <w:t xml:space="preserve">Epaphroditus had carried the gifts from Philippi (see also </w:t>
       </w:r>
-      <w:hyperlink r:id="rId283">
-        <w:r>
-          <w:rPr>
-            <w:lang w:val="en_US" w:bidi="en_US"/>
-          </w:rPr>
-          <w:rPr>
-            <w:color w:val="0000EE"/>
-            <w:u w:val="single"/>
-          </w:rPr>
-          <w:t>2:25–30</w:t>
-        </w:r>
-      </w:hyperlink>
+      <w:r>
+        <w:rPr>
+          <w:lang w:val="en_US" w:bidi="en_US"/>
+        </w:rPr>
+        <w:t>2:25–30</w:t>
+      </w:r>
       <w:r>
         <w:rPr>
           <w:lang w:val="en_US" w:bidi="en_US"/>
@@ -11495,162 +9755,108 @@
         </w:rPr>
         <w:t xml:space="preserve">: In the Old Testament, acceptable offerings were a pleasing fragrance to God (see </w:t>
       </w:r>
-      <w:hyperlink r:id="rId284">
-        <w:r>
-          <w:rPr>
-            <w:lang w:val="en_US" w:bidi="en_US"/>
-          </w:rPr>
-          <w:rPr>
-            <w:color w:val="0000EE"/>
-            <w:u w:val="single"/>
-          </w:rPr>
-          <w:t>Leviticus 1:9</w:t>
-        </w:r>
-      </w:hyperlink>
+      <w:r>
+        <w:rPr>
+          <w:lang w:val="en_US" w:bidi="en_US"/>
+        </w:rPr>
+        <w:t>Leviticus 1:9</w:t>
+      </w:r>
       <w:r>
         <w:rPr>
           <w:lang w:val="en_US" w:bidi="en_US"/>
         </w:rPr>
         <w:t xml:space="preserve">, </w:t>
       </w:r>
-      <w:hyperlink r:id="rId285">
-        <w:r>
-          <w:rPr>
-            <w:lang w:val="en_US" w:bidi="en_US"/>
-          </w:rPr>
-          <w:rPr>
-            <w:color w:val="0000EE"/>
-            <w:u w:val="single"/>
-          </w:rPr>
-          <w:t>13</w:t>
-        </w:r>
-      </w:hyperlink>
+      <w:r>
+        <w:rPr>
+          <w:lang w:val="en_US" w:bidi="en_US"/>
+        </w:rPr>
+        <w:t>13</w:t>
+      </w:r>
       <w:r>
         <w:rPr>
           <w:lang w:val="en_US" w:bidi="en_US"/>
         </w:rPr>
         <w:t xml:space="preserve">, </w:t>
       </w:r>
-      <w:hyperlink r:id="rId286">
-        <w:r>
-          <w:rPr>
-            <w:lang w:val="en_US" w:bidi="en_US"/>
-          </w:rPr>
-          <w:rPr>
-            <w:color w:val="0000EE"/>
-            <w:u w:val="single"/>
-          </w:rPr>
-          <w:t>17</w:t>
-        </w:r>
-      </w:hyperlink>
+      <w:r>
+        <w:rPr>
+          <w:lang w:val="en_US" w:bidi="en_US"/>
+        </w:rPr>
+        <w:t>17</w:t>
+      </w:r>
       <w:r>
         <w:rPr>
           <w:lang w:val="en_US" w:bidi="en_US"/>
         </w:rPr>
         <w:t xml:space="preserve">; </w:t>
       </w:r>
-      <w:hyperlink r:id="rId287">
-        <w:r>
-          <w:rPr>
-            <w:lang w:val="en_US" w:bidi="en_US"/>
-          </w:rPr>
-          <w:rPr>
-            <w:color w:val="0000EE"/>
-            <w:u w:val="single"/>
-          </w:rPr>
-          <w:t>2:2</w:t>
-        </w:r>
-      </w:hyperlink>
+      <w:r>
+        <w:rPr>
+          <w:lang w:val="en_US" w:bidi="en_US"/>
+        </w:rPr>
+        <w:t>2:2</w:t>
+      </w:r>
       <w:r>
         <w:rPr>
           <w:lang w:val="en_US" w:bidi="en_US"/>
         </w:rPr>
         <w:t xml:space="preserve">, </w:t>
       </w:r>
-      <w:hyperlink r:id="rId288">
-        <w:r>
-          <w:rPr>
-            <w:lang w:val="en_US" w:bidi="en_US"/>
-          </w:rPr>
-          <w:rPr>
-            <w:color w:val="0000EE"/>
-            <w:u w:val="single"/>
-          </w:rPr>
-          <w:t>9</w:t>
-        </w:r>
-      </w:hyperlink>
+      <w:r>
+        <w:rPr>
+          <w:lang w:val="en_US" w:bidi="en_US"/>
+        </w:rPr>
+        <w:t>9</w:t>
+      </w:r>
       <w:r>
         <w:rPr>
           <w:lang w:val="en_US" w:bidi="en_US"/>
         </w:rPr>
         <w:t xml:space="preserve">; </w:t>
       </w:r>
-      <w:hyperlink r:id="rId289">
-        <w:r>
-          <w:rPr>
-            <w:lang w:val="en_US" w:bidi="en_US"/>
-          </w:rPr>
-          <w:rPr>
-            <w:color w:val="0000EE"/>
-            <w:u w:val="single"/>
-          </w:rPr>
-          <w:t>3:5</w:t>
-        </w:r>
-      </w:hyperlink>
+      <w:r>
+        <w:rPr>
+          <w:lang w:val="en_US" w:bidi="en_US"/>
+        </w:rPr>
+        <w:t>3:5</w:t>
+      </w:r>
       <w:r>
         <w:rPr>
           <w:lang w:val="en_US" w:bidi="en_US"/>
         </w:rPr>
         <w:t xml:space="preserve">, </w:t>
       </w:r>
-      <w:hyperlink r:id="rId290">
-        <w:r>
-          <w:rPr>
-            <w:lang w:val="en_US" w:bidi="en_US"/>
-          </w:rPr>
-          <w:rPr>
-            <w:color w:val="0000EE"/>
-            <w:u w:val="single"/>
-          </w:rPr>
-          <w:t>16</w:t>
-        </w:r>
-      </w:hyperlink>
+      <w:r>
+        <w:rPr>
+          <w:lang w:val="en_US" w:bidi="en_US"/>
+        </w:rPr>
+        <w:t>16</w:t>
+      </w:r>
       <w:r>
         <w:rPr>
           <w:lang w:val="en_US" w:bidi="en_US"/>
         </w:rPr>
         <w:t xml:space="preserve">; compare </w:t>
       </w:r>
-      <w:hyperlink r:id="rId128">
-        <w:r>
-          <w:rPr>
-            <w:lang w:val="en_US" w:bidi="en_US"/>
-          </w:rPr>
-          <w:rPr>
-            <w:color w:val="0000EE"/>
-            <w:u w:val="single"/>
-          </w:rPr>
-          <w:t>Romans 12:1</w:t>
-        </w:r>
-      </w:hyperlink>
+      <w:r>
+        <w:rPr>
+          <w:lang w:val="en_US" w:bidi="en_US"/>
+        </w:rPr>
+        <w:t>Romans 12:1</w:t>
+      </w:r>
       <w:r>
         <w:rPr>
           <w:lang w:val="en_US" w:bidi="en_US"/>
         </w:rPr>
         <w:t xml:space="preserve">; </w:t>
       </w:r>
-      <w:hyperlink r:id="rId291">
-        <w:r>
-          <w:rPr>
-            <w:lang w:val="en_US" w:bidi="en_US"/>
-          </w:rPr>
-          <w:rPr>
-            <w:color w:val="0000EE"/>
-            <w:u w:val="single"/>
-          </w:rPr>
-          <w:t>Ephesians 5:2</w:t>
-        </w:r>
-      </w:hyperlink>
+      <w:r>
+        <w:rPr>
+          <w:lang w:val="en_US" w:bidi="en_US"/>
+        </w:rPr>
+        <w:t>Ephesians 5:2</w:t>
+      </w:r>
       <w:r>
         <w:rPr>
           <w:lang w:val="en_US" w:bidi="en_US"/>
@@ -11753,18 +9959,12 @@
         </w:rPr>
         <w:t xml:space="preserve">Some people in Caesar's household were believers working for the Roman government. Paul might have share the good news about Jesus with them while he was in prison. They might have been especially close to Paul and worried about him in prison (see </w:t>
       </w:r>
-      <w:hyperlink r:id="rId292">
-        <w:r>
-          <w:rPr>
-            <w:lang w:val="en_US" w:bidi="en_US"/>
-          </w:rPr>
-          <w:rPr>
-            <w:color w:val="0000EE"/>
-            <w:u w:val="single"/>
-          </w:rPr>
-          <w:t>1:13</w:t>
-        </w:r>
-      </w:hyperlink>
+      <w:r>
+        <w:rPr>
+          <w:lang w:val="en_US" w:bidi="en_US"/>
+        </w:rPr>
+        <w:t>1:13</w:t>
+      </w:r>
       <w:r>
         <w:rPr>
           <w:lang w:val="en_US" w:bidi="en_US"/>
@@ -11823,18 +10023,12 @@
         </w:rPr>
         <w:t xml:space="preserve">At the end of his letters, Paul often asks that the grace of the Lord Jesus Christ be with the people he is writing to (see also </w:t>
       </w:r>
-      <w:hyperlink r:id="rId293">
-        <w:r>
-          <w:rPr>
-            <w:lang w:val="en_US" w:bidi="en_US"/>
-          </w:rPr>
-          <w:rPr>
-            <w:color w:val="0000EE"/>
-            <w:u w:val="single"/>
-          </w:rPr>
-          <w:t>1:2</w:t>
-        </w:r>
-      </w:hyperlink>
+      <w:r>
+        <w:rPr>
+          <w:lang w:val="en_US" w:bidi="en_US"/>
+        </w:rPr>
+        <w:t>1:2</w:t>
+      </w:r>
       <w:r>
         <w:rPr>
           <w:lang w:val="en_US" w:bidi="en_US"/>
